--- a/Kubernetes/15-installation.docx
+++ b/Kubernetes/15-installation.docx
@@ -874,6 +874,7 @@
           <w:numId w:val="1"/>
         </w:numPr>
         <w:ind w:left="360"/>
+        <w:jc w:val="both"/>
         <w:rPr>
           <w:rFonts w:asciiTheme="majorBidi" w:hAnsiTheme="majorBidi" w:cstheme="majorBidi"/>
           <w:b/>
@@ -901,6 +902,7 @@
           <w:numId w:val="2"/>
         </w:numPr>
         <w:spacing w:after="40"/>
+        <w:jc w:val="both"/>
         <w:rPr>
           <w:rFonts w:asciiTheme="majorBidi" w:hAnsiTheme="majorBidi" w:cstheme="majorBidi"/>
           <w:b/>
@@ -942,6 +944,7 @@
       <w:pPr>
         <w:spacing w:after="100"/>
         <w:ind w:left="720"/>
+        <w:jc w:val="both"/>
         <w:rPr>
           <w:rFonts w:asciiTheme="majorBidi" w:hAnsiTheme="majorBidi" w:cstheme="majorBidi"/>
           <w:sz w:val="28"/>
@@ -965,6 +968,7 @@
           <w:numId w:val="2"/>
         </w:numPr>
         <w:spacing w:after="40"/>
+        <w:jc w:val="both"/>
         <w:rPr>
           <w:rFonts w:asciiTheme="majorBidi" w:hAnsiTheme="majorBidi" w:cstheme="majorBidi"/>
           <w:b/>
@@ -1023,6 +1027,7 @@
     <w:p>
       <w:pPr>
         <w:ind w:left="720"/>
+        <w:jc w:val="both"/>
         <w:rPr>
           <w:rFonts w:asciiTheme="majorBidi" w:hAnsiTheme="majorBidi" w:cstheme="majorBidi"/>
           <w:sz w:val="28"/>
@@ -1046,6 +1051,7 @@
           <w:numId w:val="3"/>
         </w:numPr>
         <w:ind w:left="360"/>
+        <w:jc w:val="both"/>
         <w:rPr>
           <w:rFonts w:asciiTheme="majorBidi" w:hAnsiTheme="majorBidi" w:cstheme="majorBidi"/>
           <w:b/>
@@ -1072,6 +1078,7 @@
           <w:ilvl w:val="0"/>
           <w:numId w:val="4"/>
         </w:numPr>
+        <w:jc w:val="both"/>
         <w:rPr>
           <w:rFonts w:asciiTheme="majorBidi" w:hAnsiTheme="majorBidi" w:cstheme="majorBidi"/>
           <w:b/>
@@ -1099,6 +1106,7 @@
           <w:numId w:val="5"/>
         </w:numPr>
         <w:ind w:left="1080"/>
+        <w:jc w:val="both"/>
         <w:rPr>
           <w:rFonts w:asciiTheme="majorBidi" w:hAnsiTheme="majorBidi" w:cstheme="majorBidi"/>
           <w:sz w:val="28"/>
@@ -1122,6 +1130,7 @@
           <w:numId w:val="5"/>
         </w:numPr>
         <w:ind w:left="1080"/>
+        <w:jc w:val="both"/>
         <w:rPr>
           <w:rFonts w:asciiTheme="majorBidi" w:hAnsiTheme="majorBidi" w:cstheme="majorBidi"/>
           <w:sz w:val="28"/>
@@ -1145,6 +1154,7 @@
           <w:numId w:val="5"/>
         </w:numPr>
         <w:ind w:left="1080"/>
+        <w:jc w:val="both"/>
         <w:rPr>
           <w:rFonts w:asciiTheme="majorBidi" w:hAnsiTheme="majorBidi" w:cstheme="majorBidi"/>
           <w:sz w:val="28"/>
@@ -1167,6 +1177,7 @@
           <w:ilvl w:val="0"/>
           <w:numId w:val="7"/>
         </w:numPr>
+        <w:jc w:val="both"/>
         <w:rPr>
           <w:rFonts w:asciiTheme="majorBidi" w:hAnsiTheme="majorBidi" w:cstheme="majorBidi"/>
           <w:b/>
@@ -1194,6 +1205,7 @@
           <w:numId w:val="6"/>
         </w:numPr>
         <w:ind w:left="1080"/>
+        <w:jc w:val="both"/>
         <w:rPr>
           <w:rFonts w:asciiTheme="majorBidi" w:hAnsiTheme="majorBidi" w:cstheme="majorBidi"/>
           <w:sz w:val="28"/>
@@ -1217,6 +1229,7 @@
           <w:numId w:val="6"/>
         </w:numPr>
         <w:ind w:left="1080"/>
+        <w:jc w:val="both"/>
         <w:rPr>
           <w:rFonts w:asciiTheme="majorBidi" w:hAnsiTheme="majorBidi" w:cstheme="majorBidi"/>
           <w:sz w:val="28"/>
@@ -1241,6 +1254,7 @@
         </w:numPr>
         <w:spacing w:after="60"/>
         <w:ind w:left="1080"/>
+        <w:jc w:val="both"/>
         <w:rPr>
           <w:rFonts w:asciiTheme="majorBidi" w:hAnsiTheme="majorBidi" w:cstheme="majorBidi"/>
           <w:sz w:val="28"/>
@@ -1259,6 +1273,7 @@
     <w:p>
       <w:pPr>
         <w:ind w:left="720"/>
+        <w:jc w:val="both"/>
         <w:rPr>
           <w:rFonts w:asciiTheme="majorBidi" w:hAnsiTheme="majorBidi" w:cstheme="majorBidi"/>
           <w:sz w:val="28"/>
@@ -1300,6 +1315,7 @@
           <w:numId w:val="8"/>
         </w:numPr>
         <w:ind w:left="360"/>
+        <w:jc w:val="both"/>
         <w:rPr>
           <w:rFonts w:asciiTheme="majorBidi" w:hAnsiTheme="majorBidi" w:cstheme="majorBidi"/>
           <w:b/>
@@ -1327,6 +1343,7 @@
           <w:ilvl w:val="0"/>
           <w:numId w:val="9"/>
         </w:numPr>
+        <w:jc w:val="both"/>
         <w:rPr>
           <w:rFonts w:asciiTheme="majorBidi" w:hAnsiTheme="majorBidi" w:cstheme="majorBidi"/>
           <w:sz w:val="28"/>
@@ -1376,6 +1393,7 @@
           <w:numId w:val="10"/>
         </w:numPr>
         <w:ind w:left="1080"/>
+        <w:jc w:val="both"/>
         <w:rPr>
           <w:rFonts w:asciiTheme="majorBidi" w:hAnsiTheme="majorBidi" w:cstheme="majorBidi"/>
           <w:sz w:val="28"/>
@@ -1399,6 +1417,7 @@
           <w:numId w:val="10"/>
         </w:numPr>
         <w:ind w:left="1080"/>
+        <w:jc w:val="both"/>
         <w:rPr>
           <w:rFonts w:asciiTheme="majorBidi" w:hAnsiTheme="majorBidi" w:cstheme="majorBidi"/>
           <w:sz w:val="28"/>
@@ -1432,6 +1451,7 @@
           <w:numId w:val="10"/>
         </w:numPr>
         <w:ind w:left="1080"/>
+        <w:jc w:val="both"/>
         <w:rPr>
           <w:rFonts w:asciiTheme="majorBidi" w:hAnsiTheme="majorBidi" w:cstheme="majorBidi"/>
           <w:sz w:val="28"/>
@@ -1455,6 +1475,7 @@
           <w:numId w:val="10"/>
         </w:numPr>
         <w:ind w:left="1080"/>
+        <w:jc w:val="both"/>
         <w:rPr>
           <w:rFonts w:asciiTheme="majorBidi" w:hAnsiTheme="majorBidi" w:cstheme="majorBidi"/>
           <w:sz w:val="28"/>
@@ -1479,6 +1500,7 @@
         </w:numPr>
         <w:spacing w:after="40"/>
         <w:ind w:left="1080"/>
+        <w:jc w:val="both"/>
         <w:rPr>
           <w:rFonts w:asciiTheme="majorBidi" w:hAnsiTheme="majorBidi" w:cstheme="majorBidi"/>
           <w:sz w:val="28"/>
@@ -1497,6 +1519,7 @@
     <w:p>
       <w:pPr>
         <w:ind w:left="720"/>
+        <w:jc w:val="both"/>
         <w:rPr>
           <w:rFonts w:asciiTheme="majorBidi" w:hAnsiTheme="majorBidi" w:cstheme="majorBidi"/>
           <w:sz w:val="28"/>
@@ -1520,6 +1543,7 @@
           <w:numId w:val="11"/>
         </w:numPr>
         <w:ind w:left="360"/>
+        <w:jc w:val="both"/>
         <w:rPr>
           <w:rFonts w:asciiTheme="majorBidi" w:hAnsiTheme="majorBidi" w:cstheme="majorBidi"/>
           <w:b/>
@@ -1546,6 +1570,7 @@
           <w:ilvl w:val="0"/>
           <w:numId w:val="12"/>
         </w:numPr>
+        <w:jc w:val="both"/>
         <w:rPr>
           <w:rFonts w:asciiTheme="majorBidi" w:hAnsiTheme="majorBidi" w:cstheme="majorBidi"/>
           <w:b/>
@@ -1573,6 +1598,7 @@
           <w:numId w:val="13"/>
         </w:numPr>
         <w:ind w:left="1080"/>
+        <w:jc w:val="both"/>
         <w:rPr>
           <w:rFonts w:asciiTheme="majorBidi" w:hAnsiTheme="majorBidi" w:cstheme="majorBidi"/>
           <w:sz w:val="28"/>
@@ -1596,6 +1622,7 @@
           <w:numId w:val="13"/>
         </w:numPr>
         <w:ind w:left="1080"/>
+        <w:jc w:val="both"/>
         <w:rPr>
           <w:rFonts w:asciiTheme="majorBidi" w:hAnsiTheme="majorBidi" w:cstheme="majorBidi"/>
           <w:sz w:val="28"/>
@@ -1619,6 +1646,7 @@
           <w:numId w:val="13"/>
         </w:numPr>
         <w:ind w:left="1080"/>
+        <w:jc w:val="both"/>
         <w:rPr>
           <w:rFonts w:asciiTheme="majorBidi" w:hAnsiTheme="majorBidi" w:cstheme="majorBidi"/>
           <w:sz w:val="28"/>
@@ -1664,6 +1692,7 @@
           <w:numId w:val="13"/>
         </w:numPr>
         <w:ind w:left="1080"/>
+        <w:jc w:val="both"/>
         <w:rPr>
           <w:rFonts w:asciiTheme="majorBidi" w:hAnsiTheme="majorBidi" w:cstheme="majorBidi"/>
           <w:sz w:val="28"/>
@@ -1713,6 +1742,7 @@
           <w:numId w:val="14"/>
         </w:numPr>
         <w:spacing w:after="20"/>
+        <w:jc w:val="both"/>
         <w:rPr>
           <w:rFonts w:asciiTheme="majorBidi" w:hAnsiTheme="majorBidi" w:cstheme="majorBidi"/>
           <w:b/>
@@ -1735,6 +1765,7 @@
     <w:p>
       <w:pPr>
         <w:ind w:left="720"/>
+        <w:jc w:val="both"/>
         <w:rPr>
           <w:rFonts w:asciiTheme="majorBidi" w:hAnsiTheme="majorBidi" w:cstheme="majorBidi"/>
           <w:sz w:val="28"/>
@@ -2140,24 +2171,27 @@
     </w:p>
     <w:p>
       <w:pPr>
-        <w:rPr>
-          <w:rFonts w:asciiTheme="majorBidi" w:hAnsiTheme="majorBidi" w:cstheme="majorBidi"/>
-          <w:sz w:val="28"/>
-          <w:szCs w:val="28"/>
-        </w:rPr>
-      </w:pPr>
-    </w:p>
-    <w:p>
-      <w:pPr>
-        <w:rPr>
-          <w:rFonts w:asciiTheme="majorBidi" w:hAnsiTheme="majorBidi" w:cstheme="majorBidi"/>
-          <w:sz w:val="28"/>
-          <w:szCs w:val="28"/>
-        </w:rPr>
-      </w:pPr>
-    </w:p>
-    <w:p>
-      <w:pPr>
+        <w:jc w:val="both"/>
+        <w:rPr>
+          <w:rFonts w:asciiTheme="majorBidi" w:hAnsiTheme="majorBidi" w:cstheme="majorBidi"/>
+          <w:sz w:val="28"/>
+          <w:szCs w:val="28"/>
+        </w:rPr>
+      </w:pPr>
+    </w:p>
+    <w:p>
+      <w:pPr>
+        <w:jc w:val="both"/>
+        <w:rPr>
+          <w:rFonts w:asciiTheme="majorBidi" w:hAnsiTheme="majorBidi" w:cstheme="majorBidi"/>
+          <w:sz w:val="28"/>
+          <w:szCs w:val="28"/>
+        </w:rPr>
+      </w:pPr>
+    </w:p>
+    <w:p>
+      <w:pPr>
+        <w:jc w:val="both"/>
         <w:rPr>
           <w:rFonts w:asciiTheme="majorBidi" w:hAnsiTheme="majorBidi" w:cstheme="majorBidi"/>
           <w:sz w:val="4"/>
@@ -2169,6 +2203,7 @@
       <w:pPr>
         <w:spacing w:after="100"/>
         <w:ind w:left="720"/>
+        <w:jc w:val="both"/>
         <w:rPr>
           <w:rFonts w:asciiTheme="majorBidi" w:hAnsiTheme="majorBidi" w:cstheme="majorBidi"/>
           <w:sz w:val="28"/>
@@ -2192,6 +2227,7 @@
           <w:numId w:val="15"/>
         </w:numPr>
         <w:ind w:left="360"/>
+        <w:jc w:val="both"/>
         <w:rPr>
           <w:rFonts w:asciiTheme="majorBidi" w:hAnsiTheme="majorBidi" w:cstheme="majorBidi"/>
           <w:b/>
@@ -2218,6 +2254,7 @@
           <w:ilvl w:val="0"/>
           <w:numId w:val="16"/>
         </w:numPr>
+        <w:jc w:val="both"/>
         <w:rPr>
           <w:rFonts w:asciiTheme="majorBidi" w:hAnsiTheme="majorBidi" w:cstheme="majorBidi"/>
           <w:sz w:val="28"/>
@@ -2250,6 +2287,7 @@
           <w:ilvl w:val="0"/>
           <w:numId w:val="16"/>
         </w:numPr>
+        <w:jc w:val="both"/>
         <w:rPr>
           <w:rFonts w:asciiTheme="majorBidi" w:hAnsiTheme="majorBidi" w:cstheme="majorBidi"/>
           <w:sz w:val="28"/>
@@ -2284,6 +2322,7 @@
         </w:numPr>
         <w:spacing w:after="20"/>
         <w:ind w:left="360"/>
+        <w:jc w:val="both"/>
         <w:rPr>
           <w:rFonts w:asciiTheme="majorBidi" w:hAnsiTheme="majorBidi" w:cstheme="majorBidi"/>
           <w:b/>
@@ -2307,6 +2346,7 @@
       <w:pPr>
         <w:spacing w:after="120"/>
         <w:ind w:left="360"/>
+        <w:jc w:val="both"/>
         <w:rPr>
           <w:rFonts w:asciiTheme="majorBidi" w:hAnsiTheme="majorBidi" w:cstheme="majorBidi"/>
           <w:sz w:val="28"/>
@@ -3302,6 +3342,7 @@
       <w:pPr>
         <w:spacing w:after="80"/>
         <w:ind w:left="360"/>
+        <w:jc w:val="both"/>
         <w:rPr>
           <w:rFonts w:asciiTheme="majorBidi" w:hAnsiTheme="majorBidi" w:cstheme="majorBidi"/>
           <w:sz w:val="28"/>
@@ -3325,6 +3366,7 @@
           <w:numId w:val="36"/>
         </w:numPr>
         <w:ind w:left="720"/>
+        <w:jc w:val="both"/>
         <w:rPr>
           <w:rFonts w:asciiTheme="majorBidi" w:hAnsiTheme="majorBidi" w:cstheme="majorBidi"/>
           <w:b/>
@@ -3351,35 +3393,20 @@
           <w:ilvl w:val="0"/>
           <w:numId w:val="37"/>
         </w:numPr>
-        <w:rPr>
-          <w:rFonts w:asciiTheme="majorBidi" w:hAnsiTheme="majorBidi" w:cstheme="majorBidi"/>
-          <w:sz w:val="28"/>
-          <w:szCs w:val="28"/>
-        </w:rPr>
-      </w:pPr>
-      <w:r>
-        <w:rPr>
-          <w:rFonts w:asciiTheme="majorBidi" w:hAnsiTheme="majorBidi" w:cstheme="majorBidi"/>
-          <w:sz w:val="28"/>
-          <w:szCs w:val="28"/>
-        </w:rPr>
-        <w:t>Master</w:t>
-      </w:r>
-      <w:r>
-        <w:rPr>
-          <w:rFonts w:asciiTheme="majorBidi" w:hAnsiTheme="majorBidi" w:cstheme="majorBidi"/>
-          <w:sz w:val="28"/>
-          <w:szCs w:val="28"/>
-        </w:rPr>
-        <w:t xml:space="preserve"> </w:t>
-      </w:r>
-      <w:r>
-        <w:rPr>
-          <w:rFonts w:asciiTheme="majorBidi" w:hAnsiTheme="majorBidi" w:cstheme="majorBidi"/>
-          <w:sz w:val="28"/>
-          <w:szCs w:val="28"/>
-        </w:rPr>
-        <w:t xml:space="preserve">→ </w:t>
+        <w:jc w:val="both"/>
+        <w:rPr>
+          <w:rFonts w:asciiTheme="majorBidi" w:hAnsiTheme="majorBidi" w:cstheme="majorBidi"/>
+          <w:sz w:val="28"/>
+          <w:szCs w:val="28"/>
+        </w:rPr>
+      </w:pPr>
+      <w:r>
+        <w:rPr>
+          <w:rFonts w:asciiTheme="majorBidi" w:hAnsiTheme="majorBidi" w:cstheme="majorBidi"/>
+          <w:sz w:val="28"/>
+          <w:szCs w:val="28"/>
+        </w:rPr>
+        <w:t xml:space="preserve">Master → </w:t>
       </w:r>
       <w:proofErr w:type="spellStart"/>
       <w:r>
@@ -3441,35 +3468,20 @@
           <w:ilvl w:val="0"/>
           <w:numId w:val="37"/>
         </w:numPr>
-        <w:rPr>
-          <w:rFonts w:asciiTheme="majorBidi" w:hAnsiTheme="majorBidi" w:cstheme="majorBidi"/>
-          <w:sz w:val="28"/>
-          <w:szCs w:val="28"/>
-        </w:rPr>
-      </w:pPr>
-      <w:r>
-        <w:rPr>
-          <w:rFonts w:asciiTheme="majorBidi" w:hAnsiTheme="majorBidi" w:cstheme="majorBidi"/>
-          <w:sz w:val="28"/>
-          <w:szCs w:val="28"/>
-        </w:rPr>
-        <w:t>Worker</w:t>
-      </w:r>
-      <w:r>
-        <w:rPr>
-          <w:rFonts w:asciiTheme="majorBidi" w:hAnsiTheme="majorBidi" w:cstheme="majorBidi"/>
-          <w:sz w:val="28"/>
-          <w:szCs w:val="28"/>
-        </w:rPr>
-        <w:t xml:space="preserve"> </w:t>
-      </w:r>
-      <w:r>
-        <w:rPr>
-          <w:rFonts w:asciiTheme="majorBidi" w:hAnsiTheme="majorBidi" w:cstheme="majorBidi"/>
-          <w:sz w:val="28"/>
-          <w:szCs w:val="28"/>
-        </w:rPr>
-        <w:t xml:space="preserve">→ </w:t>
+        <w:jc w:val="both"/>
+        <w:rPr>
+          <w:rFonts w:asciiTheme="majorBidi" w:hAnsiTheme="majorBidi" w:cstheme="majorBidi"/>
+          <w:sz w:val="28"/>
+          <w:szCs w:val="28"/>
+        </w:rPr>
+      </w:pPr>
+      <w:r>
+        <w:rPr>
+          <w:rFonts w:asciiTheme="majorBidi" w:hAnsiTheme="majorBidi" w:cstheme="majorBidi"/>
+          <w:sz w:val="28"/>
+          <w:szCs w:val="28"/>
+        </w:rPr>
+        <w:t xml:space="preserve">Worker → </w:t>
       </w:r>
       <w:proofErr w:type="spellStart"/>
       <w:r>
@@ -3532,6 +3544,7 @@
           <w:numId w:val="38"/>
         </w:numPr>
         <w:ind w:left="720"/>
+        <w:jc w:val="both"/>
         <w:rPr>
           <w:rFonts w:asciiTheme="majorBidi" w:hAnsiTheme="majorBidi" w:cstheme="majorBidi"/>
           <w:b/>
@@ -3558,6 +3571,7 @@
           <w:ilvl w:val="0"/>
           <w:numId w:val="39"/>
         </w:numPr>
+        <w:jc w:val="both"/>
         <w:rPr>
           <w:rFonts w:asciiTheme="majorBidi" w:hAnsiTheme="majorBidi" w:cstheme="majorBidi"/>
           <w:b/>
@@ -3628,6 +3642,7 @@
           <w:ilvl w:val="0"/>
           <w:numId w:val="39"/>
         </w:numPr>
+        <w:jc w:val="both"/>
         <w:rPr>
           <w:rFonts w:asciiTheme="majorBidi" w:hAnsiTheme="majorBidi" w:cstheme="majorBidi"/>
           <w:b/>
@@ -3700,6 +3715,7 @@
         </w:numPr>
         <w:spacing w:after="40"/>
         <w:ind w:left="720"/>
+        <w:jc w:val="both"/>
         <w:rPr>
           <w:rFonts w:asciiTheme="majorBidi" w:hAnsiTheme="majorBidi" w:cstheme="majorBidi"/>
           <w:b/>
@@ -3723,6 +3739,7 @@
       <w:pPr>
         <w:spacing w:after="40"/>
         <w:ind w:left="720"/>
+        <w:jc w:val="both"/>
         <w:rPr>
           <w:rFonts w:asciiTheme="majorBidi" w:hAnsiTheme="majorBidi" w:cstheme="majorBidi"/>
           <w:sz w:val="28"/>
@@ -3745,6 +3762,7 @@
           <w:ilvl w:val="0"/>
           <w:numId w:val="41"/>
         </w:numPr>
+        <w:jc w:val="both"/>
         <w:rPr>
           <w:rFonts w:asciiTheme="majorBidi" w:hAnsiTheme="majorBidi" w:cstheme="majorBidi"/>
           <w:sz w:val="28"/>
@@ -3765,15 +3783,7 @@
           <w:sz w:val="28"/>
           <w:szCs w:val="28"/>
         </w:rPr>
-        <w:t xml:space="preserve"> </w:t>
-      </w:r>
-      <w:r>
-        <w:rPr>
-          <w:rFonts w:asciiTheme="majorBidi" w:hAnsiTheme="majorBidi" w:cstheme="majorBidi"/>
-          <w:sz w:val="28"/>
-          <w:szCs w:val="28"/>
-        </w:rPr>
-        <w:t xml:space="preserve">→ </w:t>
+        <w:t xml:space="preserve"> → </w:t>
       </w:r>
       <w:proofErr w:type="spellStart"/>
       <w:r>
@@ -3802,6 +3812,7 @@
           <w:numId w:val="41"/>
         </w:numPr>
         <w:spacing w:after="40"/>
+        <w:jc w:val="both"/>
         <w:rPr>
           <w:rFonts w:asciiTheme="majorBidi" w:hAnsiTheme="majorBidi" w:cstheme="majorBidi"/>
           <w:sz w:val="28"/>
@@ -3822,15 +3833,7 @@
           <w:sz w:val="28"/>
           <w:szCs w:val="28"/>
         </w:rPr>
-        <w:t xml:space="preserve"> </w:t>
-      </w:r>
-      <w:r>
-        <w:rPr>
-          <w:rFonts w:asciiTheme="majorBidi" w:hAnsiTheme="majorBidi" w:cstheme="majorBidi"/>
-          <w:sz w:val="28"/>
-          <w:szCs w:val="28"/>
-        </w:rPr>
-        <w:t xml:space="preserve">→ </w:t>
+        <w:t xml:space="preserve"> → </w:t>
       </w:r>
       <w:proofErr w:type="spellStart"/>
       <w:r>
@@ -4340,48 +4343,29 @@
       <w:pPr>
         <w:spacing w:after="40"/>
         <w:ind w:left="720"/>
-        <w:rPr>
-          <w:rFonts w:asciiTheme="majorBidi" w:hAnsiTheme="majorBidi" w:cstheme="majorBidi"/>
-          <w:sz w:val="28"/>
-          <w:szCs w:val="28"/>
-        </w:rPr>
-      </w:pPr>
-      <w:r>
-        <w:rPr>
-          <w:rFonts w:asciiTheme="majorBidi" w:hAnsiTheme="majorBidi" w:cstheme="majorBidi"/>
-          <w:sz w:val="28"/>
-          <w:szCs w:val="28"/>
-        </w:rPr>
-        <w:t xml:space="preserve">Then </w:t>
-      </w:r>
-      <w:r>
-        <w:rPr>
-          <w:rFonts w:asciiTheme="majorBidi" w:hAnsiTheme="majorBidi" w:cstheme="majorBidi"/>
-          <w:sz w:val="28"/>
-          <w:szCs w:val="28"/>
-        </w:rPr>
-        <w:t>Lock the package</w:t>
-      </w:r>
-      <w:r>
-        <w:rPr>
-          <w:rFonts w:asciiTheme="majorBidi" w:hAnsiTheme="majorBidi" w:cstheme="majorBidi"/>
-          <w:sz w:val="28"/>
-          <w:szCs w:val="28"/>
-        </w:rPr>
-        <w:t xml:space="preserve"> o</w:t>
-      </w:r>
-      <w:r>
-        <w:rPr>
-          <w:rFonts w:asciiTheme="majorBidi" w:hAnsiTheme="majorBidi" w:cstheme="majorBidi"/>
-          <w:sz w:val="28"/>
-          <w:szCs w:val="28"/>
-        </w:rPr>
-        <w:t xml:space="preserve">therwise a normal </w:t>
+        <w:jc w:val="both"/>
+        <w:rPr>
+          <w:rFonts w:asciiTheme="majorBidi" w:hAnsiTheme="majorBidi" w:cstheme="majorBidi"/>
+          <w:sz w:val="28"/>
+          <w:szCs w:val="28"/>
+        </w:rPr>
+      </w:pPr>
+      <w:r>
+        <w:rPr>
+          <w:rFonts w:asciiTheme="majorBidi" w:hAnsiTheme="majorBidi" w:cstheme="majorBidi"/>
+          <w:sz w:val="28"/>
+          <w:szCs w:val="28"/>
+        </w:rPr>
+        <w:t xml:space="preserve">Then Lock the package otherwise a normal </w:t>
       </w:r>
       <w:proofErr w:type="spellStart"/>
       <w:r>
         <w:rPr>
           <w:rFonts w:asciiTheme="majorBidi" w:hAnsiTheme="majorBidi" w:cstheme="majorBidi"/>
+          <w:b/>
+          <w:bCs/>
+          <w:i/>
+          <w:iCs/>
           <w:sz w:val="28"/>
           <w:szCs w:val="28"/>
         </w:rPr>
@@ -4391,10 +4375,22 @@
       <w:r>
         <w:rPr>
           <w:rFonts w:asciiTheme="majorBidi" w:hAnsiTheme="majorBidi" w:cstheme="majorBidi"/>
-          <w:sz w:val="28"/>
-          <w:szCs w:val="28"/>
-        </w:rPr>
-        <w:t xml:space="preserve"> update will upgrade it to 28.5 or 29.x.</w:t>
+          <w:b/>
+          <w:bCs/>
+          <w:i/>
+          <w:iCs/>
+          <w:sz w:val="28"/>
+          <w:szCs w:val="28"/>
+        </w:rPr>
+        <w:t xml:space="preserve"> update</w:t>
+      </w:r>
+      <w:r>
+        <w:rPr>
+          <w:rFonts w:asciiTheme="majorBidi" w:hAnsiTheme="majorBidi" w:cstheme="majorBidi"/>
+          <w:sz w:val="28"/>
+          <w:szCs w:val="28"/>
+        </w:rPr>
+        <w:t xml:space="preserve"> will upgrade it to 28.5 or 29.x.</w:t>
       </w:r>
       <w:r>
         <w:rPr>
@@ -4530,6 +4526,7 @@
           <w:numId w:val="18"/>
         </w:numPr>
         <w:ind w:left="360"/>
+        <w:jc w:val="both"/>
         <w:rPr>
           <w:rFonts w:asciiTheme="majorBidi" w:hAnsiTheme="majorBidi" w:cstheme="majorBidi"/>
           <w:b/>
@@ -4553,6 +4550,7 @@
     <w:p>
       <w:pPr>
         <w:ind w:left="360"/>
+        <w:jc w:val="both"/>
         <w:rPr>
           <w:rFonts w:asciiTheme="majorBidi" w:hAnsiTheme="majorBidi" w:cstheme="majorBidi"/>
           <w:sz w:val="28"/>
@@ -4609,6 +4607,7 @@
     <w:p>
       <w:pPr>
         <w:ind w:left="360"/>
+        <w:jc w:val="both"/>
         <w:rPr>
           <w:rFonts w:asciiTheme="majorBidi" w:hAnsiTheme="majorBidi" w:cstheme="majorBidi"/>
           <w:b/>
@@ -4627,15 +4626,24 @@
         </w:rPr>
         <w:t xml:space="preserve">Check Docker's </w:t>
       </w:r>
-      <w:r>
-        <w:rPr>
-          <w:rFonts w:asciiTheme="majorBidi" w:hAnsiTheme="majorBidi" w:cstheme="majorBidi"/>
-          <w:sz w:val="28"/>
-          <w:szCs w:val="28"/>
-        </w:rPr>
-        <w:t xml:space="preserve">→ </w:t>
-      </w:r>
       <w:proofErr w:type="spellStart"/>
+      <w:r>
+        <w:rPr>
+          <w:rFonts w:asciiTheme="majorBidi" w:hAnsiTheme="majorBidi" w:cstheme="majorBidi"/>
+          <w:sz w:val="28"/>
+          <w:szCs w:val="28"/>
+        </w:rPr>
+        <w:t>cgroup</w:t>
+      </w:r>
+      <w:proofErr w:type="spellEnd"/>
+      <w:r>
+        <w:rPr>
+          <w:rFonts w:asciiTheme="majorBidi" w:hAnsiTheme="majorBidi" w:cstheme="majorBidi"/>
+          <w:sz w:val="28"/>
+          <w:szCs w:val="28"/>
+        </w:rPr>
+        <w:t xml:space="preserve"> driver</w:t>
+      </w:r>
       <w:r>
         <w:rPr>
           <w:rFonts w:asciiTheme="majorBidi" w:hAnsiTheme="majorBidi" w:cstheme="majorBidi"/>
@@ -4646,9 +4654,16 @@
           <w:sz w:val="28"/>
           <w:szCs w:val="28"/>
         </w:rPr>
-        <w:t>cgroup</w:t>
-      </w:r>
-      <w:proofErr w:type="spellEnd"/>
+        <w:t xml:space="preserve"> </w:t>
+      </w:r>
+      <w:r>
+        <w:rPr>
+          <w:rFonts w:asciiTheme="majorBidi" w:hAnsiTheme="majorBidi" w:cstheme="majorBidi"/>
+          <w:sz w:val="28"/>
+          <w:szCs w:val="28"/>
+        </w:rPr>
+        <w:t xml:space="preserve">→ </w:t>
+      </w:r>
       <w:r>
         <w:rPr>
           <w:rFonts w:asciiTheme="majorBidi" w:hAnsiTheme="majorBidi" w:cstheme="majorBidi"/>
@@ -4659,8 +4674,9 @@
           <w:sz w:val="28"/>
           <w:szCs w:val="28"/>
         </w:rPr>
-        <w:t xml:space="preserve"> driver</w:t>
-      </w:r>
+        <w:t>docker info | grep -</w:t>
+      </w:r>
+      <w:proofErr w:type="spellStart"/>
       <w:r>
         <w:rPr>
           <w:rFonts w:asciiTheme="majorBidi" w:hAnsiTheme="majorBidi" w:cstheme="majorBidi"/>
@@ -4671,8 +4687,9 @@
           <w:sz w:val="28"/>
           <w:szCs w:val="28"/>
         </w:rPr>
-        <w:t xml:space="preserve"> </w:t>
-      </w:r>
+        <w:t>i</w:t>
+      </w:r>
+      <w:proofErr w:type="spellEnd"/>
       <w:r>
         <w:rPr>
           <w:rFonts w:asciiTheme="majorBidi" w:hAnsiTheme="majorBidi" w:cstheme="majorBidi"/>
@@ -4683,7 +4700,7 @@
           <w:sz w:val="28"/>
           <w:szCs w:val="28"/>
         </w:rPr>
-        <w:t>docker info | grep -</w:t>
+        <w:t xml:space="preserve"> </w:t>
       </w:r>
       <w:proofErr w:type="spellStart"/>
       <w:r>
@@ -4696,10 +4713,14 @@
           <w:sz w:val="28"/>
           <w:szCs w:val="28"/>
         </w:rPr>
-        <w:t>i</w:t>
+        <w:t>cgroup</w:t>
       </w:r>
       <w:proofErr w:type="spellEnd"/>
-      <w:r>
+    </w:p>
+    <w:p>
+      <w:pPr>
+        <w:ind w:left="360"/>
+        <w:jc w:val="both"/>
         <w:rPr>
           <w:rFonts w:asciiTheme="majorBidi" w:hAnsiTheme="majorBidi" w:cstheme="majorBidi"/>
           <w:b/>
@@ -4709,6 +4730,21 @@
           <w:sz w:val="28"/>
           <w:szCs w:val="28"/>
         </w:rPr>
+      </w:pPr>
+      <w:r>
+        <w:rPr>
+          <w:rFonts w:asciiTheme="majorBidi" w:hAnsiTheme="majorBidi" w:cstheme="majorBidi"/>
+          <w:sz w:val="28"/>
+          <w:szCs w:val="28"/>
+        </w:rPr>
+        <w:t>If it already reports</w:t>
+      </w:r>
+      <w:r>
+        <w:rPr>
+          <w:rFonts w:asciiTheme="majorBidi" w:hAnsiTheme="majorBidi" w:cstheme="majorBidi"/>
+          <w:sz w:val="28"/>
+          <w:szCs w:val="28"/>
+        </w:rPr>
         <w:t xml:space="preserve"> </w:t>
       </w:r>
       <w:proofErr w:type="spellStart"/>
@@ -4722,13 +4758,10 @@
           <w:sz w:val="28"/>
           <w:szCs w:val="28"/>
         </w:rPr>
-        <w:t>cgroup</w:t>
+        <w:t>Cgroup</w:t>
       </w:r>
       <w:proofErr w:type="spellEnd"/>
-    </w:p>
-    <w:p>
-      <w:pPr>
-        <w:ind w:left="360"/>
+      <w:r>
         <w:rPr>
           <w:rFonts w:asciiTheme="majorBidi" w:hAnsiTheme="majorBidi" w:cstheme="majorBidi"/>
           <w:b/>
@@ -4738,24 +4771,8 @@
           <w:sz w:val="28"/>
           <w:szCs w:val="28"/>
         </w:rPr>
-      </w:pPr>
-      <w:r>
-        <w:rPr>
-          <w:rFonts w:asciiTheme="majorBidi" w:hAnsiTheme="majorBidi" w:cstheme="majorBidi"/>
-          <w:sz w:val="28"/>
-          <w:szCs w:val="28"/>
-        </w:rPr>
-        <w:t>If it already reports</w:t>
-      </w:r>
-      <w:r>
-        <w:rPr>
-          <w:rFonts w:asciiTheme="majorBidi" w:hAnsiTheme="majorBidi" w:cstheme="majorBidi"/>
-          <w:sz w:val="28"/>
-          <w:szCs w:val="28"/>
-        </w:rPr>
-        <w:t xml:space="preserve"> </w:t>
-      </w:r>
-      <w:proofErr w:type="spellStart"/>
+        <w:t xml:space="preserve"> Driver: </w:t>
+      </w:r>
       <w:r>
         <w:rPr>
           <w:rFonts w:asciiTheme="majorBidi" w:hAnsiTheme="majorBidi" w:cstheme="majorBidi"/>
@@ -4766,31 +4783,6 @@
           <w:sz w:val="28"/>
           <w:szCs w:val="28"/>
         </w:rPr>
-        <w:t>Cgroup</w:t>
-      </w:r>
-      <w:proofErr w:type="spellEnd"/>
-      <w:r>
-        <w:rPr>
-          <w:rFonts w:asciiTheme="majorBidi" w:hAnsiTheme="majorBidi" w:cstheme="majorBidi"/>
-          <w:b/>
-          <w:bCs/>
-          <w:i/>
-          <w:iCs/>
-          <w:sz w:val="28"/>
-          <w:szCs w:val="28"/>
-        </w:rPr>
-        <w:t xml:space="preserve"> Driver: </w:t>
-      </w:r>
-      <w:r>
-        <w:rPr>
-          <w:rFonts w:asciiTheme="majorBidi" w:hAnsiTheme="majorBidi" w:cstheme="majorBidi"/>
-          <w:b/>
-          <w:bCs/>
-          <w:i/>
-          <w:iCs/>
-          <w:sz w:val="28"/>
-          <w:szCs w:val="28"/>
-        </w:rPr>
         <w:t xml:space="preserve">system, </w:t>
       </w:r>
       <w:r>
@@ -4806,6 +4798,7 @@
       <w:pPr>
         <w:spacing w:after="80"/>
         <w:ind w:left="360"/>
+        <w:jc w:val="both"/>
         <w:rPr>
           <w:rFonts w:asciiTheme="majorBidi" w:hAnsiTheme="majorBidi" w:cstheme="majorBidi"/>
           <w:b/>
@@ -4822,9 +4815,8 @@
           <w:sz w:val="36"/>
           <w:szCs w:val="36"/>
         </w:rPr>
-        <w:t xml:space="preserve">why it should be the </w:t>
-      </w:r>
-      <w:proofErr w:type="spellStart"/>
+        <w:t>W</w:t>
+      </w:r>
       <w:r>
         <w:rPr>
           <w:rFonts w:asciiTheme="majorBidi" w:hAnsiTheme="majorBidi" w:cstheme="majorBidi"/>
@@ -4833,9 +4825,9 @@
           <w:sz w:val="36"/>
           <w:szCs w:val="36"/>
         </w:rPr>
-        <w:t>cgroup</w:t>
-      </w:r>
-      <w:proofErr w:type="spellEnd"/>
+        <w:t xml:space="preserve">hy it should be the </w:t>
+      </w:r>
+      <w:proofErr w:type="spellStart"/>
       <w:r>
         <w:rPr>
           <w:rFonts w:asciiTheme="majorBidi" w:hAnsiTheme="majorBidi" w:cstheme="majorBidi"/>
@@ -4844,9 +4836,9 @@
           <w:sz w:val="36"/>
           <w:szCs w:val="36"/>
         </w:rPr>
-        <w:t xml:space="preserve"> driver, </w:t>
-      </w:r>
-      <w:proofErr w:type="spellStart"/>
+        <w:t>cgroup</w:t>
+      </w:r>
+      <w:proofErr w:type="spellEnd"/>
       <w:r>
         <w:rPr>
           <w:rFonts w:asciiTheme="majorBidi" w:hAnsiTheme="majorBidi" w:cstheme="majorBidi"/>
@@ -4855,9 +4847,9 @@
           <w:sz w:val="36"/>
           <w:szCs w:val="36"/>
         </w:rPr>
-        <w:t>systemd</w:t>
-      </w:r>
-      <w:proofErr w:type="spellEnd"/>
+        <w:t xml:space="preserve"> driver, </w:t>
+      </w:r>
+      <w:proofErr w:type="spellStart"/>
       <w:r>
         <w:rPr>
           <w:rFonts w:asciiTheme="majorBidi" w:hAnsiTheme="majorBidi" w:cstheme="majorBidi"/>
@@ -4866,9 +4858,9 @@
           <w:sz w:val="36"/>
           <w:szCs w:val="36"/>
         </w:rPr>
-        <w:t xml:space="preserve"> and not </w:t>
-      </w:r>
-      <w:proofErr w:type="spellStart"/>
+        <w:t>systemd</w:t>
+      </w:r>
+      <w:proofErr w:type="spellEnd"/>
       <w:r>
         <w:rPr>
           <w:rFonts w:asciiTheme="majorBidi" w:hAnsiTheme="majorBidi" w:cstheme="majorBidi"/>
@@ -4877,9 +4869,9 @@
           <w:sz w:val="36"/>
           <w:szCs w:val="36"/>
         </w:rPr>
-        <w:t>cgroupfs</w:t>
-      </w:r>
-      <w:proofErr w:type="spellEnd"/>
+        <w:t xml:space="preserve"> and not </w:t>
+      </w:r>
+      <w:proofErr w:type="spellStart"/>
       <w:r>
         <w:rPr>
           <w:rFonts w:asciiTheme="majorBidi" w:hAnsiTheme="majorBidi" w:cstheme="majorBidi"/>
@@ -4888,6 +4880,17 @@
           <w:sz w:val="36"/>
           <w:szCs w:val="36"/>
         </w:rPr>
+        <w:t>cgroupfs</w:t>
+      </w:r>
+      <w:proofErr w:type="spellEnd"/>
+      <w:r>
+        <w:rPr>
+          <w:rFonts w:asciiTheme="majorBidi" w:hAnsiTheme="majorBidi" w:cstheme="majorBidi"/>
+          <w:b/>
+          <w:bCs/>
+          <w:sz w:val="36"/>
+          <w:szCs w:val="36"/>
+        </w:rPr>
         <w:t>?</w:t>
       </w:r>
     </w:p>
@@ -4895,6 +4898,7 @@
       <w:pPr>
         <w:spacing w:after="80"/>
         <w:ind w:left="360"/>
+        <w:jc w:val="both"/>
         <w:rPr>
           <w:rFonts w:asciiTheme="majorBidi" w:hAnsiTheme="majorBidi" w:cstheme="majorBidi"/>
           <w:sz w:val="28"/>
@@ -4913,6 +4917,7 @@
     <w:p>
       <w:pPr>
         <w:ind w:left="360"/>
+        <w:jc w:val="both"/>
         <w:rPr>
           <w:rFonts w:asciiTheme="majorBidi" w:hAnsiTheme="majorBidi" w:cstheme="majorBidi"/>
           <w:sz w:val="28"/>
@@ -5004,6 +5009,7 @@
       <w:pPr>
         <w:spacing w:after="80"/>
         <w:ind w:left="360"/>
+        <w:jc w:val="both"/>
         <w:rPr>
           <w:rFonts w:asciiTheme="majorBidi" w:hAnsiTheme="majorBidi" w:cstheme="majorBidi"/>
           <w:b/>
@@ -5049,6 +5055,7 @@
       <w:pPr>
         <w:spacing w:after="80"/>
         <w:ind w:left="360"/>
+        <w:jc w:val="both"/>
         <w:rPr>
           <w:rFonts w:asciiTheme="majorBidi" w:hAnsiTheme="majorBidi" w:cstheme="majorBidi"/>
           <w:sz w:val="28"/>
@@ -5068,6 +5075,7 @@
       <w:pPr>
         <w:spacing w:after="80"/>
         <w:ind w:left="360"/>
+        <w:jc w:val="both"/>
         <w:rPr>
           <w:rFonts w:asciiTheme="majorBidi" w:hAnsiTheme="majorBidi" w:cstheme="majorBidi"/>
           <w:sz w:val="28"/>
@@ -5178,6 +5186,7 @@
     <w:p>
       <w:pPr>
         <w:ind w:left="360"/>
+        <w:jc w:val="both"/>
         <w:rPr>
           <w:rFonts w:asciiTheme="majorBidi" w:hAnsiTheme="majorBidi" w:cstheme="majorBidi"/>
           <w:sz w:val="28"/>
@@ -5233,6 +5242,7 @@
       <w:pPr>
         <w:spacing w:after="80"/>
         <w:ind w:left="360"/>
+        <w:jc w:val="both"/>
         <w:rPr>
           <w:rFonts w:asciiTheme="majorBidi" w:hAnsiTheme="majorBidi" w:cstheme="majorBidi"/>
           <w:sz w:val="28"/>
@@ -5267,6 +5277,7 @@
         </w:numPr>
         <w:spacing w:after="60"/>
         <w:ind w:left="720"/>
+        <w:jc w:val="both"/>
         <w:rPr>
           <w:rFonts w:asciiTheme="majorBidi" w:hAnsiTheme="majorBidi" w:cstheme="majorBidi"/>
           <w:b/>
@@ -5292,6 +5303,7 @@
       <w:pPr>
         <w:spacing w:after="100"/>
         <w:ind w:left="720"/>
+        <w:jc w:val="both"/>
         <w:rPr>
           <w:rFonts w:asciiTheme="majorBidi" w:hAnsiTheme="majorBidi" w:cstheme="majorBidi"/>
           <w:sz w:val="28"/>
@@ -5373,6 +5385,7 @@
       <w:pPr>
         <w:spacing w:after="80"/>
         <w:ind w:left="720"/>
+        <w:jc w:val="both"/>
         <w:rPr>
           <w:rFonts w:asciiTheme="majorBidi" w:hAnsiTheme="majorBidi" w:cstheme="majorBidi"/>
           <w:sz w:val="28"/>
@@ -5394,6 +5407,7 @@
       <w:pPr>
         <w:spacing w:after="80"/>
         <w:ind w:left="720"/>
+        <w:jc w:val="both"/>
         <w:rPr>
           <w:rFonts w:asciiTheme="majorBidi" w:hAnsiTheme="majorBidi" w:cstheme="majorBidi"/>
           <w:b/>
@@ -5447,6 +5461,7 @@
       <w:pPr>
         <w:spacing w:after="80"/>
         <w:ind w:left="720"/>
+        <w:jc w:val="both"/>
         <w:rPr>
           <w:rFonts w:asciiTheme="majorBidi" w:hAnsiTheme="majorBidi" w:cstheme="majorBidi"/>
           <w:sz w:val="28"/>
@@ -5487,7 +5502,9 @@
           <w:ilvl w:val="0"/>
           <w:numId w:val="44"/>
         </w:numPr>
+        <w:spacing w:after="60"/>
         <w:ind w:left="720"/>
+        <w:jc w:val="both"/>
         <w:rPr>
           <w:rFonts w:asciiTheme="majorBidi" w:hAnsiTheme="majorBidi" w:cstheme="majorBidi"/>
           <w:b/>
@@ -5512,6 +5529,7 @@
     <w:p>
       <w:pPr>
         <w:ind w:left="720"/>
+        <w:jc w:val="both"/>
         <w:rPr>
           <w:rFonts w:asciiTheme="majorBidi" w:hAnsiTheme="majorBidi" w:cstheme="majorBidi"/>
           <w:sz w:val="28"/>
@@ -5982,6 +6000,7 @@
     <w:p>
       <w:pPr>
         <w:ind w:left="360"/>
+        <w:jc w:val="both"/>
         <w:rPr>
           <w:rFonts w:asciiTheme="majorBidi" w:hAnsiTheme="majorBidi" w:cstheme="majorBidi"/>
           <w:sz w:val="28"/>
@@ -5992,6 +6011,7 @@
     <w:p>
       <w:pPr>
         <w:ind w:left="360"/>
+        <w:jc w:val="both"/>
         <w:rPr>
           <w:rFonts w:asciiTheme="majorBidi" w:hAnsiTheme="majorBidi" w:cstheme="majorBidi"/>
           <w:sz w:val="28"/>
@@ -6002,6 +6022,7 @@
     <w:p>
       <w:pPr>
         <w:ind w:left="288"/>
+        <w:jc w:val="both"/>
         <w:rPr>
           <w:rFonts w:asciiTheme="majorBidi" w:hAnsiTheme="majorBidi" w:cstheme="majorBidi"/>
           <w:sz w:val="32"/>
@@ -6011,7 +6032,9 @@
     </w:p>
     <w:p>
       <w:pPr>
+        <w:spacing w:after="100"/>
         <w:ind w:left="720"/>
+        <w:jc w:val="both"/>
         <w:rPr>
           <w:rFonts w:asciiTheme="majorBidi" w:hAnsiTheme="majorBidi" w:cstheme="majorBidi"/>
           <w:sz w:val="28"/>
@@ -6043,6 +6066,52 @@
           <w:szCs w:val="28"/>
         </w:rPr>
         <w:t xml:space="preserve"> system.</w:t>
+      </w:r>
+    </w:p>
+    <w:p>
+      <w:pPr>
+        <w:spacing w:after="60"/>
+        <w:ind w:left="720"/>
+        <w:jc w:val="both"/>
+        <w:rPr>
+          <w:rFonts w:asciiTheme="majorBidi" w:hAnsiTheme="majorBidi" w:cstheme="majorBidi"/>
+          <w:b/>
+          <w:bCs/>
+          <w:sz w:val="28"/>
+          <w:szCs w:val="28"/>
+        </w:rPr>
+      </w:pPr>
+      <w:r>
+        <w:rPr>
+          <w:rFonts w:asciiTheme="majorBidi" w:hAnsiTheme="majorBidi" w:cstheme="majorBidi"/>
+          <w:b/>
+          <w:bCs/>
+          <w:sz w:val="28"/>
+          <w:szCs w:val="28"/>
+        </w:rPr>
+        <w:t xml:space="preserve">If </w:t>
+      </w:r>
+      <w:proofErr w:type="spellStart"/>
+      <w:r>
+        <w:rPr>
+          <w:rFonts w:asciiTheme="majorBidi" w:hAnsiTheme="majorBidi" w:cstheme="majorBidi"/>
+          <w:b/>
+          <w:bCs/>
+          <w:sz w:val="28"/>
+          <w:szCs w:val="28"/>
+        </w:rPr>
+        <w:t>kubelet</w:t>
+      </w:r>
+      <w:proofErr w:type="spellEnd"/>
+      <w:r>
+        <w:rPr>
+          <w:rFonts w:asciiTheme="majorBidi" w:hAnsiTheme="majorBidi" w:cstheme="majorBidi"/>
+          <w:b/>
+          <w:bCs/>
+          <w:sz w:val="28"/>
+          <w:szCs w:val="28"/>
+        </w:rPr>
+        <w:t xml:space="preserve"> asks docker to create containers, why they should match?</w:t>
       </w:r>
     </w:p>
     <w:p>
@@ -6052,28 +6121,50 @@
         <w:jc w:val="both"/>
         <w:rPr>
           <w:rFonts w:asciiTheme="majorBidi" w:hAnsiTheme="majorBidi" w:cstheme="majorBidi"/>
-          <w:b/>
-          <w:bCs/>
-          <w:sz w:val="28"/>
-          <w:szCs w:val="28"/>
-        </w:rPr>
-      </w:pPr>
-      <w:r>
-        <w:rPr>
-          <w:rFonts w:asciiTheme="majorBidi" w:hAnsiTheme="majorBidi" w:cstheme="majorBidi"/>
-          <w:b/>
-          <w:bCs/>
-          <w:sz w:val="28"/>
-          <w:szCs w:val="28"/>
-        </w:rPr>
-        <w:t xml:space="preserve">If </w:t>
-      </w:r>
+          <w:sz w:val="28"/>
+          <w:szCs w:val="28"/>
+        </w:rPr>
+      </w:pPr>
       <w:proofErr w:type="spellStart"/>
       <w:r>
         <w:rPr>
           <w:rFonts w:asciiTheme="majorBidi" w:hAnsiTheme="majorBidi" w:cstheme="majorBidi"/>
-          <w:b/>
-          <w:bCs/>
+          <w:sz w:val="28"/>
+          <w:szCs w:val="28"/>
+        </w:rPr>
+        <w:t>Kubelet</w:t>
+      </w:r>
+      <w:proofErr w:type="spellEnd"/>
+      <w:r>
+        <w:rPr>
+          <w:rFonts w:asciiTheme="majorBidi" w:hAnsiTheme="majorBidi" w:cstheme="majorBidi"/>
+          <w:sz w:val="28"/>
+          <w:szCs w:val="28"/>
+        </w:rPr>
+        <w:t xml:space="preserve"> does not do all resource-related work through Docker. Docker creates containers and puts them into </w:t>
+      </w:r>
+      <w:proofErr w:type="spellStart"/>
+      <w:r>
+        <w:rPr>
+          <w:rFonts w:asciiTheme="majorBidi" w:hAnsiTheme="majorBidi" w:cstheme="majorBidi"/>
+          <w:sz w:val="28"/>
+          <w:szCs w:val="28"/>
+        </w:rPr>
+        <w:t>cgroups</w:t>
+      </w:r>
+      <w:proofErr w:type="spellEnd"/>
+      <w:r>
+        <w:rPr>
+          <w:rFonts w:asciiTheme="majorBidi" w:hAnsiTheme="majorBidi" w:cstheme="majorBidi"/>
+          <w:sz w:val="28"/>
+          <w:szCs w:val="28"/>
+        </w:rPr>
+        <w:t xml:space="preserve">, but </w:t>
+      </w:r>
+      <w:proofErr w:type="spellStart"/>
+      <w:r>
+        <w:rPr>
+          <w:rFonts w:asciiTheme="majorBidi" w:hAnsiTheme="majorBidi" w:cstheme="majorBidi"/>
           <w:sz w:val="28"/>
           <w:szCs w:val="28"/>
         </w:rPr>
@@ -6083,12 +6174,100 @@
       <w:r>
         <w:rPr>
           <w:rFonts w:asciiTheme="majorBidi" w:hAnsiTheme="majorBidi" w:cstheme="majorBidi"/>
-          <w:b/>
-          <w:bCs/>
-          <w:sz w:val="28"/>
-          <w:szCs w:val="28"/>
-        </w:rPr>
-        <w:t xml:space="preserve"> asks docker to create containers, why they should match?</w:t>
+          <w:sz w:val="28"/>
+          <w:szCs w:val="28"/>
+        </w:rPr>
+        <w:t xml:space="preserve"> also reads and manages </w:t>
+      </w:r>
+      <w:proofErr w:type="spellStart"/>
+      <w:r>
+        <w:rPr>
+          <w:rFonts w:asciiTheme="majorBidi" w:hAnsiTheme="majorBidi" w:cstheme="majorBidi"/>
+          <w:sz w:val="28"/>
+          <w:szCs w:val="28"/>
+        </w:rPr>
+        <w:t>cgroups</w:t>
+      </w:r>
+      <w:proofErr w:type="spellEnd"/>
+      <w:r>
+        <w:rPr>
+          <w:rFonts w:asciiTheme="majorBidi" w:hAnsiTheme="majorBidi" w:cstheme="majorBidi"/>
+          <w:sz w:val="28"/>
+          <w:szCs w:val="28"/>
+        </w:rPr>
+        <w:t xml:space="preserve"> itself for Kubernetes resource control. If Docker and </w:t>
+      </w:r>
+      <w:proofErr w:type="spellStart"/>
+      <w:r>
+        <w:rPr>
+          <w:rFonts w:asciiTheme="majorBidi" w:hAnsiTheme="majorBidi" w:cstheme="majorBidi"/>
+          <w:sz w:val="28"/>
+          <w:szCs w:val="28"/>
+        </w:rPr>
+        <w:t>kubelet</w:t>
+      </w:r>
+      <w:proofErr w:type="spellEnd"/>
+      <w:r>
+        <w:rPr>
+          <w:rFonts w:asciiTheme="majorBidi" w:hAnsiTheme="majorBidi" w:cstheme="majorBidi"/>
+          <w:sz w:val="28"/>
+          <w:szCs w:val="28"/>
+        </w:rPr>
+        <w:t xml:space="preserve"> use different </w:t>
+      </w:r>
+      <w:proofErr w:type="spellStart"/>
+      <w:r>
+        <w:rPr>
+          <w:rFonts w:asciiTheme="majorBidi" w:hAnsiTheme="majorBidi" w:cstheme="majorBidi"/>
+          <w:sz w:val="28"/>
+          <w:szCs w:val="28"/>
+        </w:rPr>
+        <w:t>cgroup</w:t>
+      </w:r>
+      <w:proofErr w:type="spellEnd"/>
+      <w:r>
+        <w:rPr>
+          <w:rFonts w:asciiTheme="majorBidi" w:hAnsiTheme="majorBidi" w:cstheme="majorBidi"/>
+          <w:sz w:val="28"/>
+          <w:szCs w:val="28"/>
+        </w:rPr>
+        <w:t xml:space="preserve"> drivers, they may use different </w:t>
+      </w:r>
+      <w:proofErr w:type="spellStart"/>
+      <w:r>
+        <w:rPr>
+          <w:rFonts w:asciiTheme="majorBidi" w:hAnsiTheme="majorBidi" w:cstheme="majorBidi"/>
+          <w:sz w:val="28"/>
+          <w:szCs w:val="28"/>
+        </w:rPr>
+        <w:t>cgroup</w:t>
+      </w:r>
+      <w:proofErr w:type="spellEnd"/>
+      <w:r>
+        <w:rPr>
+          <w:rFonts w:asciiTheme="majorBidi" w:hAnsiTheme="majorBidi" w:cstheme="majorBidi"/>
+          <w:sz w:val="28"/>
+          <w:szCs w:val="28"/>
+        </w:rPr>
+        <w:t xml:space="preserve"> layouts, so </w:t>
+      </w:r>
+      <w:proofErr w:type="spellStart"/>
+      <w:r>
+        <w:rPr>
+          <w:rFonts w:asciiTheme="majorBidi" w:hAnsiTheme="majorBidi" w:cstheme="majorBidi"/>
+          <w:sz w:val="28"/>
+          <w:szCs w:val="28"/>
+        </w:rPr>
+        <w:t>kubelet</w:t>
+      </w:r>
+      <w:proofErr w:type="spellEnd"/>
+      <w:r>
+        <w:rPr>
+          <w:rFonts w:asciiTheme="majorBidi" w:hAnsiTheme="majorBidi" w:cstheme="majorBidi"/>
+          <w:sz w:val="28"/>
+          <w:szCs w:val="28"/>
+        </w:rPr>
+        <w:t xml:space="preserve"> may not correctly find, monitor, or manage the containers that Docker created.</w:t>
       </w:r>
     </w:p>
     <w:p>
@@ -6098,196 +6277,40 @@
         <w:jc w:val="both"/>
         <w:rPr>
           <w:rFonts w:asciiTheme="majorBidi" w:hAnsiTheme="majorBidi" w:cstheme="majorBidi"/>
-          <w:sz w:val="28"/>
-          <w:szCs w:val="28"/>
-        </w:rPr>
-      </w:pPr>
-      <w:proofErr w:type="spellStart"/>
-      <w:r>
-        <w:rPr>
-          <w:rFonts w:asciiTheme="majorBidi" w:hAnsiTheme="majorBidi" w:cstheme="majorBidi"/>
-          <w:sz w:val="28"/>
-          <w:szCs w:val="28"/>
-        </w:rPr>
-        <w:t>Kubelet</w:t>
-      </w:r>
-      <w:proofErr w:type="spellEnd"/>
-      <w:r>
-        <w:rPr>
-          <w:rFonts w:asciiTheme="majorBidi" w:hAnsiTheme="majorBidi" w:cstheme="majorBidi"/>
-          <w:sz w:val="28"/>
-          <w:szCs w:val="28"/>
-        </w:rPr>
-        <w:t xml:space="preserve"> does not do all resource-related work through Docker. Docker creates containers and puts them into </w:t>
-      </w:r>
-      <w:proofErr w:type="spellStart"/>
-      <w:r>
-        <w:rPr>
-          <w:rFonts w:asciiTheme="majorBidi" w:hAnsiTheme="majorBidi" w:cstheme="majorBidi"/>
-          <w:sz w:val="28"/>
-          <w:szCs w:val="28"/>
-        </w:rPr>
-        <w:t>cgroups</w:t>
-      </w:r>
-      <w:proofErr w:type="spellEnd"/>
-      <w:r>
-        <w:rPr>
-          <w:rFonts w:asciiTheme="majorBidi" w:hAnsiTheme="majorBidi" w:cstheme="majorBidi"/>
-          <w:sz w:val="28"/>
-          <w:szCs w:val="28"/>
-        </w:rPr>
-        <w:t xml:space="preserve">, but </w:t>
-      </w:r>
-      <w:proofErr w:type="spellStart"/>
-      <w:r>
-        <w:rPr>
-          <w:rFonts w:asciiTheme="majorBidi" w:hAnsiTheme="majorBidi" w:cstheme="majorBidi"/>
-          <w:sz w:val="28"/>
-          <w:szCs w:val="28"/>
-        </w:rPr>
-        <w:t>kubelet</w:t>
-      </w:r>
-      <w:proofErr w:type="spellEnd"/>
-      <w:r>
-        <w:rPr>
-          <w:rFonts w:asciiTheme="majorBidi" w:hAnsiTheme="majorBidi" w:cstheme="majorBidi"/>
-          <w:sz w:val="28"/>
-          <w:szCs w:val="28"/>
-        </w:rPr>
-        <w:t xml:space="preserve"> also reads and manages </w:t>
-      </w:r>
-      <w:proofErr w:type="spellStart"/>
-      <w:r>
-        <w:rPr>
-          <w:rFonts w:asciiTheme="majorBidi" w:hAnsiTheme="majorBidi" w:cstheme="majorBidi"/>
-          <w:sz w:val="28"/>
-          <w:szCs w:val="28"/>
-        </w:rPr>
-        <w:t>cgroups</w:t>
-      </w:r>
-      <w:proofErr w:type="spellEnd"/>
-      <w:r>
-        <w:rPr>
-          <w:rFonts w:asciiTheme="majorBidi" w:hAnsiTheme="majorBidi" w:cstheme="majorBidi"/>
-          <w:sz w:val="28"/>
-          <w:szCs w:val="28"/>
-        </w:rPr>
-        <w:t xml:space="preserve"> itself for Kubernetes resource control. If Docker and </w:t>
-      </w:r>
-      <w:proofErr w:type="spellStart"/>
-      <w:r>
-        <w:rPr>
-          <w:rFonts w:asciiTheme="majorBidi" w:hAnsiTheme="majorBidi" w:cstheme="majorBidi"/>
-          <w:sz w:val="28"/>
-          <w:szCs w:val="28"/>
-        </w:rPr>
-        <w:t>kubelet</w:t>
-      </w:r>
-      <w:proofErr w:type="spellEnd"/>
-      <w:r>
-        <w:rPr>
-          <w:rFonts w:asciiTheme="majorBidi" w:hAnsiTheme="majorBidi" w:cstheme="majorBidi"/>
-          <w:sz w:val="28"/>
-          <w:szCs w:val="28"/>
-        </w:rPr>
-        <w:t xml:space="preserve"> use different </w:t>
-      </w:r>
-      <w:proofErr w:type="spellStart"/>
-      <w:r>
-        <w:rPr>
-          <w:rFonts w:asciiTheme="majorBidi" w:hAnsiTheme="majorBidi" w:cstheme="majorBidi"/>
-          <w:sz w:val="28"/>
-          <w:szCs w:val="28"/>
-        </w:rPr>
-        <w:t>cgroup</w:t>
-      </w:r>
-      <w:proofErr w:type="spellEnd"/>
-      <w:r>
-        <w:rPr>
-          <w:rFonts w:asciiTheme="majorBidi" w:hAnsiTheme="majorBidi" w:cstheme="majorBidi"/>
-          <w:sz w:val="28"/>
-          <w:szCs w:val="28"/>
-        </w:rPr>
-        <w:t xml:space="preserve"> drivers, they may use different </w:t>
-      </w:r>
-      <w:proofErr w:type="spellStart"/>
-      <w:r>
-        <w:rPr>
-          <w:rFonts w:asciiTheme="majorBidi" w:hAnsiTheme="majorBidi" w:cstheme="majorBidi"/>
-          <w:sz w:val="28"/>
-          <w:szCs w:val="28"/>
-        </w:rPr>
-        <w:t>cgroup</w:t>
-      </w:r>
-      <w:proofErr w:type="spellEnd"/>
-      <w:r>
-        <w:rPr>
-          <w:rFonts w:asciiTheme="majorBidi" w:hAnsiTheme="majorBidi" w:cstheme="majorBidi"/>
-          <w:sz w:val="28"/>
-          <w:szCs w:val="28"/>
-        </w:rPr>
-        <w:t xml:space="preserve"> layouts, so </w:t>
-      </w:r>
-      <w:proofErr w:type="spellStart"/>
-      <w:r>
-        <w:rPr>
-          <w:rFonts w:asciiTheme="majorBidi" w:hAnsiTheme="majorBidi" w:cstheme="majorBidi"/>
-          <w:sz w:val="28"/>
-          <w:szCs w:val="28"/>
-        </w:rPr>
-        <w:t>kubelet</w:t>
-      </w:r>
-      <w:proofErr w:type="spellEnd"/>
-      <w:r>
-        <w:rPr>
-          <w:rFonts w:asciiTheme="majorBidi" w:hAnsiTheme="majorBidi" w:cstheme="majorBidi"/>
-          <w:sz w:val="28"/>
-          <w:szCs w:val="28"/>
-        </w:rPr>
-        <w:t xml:space="preserve"> may not correctly find, monitor, or manage the containers that Docker created.</w:t>
-      </w:r>
-    </w:p>
-    <w:p>
-      <w:pPr>
-        <w:spacing w:after="80"/>
+          <w:b/>
+          <w:bCs/>
+          <w:sz w:val="28"/>
+          <w:szCs w:val="28"/>
+        </w:rPr>
+      </w:pPr>
+      <w:r>
+        <w:rPr>
+          <w:rFonts w:asciiTheme="majorBidi" w:hAnsiTheme="majorBidi" w:cstheme="majorBidi"/>
+          <w:b/>
+          <w:bCs/>
+          <w:sz w:val="28"/>
+          <w:szCs w:val="28"/>
+        </w:rPr>
+        <w:t>Shorter version:</w:t>
+      </w:r>
+    </w:p>
+    <w:p>
+      <w:pPr>
         <w:ind w:left="720"/>
         <w:jc w:val="both"/>
         <w:rPr>
           <w:rFonts w:asciiTheme="majorBidi" w:hAnsiTheme="majorBidi" w:cstheme="majorBidi"/>
-          <w:b/>
-          <w:bCs/>
-          <w:sz w:val="28"/>
-          <w:szCs w:val="28"/>
-        </w:rPr>
-      </w:pPr>
-      <w:r>
-        <w:rPr>
-          <w:rFonts w:asciiTheme="majorBidi" w:hAnsiTheme="majorBidi" w:cstheme="majorBidi"/>
-          <w:b/>
-          <w:bCs/>
+          <w:sz w:val="28"/>
+          <w:szCs w:val="28"/>
+        </w:rPr>
+      </w:pPr>
+      <w:r>
+        <w:rPr>
+          <w:rFonts w:asciiTheme="majorBidi" w:hAnsiTheme="majorBidi" w:cstheme="majorBidi"/>
           <w:sz w:val="28"/>
           <w:szCs w:val="28"/>
         </w:rPr>
         <w:lastRenderedPageBreak/>
-        <w:t>Shorter version:</w:t>
-      </w:r>
-    </w:p>
-    <w:p>
-      <w:pPr>
-        <w:ind w:left="720"/>
-        <w:jc w:val="both"/>
-        <w:rPr>
-          <w:rFonts w:asciiTheme="majorBidi" w:hAnsiTheme="majorBidi" w:cstheme="majorBidi"/>
-          <w:sz w:val="28"/>
-          <w:szCs w:val="28"/>
-        </w:rPr>
-      </w:pPr>
-      <w:r>
-        <w:rPr>
-          <w:rFonts w:asciiTheme="majorBidi" w:hAnsiTheme="majorBidi" w:cstheme="majorBidi"/>
-          <w:sz w:val="28"/>
-          <w:szCs w:val="28"/>
-        </w:rPr>
         <w:t xml:space="preserve">Docker creates the container </w:t>
       </w:r>
       <w:proofErr w:type="spellStart"/>
@@ -6389,7 +6412,8 @@
           <w:numId w:val="45"/>
         </w:numPr>
         <w:spacing w:after="80"/>
-        <w:ind w:left="1080"/>
+        <w:ind w:left="720"/>
+        <w:jc w:val="both"/>
         <w:rPr>
           <w:rFonts w:asciiTheme="majorBidi" w:hAnsiTheme="majorBidi" w:cstheme="majorBidi"/>
           <w:sz w:val="28"/>
@@ -6424,7 +6448,8 @@
     <w:p>
       <w:pPr>
         <w:spacing w:after="80"/>
-        <w:ind w:left="1080"/>
+        <w:ind w:left="720"/>
+        <w:jc w:val="both"/>
         <w:rPr>
           <w:rFonts w:asciiTheme="majorBidi" w:hAnsiTheme="majorBidi" w:cstheme="majorBidi"/>
           <w:sz w:val="28"/>
@@ -6478,7 +6503,7 @@
     </w:p>
     <w:p>
       <w:pPr>
-        <w:ind w:left="1080"/>
+        <w:ind w:left="720"/>
         <w:jc w:val="both"/>
         <w:rPr>
           <w:rFonts w:asciiTheme="majorBidi" w:hAnsiTheme="majorBidi" w:cstheme="majorBidi"/>
@@ -6550,6 +6575,7 @@
         </w:numPr>
         <w:spacing w:after="80"/>
         <w:ind w:left="360"/>
+        <w:jc w:val="both"/>
         <w:rPr>
           <w:rFonts w:asciiTheme="majorBidi" w:hAnsiTheme="majorBidi" w:cstheme="majorBidi"/>
           <w:b/>
@@ -6572,6 +6598,7 @@
     <w:p>
       <w:pPr>
         <w:ind w:left="360"/>
+        <w:jc w:val="both"/>
         <w:rPr>
           <w:rFonts w:asciiTheme="majorBidi" w:hAnsiTheme="majorBidi" w:cstheme="majorBidi"/>
           <w:sz w:val="28"/>
@@ -6978,6 +7005,7 @@
     <w:p>
       <w:pPr>
         <w:ind w:left="360"/>
+        <w:jc w:val="both"/>
         <w:rPr>
           <w:rFonts w:asciiTheme="majorBidi" w:hAnsiTheme="majorBidi" w:cstheme="majorBidi"/>
           <w:sz w:val="28"/>
@@ -6988,6 +7016,7 @@
     <w:p>
       <w:pPr>
         <w:ind w:left="360"/>
+        <w:jc w:val="both"/>
         <w:rPr>
           <w:rFonts w:asciiTheme="majorBidi" w:hAnsiTheme="majorBidi" w:cstheme="majorBidi"/>
           <w:sz w:val="16"/>
@@ -6998,6 +7027,7 @@
     <w:p>
       <w:pPr>
         <w:ind w:left="360"/>
+        <w:jc w:val="both"/>
         <w:rPr>
           <w:rFonts w:asciiTheme="majorBidi" w:hAnsiTheme="majorBidi" w:cstheme="majorBidi"/>
           <w:sz w:val="28"/>
@@ -7302,6 +7332,7 @@
     <w:p>
       <w:pPr>
         <w:ind w:left="360"/>
+        <w:jc w:val="both"/>
         <w:rPr>
           <w:rFonts w:asciiTheme="majorBidi" w:hAnsiTheme="majorBidi" w:cstheme="majorBidi"/>
           <w:sz w:val="28"/>
@@ -7312,6 +7343,7 @@
     <w:p>
       <w:pPr>
         <w:ind w:left="360"/>
+        <w:jc w:val="both"/>
         <w:rPr>
           <w:rFonts w:asciiTheme="majorBidi" w:hAnsiTheme="majorBidi" w:cstheme="majorBidi"/>
           <w:sz w:val="18"/>
@@ -7328,6 +7360,7 @@
         </w:numPr>
         <w:spacing w:after="80"/>
         <w:ind w:left="720"/>
+        <w:jc w:val="both"/>
         <w:rPr>
           <w:rFonts w:asciiTheme="majorBidi" w:hAnsiTheme="majorBidi" w:cstheme="majorBidi"/>
           <w:b/>
@@ -7636,6 +7669,7 @@
         </w:numPr>
         <w:spacing w:after="80"/>
         <w:ind w:left="720"/>
+        <w:jc w:val="both"/>
         <w:rPr>
           <w:rFonts w:asciiTheme="majorBidi" w:hAnsiTheme="majorBidi" w:cstheme="majorBidi"/>
           <w:b/>
@@ -7818,6 +7852,8 @@
       <w:r>
         <w:rPr>
           <w:rFonts w:asciiTheme="majorBidi" w:hAnsiTheme="majorBidi" w:cstheme="majorBidi"/>
+          <w:b/>
+          <w:bCs/>
           <w:sz w:val="28"/>
           <w:szCs w:val="28"/>
         </w:rPr>
@@ -8039,6 +8075,7 @@
     <w:p>
       <w:pPr>
         <w:ind w:left="720"/>
+        <w:jc w:val="both"/>
         <w:rPr>
           <w:rFonts w:asciiTheme="majorBidi" w:hAnsiTheme="majorBidi" w:cstheme="majorBidi"/>
           <w:sz w:val="28"/>
@@ -8049,6 +8086,7 @@
     <w:p>
       <w:pPr>
         <w:ind w:left="720"/>
+        <w:jc w:val="both"/>
         <w:rPr>
           <w:rFonts w:asciiTheme="majorBidi" w:hAnsiTheme="majorBidi" w:cstheme="majorBidi"/>
           <w:sz w:val="18"/>
@@ -8060,6 +8098,7 @@
       <w:pPr>
         <w:spacing w:after="80"/>
         <w:ind w:left="720"/>
+        <w:jc w:val="both"/>
         <w:rPr>
           <w:rFonts w:asciiTheme="majorBidi" w:hAnsiTheme="majorBidi" w:cstheme="majorBidi"/>
           <w:sz w:val="28"/>
@@ -8096,6 +8135,7 @@
     <w:p>
       <w:pPr>
         <w:ind w:left="720"/>
+        <w:jc w:val="both"/>
         <w:rPr>
           <w:rFonts w:asciiTheme="majorBidi" w:hAnsiTheme="majorBidi" w:cstheme="majorBidi"/>
           <w:sz w:val="28"/>
@@ -8224,7 +8264,23 @@
           <w:szCs w:val="28"/>
         </w:rPr>
         <w:lastRenderedPageBreak/>
-        <w:t xml:space="preserve">This is essential because Kubernetes implements many networking features—such as Services, </w:t>
+        <w:t>This is essential because Kubernetes implements many networking features</w:t>
+      </w:r>
+      <w:r>
+        <w:rPr>
+          <w:rFonts w:asciiTheme="majorBidi" w:hAnsiTheme="majorBidi" w:cstheme="majorBidi"/>
+          <w:sz w:val="28"/>
+          <w:szCs w:val="28"/>
+        </w:rPr>
+        <w:t xml:space="preserve"> - </w:t>
+      </w:r>
+      <w:r>
+        <w:rPr>
+          <w:rFonts w:asciiTheme="majorBidi" w:hAnsiTheme="majorBidi" w:cstheme="majorBidi"/>
+          <w:sz w:val="28"/>
+          <w:szCs w:val="28"/>
+        </w:rPr>
+        <w:t xml:space="preserve">such as Services, </w:t>
       </w:r>
       <w:proofErr w:type="spellStart"/>
       <w:r>
@@ -8269,6 +8325,7 @@
           <w:numId w:val="18"/>
         </w:numPr>
         <w:ind w:left="360"/>
+        <w:jc w:val="both"/>
         <w:rPr>
           <w:rFonts w:asciiTheme="majorBidi" w:hAnsiTheme="majorBidi" w:cstheme="majorBidi"/>
           <w:b/>
@@ -8308,35 +8365,20 @@
           <w:numId w:val="47"/>
         </w:numPr>
         <w:ind w:left="720"/>
-        <w:rPr>
-          <w:rFonts w:asciiTheme="majorBidi" w:hAnsiTheme="majorBidi" w:cstheme="majorBidi"/>
-          <w:sz w:val="28"/>
-          <w:szCs w:val="28"/>
-        </w:rPr>
-      </w:pPr>
-      <w:r>
-        <w:rPr>
-          <w:rFonts w:asciiTheme="majorBidi" w:hAnsiTheme="majorBidi" w:cstheme="majorBidi"/>
-          <w:sz w:val="28"/>
-          <w:szCs w:val="28"/>
-        </w:rPr>
-        <w:t>Create</w:t>
-      </w:r>
-      <w:r>
-        <w:rPr>
-          <w:rFonts w:asciiTheme="majorBidi" w:hAnsiTheme="majorBidi" w:cstheme="majorBidi"/>
-          <w:sz w:val="28"/>
-          <w:szCs w:val="28"/>
-        </w:rPr>
-        <w:t xml:space="preserve"> </w:t>
-      </w:r>
-      <w:r>
-        <w:rPr>
-          <w:rFonts w:asciiTheme="majorBidi" w:hAnsiTheme="majorBidi" w:cstheme="majorBidi"/>
-          <w:sz w:val="28"/>
-          <w:szCs w:val="28"/>
-        </w:rPr>
-        <w:t xml:space="preserve">→ </w:t>
+        <w:jc w:val="both"/>
+        <w:rPr>
+          <w:rFonts w:asciiTheme="majorBidi" w:hAnsiTheme="majorBidi" w:cstheme="majorBidi"/>
+          <w:sz w:val="28"/>
+          <w:szCs w:val="28"/>
+        </w:rPr>
+      </w:pPr>
+      <w:r>
+        <w:rPr>
+          <w:rFonts w:asciiTheme="majorBidi" w:hAnsiTheme="majorBidi" w:cstheme="majorBidi"/>
+          <w:sz w:val="28"/>
+          <w:szCs w:val="28"/>
+        </w:rPr>
+        <w:t xml:space="preserve">Create → </w:t>
       </w:r>
       <w:proofErr w:type="spellStart"/>
       <w:r>
@@ -8425,6 +8467,7 @@
           <w:numId w:val="47"/>
         </w:numPr>
         <w:ind w:left="720"/>
+        <w:jc w:val="both"/>
         <w:rPr>
           <w:rFonts w:asciiTheme="majorBidi" w:hAnsiTheme="majorBidi" w:cstheme="majorBidi"/>
           <w:sz w:val="28"/>
@@ -8448,6 +8491,7 @@
           <w:numId w:val="48"/>
         </w:numPr>
         <w:ind w:left="1080"/>
+        <w:jc w:val="both"/>
         <w:rPr>
           <w:rFonts w:asciiTheme="majorBidi" w:hAnsiTheme="majorBidi" w:cstheme="majorBidi"/>
           <w:b/>
@@ -8533,6 +8577,7 @@
           <w:numId w:val="48"/>
         </w:numPr>
         <w:ind w:left="1080"/>
+        <w:jc w:val="both"/>
         <w:rPr>
           <w:rFonts w:asciiTheme="majorBidi" w:hAnsiTheme="majorBidi" w:cstheme="majorBidi"/>
           <w:b/>
@@ -8578,6 +8623,7 @@
           <w:numId w:val="48"/>
         </w:numPr>
         <w:ind w:left="1080"/>
+        <w:jc w:val="both"/>
         <w:rPr>
           <w:rFonts w:asciiTheme="majorBidi" w:hAnsiTheme="majorBidi" w:cstheme="majorBidi"/>
           <w:b/>
@@ -8623,6 +8669,7 @@
           <w:numId w:val="49"/>
         </w:numPr>
         <w:ind w:left="720"/>
+        <w:jc w:val="both"/>
         <w:rPr>
           <w:rFonts w:asciiTheme="majorBidi" w:hAnsiTheme="majorBidi" w:cstheme="majorBidi"/>
           <w:sz w:val="28"/>
@@ -8714,6 +8761,7 @@
           <w:numId w:val="49"/>
         </w:numPr>
         <w:ind w:left="720"/>
+        <w:jc w:val="both"/>
         <w:rPr>
           <w:rFonts w:asciiTheme="majorBidi" w:hAnsiTheme="majorBidi" w:cstheme="majorBidi"/>
           <w:sz w:val="28"/>
@@ -8863,6 +8911,7 @@
       <w:pPr>
         <w:spacing w:after="80"/>
         <w:ind w:left="360"/>
+        <w:jc w:val="both"/>
         <w:rPr>
           <w:rFonts w:asciiTheme="majorBidi" w:hAnsiTheme="majorBidi" w:cstheme="majorBidi"/>
           <w:b/>
@@ -8907,6 +8956,7 @@
     <w:p>
       <w:pPr>
         <w:ind w:left="360"/>
+        <w:jc w:val="both"/>
         <w:rPr>
           <w:rFonts w:asciiTheme="majorBidi" w:hAnsiTheme="majorBidi" w:cstheme="majorBidi"/>
           <w:sz w:val="28"/>
@@ -9343,24 +9393,27 @@
     <w:p>
       <w:pPr>
         <w:ind w:left="720"/>
-        <w:rPr>
-          <w:rFonts w:asciiTheme="majorBidi" w:hAnsiTheme="majorBidi" w:cstheme="majorBidi"/>
-          <w:sz w:val="28"/>
-          <w:szCs w:val="28"/>
-        </w:rPr>
-      </w:pPr>
-    </w:p>
-    <w:p>
-      <w:pPr>
-        <w:rPr>
-          <w:rFonts w:asciiTheme="majorBidi" w:hAnsiTheme="majorBidi" w:cstheme="majorBidi"/>
-          <w:sz w:val="28"/>
-          <w:szCs w:val="28"/>
-        </w:rPr>
-      </w:pPr>
-    </w:p>
-    <w:p>
-      <w:pPr>
+        <w:jc w:val="both"/>
+        <w:rPr>
+          <w:rFonts w:asciiTheme="majorBidi" w:hAnsiTheme="majorBidi" w:cstheme="majorBidi"/>
+          <w:sz w:val="28"/>
+          <w:szCs w:val="28"/>
+        </w:rPr>
+      </w:pPr>
+    </w:p>
+    <w:p>
+      <w:pPr>
+        <w:jc w:val="both"/>
+        <w:rPr>
+          <w:rFonts w:asciiTheme="majorBidi" w:hAnsiTheme="majorBidi" w:cstheme="majorBidi"/>
+          <w:sz w:val="28"/>
+          <w:szCs w:val="28"/>
+        </w:rPr>
+      </w:pPr>
+    </w:p>
+    <w:p>
+      <w:pPr>
+        <w:jc w:val="both"/>
         <w:rPr>
           <w:rFonts w:asciiTheme="majorBidi" w:hAnsiTheme="majorBidi" w:cstheme="majorBidi"/>
           <w:sz w:val="10"/>
@@ -9372,6 +9425,7 @@
       <w:pPr>
         <w:spacing w:after="80"/>
         <w:ind w:left="360"/>
+        <w:jc w:val="both"/>
         <w:rPr>
           <w:rFonts w:asciiTheme="majorBidi" w:hAnsiTheme="majorBidi" w:cstheme="majorBidi"/>
           <w:sz w:val="28"/>
@@ -9395,6 +9449,7 @@
           <w:numId w:val="50"/>
         </w:numPr>
         <w:ind w:left="720"/>
+        <w:jc w:val="both"/>
         <w:rPr>
           <w:rFonts w:asciiTheme="majorBidi" w:hAnsiTheme="majorBidi" w:cstheme="majorBidi"/>
           <w:sz w:val="28"/>
@@ -9445,15 +9500,7 @@
           <w:sz w:val="28"/>
           <w:szCs w:val="28"/>
         </w:rPr>
-        <w:t xml:space="preserve"> </w:t>
-      </w:r>
-      <w:r>
-        <w:rPr>
-          <w:rFonts w:asciiTheme="majorBidi" w:hAnsiTheme="majorBidi" w:cstheme="majorBidi"/>
-          <w:sz w:val="28"/>
-          <w:szCs w:val="28"/>
-        </w:rPr>
-        <w:t>→ Apply IPv4 firewall rules to packets crossing a Linux bridge.</w:t>
+        <w:t xml:space="preserve"> → Apply IPv4 firewall rules to packets crossing a Linux bridge.</w:t>
       </w:r>
     </w:p>
     <w:p>
@@ -9464,6 +9511,7 @@
           <w:numId w:val="50"/>
         </w:numPr>
         <w:ind w:left="720"/>
+        <w:jc w:val="both"/>
         <w:rPr>
           <w:rFonts w:asciiTheme="majorBidi" w:hAnsiTheme="majorBidi" w:cstheme="majorBidi"/>
           <w:sz w:val="28"/>
@@ -9499,6 +9547,7 @@
           <w:numId w:val="50"/>
         </w:numPr>
         <w:ind w:left="720"/>
+        <w:jc w:val="both"/>
         <w:rPr>
           <w:rFonts w:asciiTheme="majorBidi" w:hAnsiTheme="majorBidi" w:cstheme="majorBidi"/>
           <w:sz w:val="28"/>
@@ -9544,6 +9593,7 @@
       <w:pPr>
         <w:spacing w:after="80"/>
         <w:ind w:left="360"/>
+        <w:jc w:val="both"/>
         <w:rPr>
           <w:rFonts w:asciiTheme="majorBidi" w:hAnsiTheme="majorBidi" w:cstheme="majorBidi"/>
           <w:b/>
@@ -9567,6 +9617,7 @@
       <w:pPr>
         <w:spacing w:after="80"/>
         <w:ind w:left="360"/>
+        <w:jc w:val="both"/>
         <w:rPr>
           <w:rFonts w:asciiTheme="majorBidi" w:hAnsiTheme="majorBidi" w:cstheme="majorBidi"/>
           <w:sz w:val="28"/>
@@ -11376,6 +11427,7 @@
       <w:pPr>
         <w:spacing w:after="80"/>
         <w:ind w:left="360"/>
+        <w:jc w:val="both"/>
         <w:rPr>
           <w:rFonts w:asciiTheme="majorBidi" w:hAnsiTheme="majorBidi" w:cstheme="majorBidi"/>
           <w:sz w:val="28"/>
@@ -11411,6 +11463,7 @@
       <w:pPr>
         <w:spacing w:after="80"/>
         <w:ind w:left="360"/>
+        <w:jc w:val="both"/>
         <w:rPr>
           <w:rFonts w:asciiTheme="majorBidi" w:hAnsiTheme="majorBidi" w:cstheme="majorBidi"/>
           <w:b/>
@@ -11566,6 +11619,7 @@
       <w:pPr>
         <w:spacing w:after="80"/>
         <w:ind w:left="360"/>
+        <w:jc w:val="both"/>
         <w:rPr>
           <w:rFonts w:asciiTheme="majorBidi" w:hAnsiTheme="majorBidi" w:cstheme="majorBidi"/>
           <w:sz w:val="28"/>
@@ -11585,24 +11639,41 @@
       <w:pPr>
         <w:spacing w:after="80"/>
         <w:ind w:left="360"/>
-        <w:rPr>
-          <w:rFonts w:asciiTheme="majorBidi" w:hAnsiTheme="majorBidi" w:cstheme="majorBidi"/>
-          <w:sz w:val="28"/>
-          <w:szCs w:val="28"/>
-        </w:rPr>
-      </w:pPr>
-      <w:r>
-        <w:rPr>
-          <w:rFonts w:asciiTheme="majorBidi" w:hAnsiTheme="majorBidi" w:cstheme="majorBidi"/>
-          <w:sz w:val="28"/>
-          <w:szCs w:val="28"/>
-        </w:rPr>
-        <w:t>Unlike RKE2, where each node has its own /</w:t>
+        <w:jc w:val="both"/>
+        <w:rPr>
+          <w:rFonts w:asciiTheme="majorBidi" w:hAnsiTheme="majorBidi" w:cstheme="majorBidi"/>
+          <w:sz w:val="28"/>
+          <w:szCs w:val="28"/>
+        </w:rPr>
+      </w:pPr>
+      <w:r>
+        <w:rPr>
+          <w:rFonts w:asciiTheme="majorBidi" w:hAnsiTheme="majorBidi" w:cstheme="majorBidi"/>
+          <w:sz w:val="28"/>
+          <w:szCs w:val="28"/>
+        </w:rPr>
+        <w:t xml:space="preserve">Unlike RKE2, where each node has its own </w:t>
+      </w:r>
+      <w:r>
+        <w:rPr>
+          <w:rFonts w:asciiTheme="majorBidi" w:hAnsiTheme="majorBidi" w:cstheme="majorBidi"/>
+          <w:b/>
+          <w:bCs/>
+          <w:i/>
+          <w:iCs/>
+          <w:sz w:val="28"/>
+          <w:szCs w:val="28"/>
+        </w:rPr>
+        <w:t>/</w:t>
       </w:r>
       <w:proofErr w:type="spellStart"/>
       <w:r>
         <w:rPr>
           <w:rFonts w:asciiTheme="majorBidi" w:hAnsiTheme="majorBidi" w:cstheme="majorBidi"/>
+          <w:b/>
+          <w:bCs/>
+          <w:i/>
+          <w:iCs/>
           <w:sz w:val="28"/>
           <w:szCs w:val="28"/>
         </w:rPr>
@@ -11612,6 +11683,10 @@
       <w:r>
         <w:rPr>
           <w:rFonts w:asciiTheme="majorBidi" w:hAnsiTheme="majorBidi" w:cstheme="majorBidi"/>
+          <w:b/>
+          <w:bCs/>
+          <w:i/>
+          <w:iCs/>
           <w:sz w:val="28"/>
           <w:szCs w:val="28"/>
         </w:rPr>
@@ -11621,6 +11696,10 @@
       <w:r>
         <w:rPr>
           <w:rFonts w:asciiTheme="majorBidi" w:hAnsiTheme="majorBidi" w:cstheme="majorBidi"/>
+          <w:b/>
+          <w:bCs/>
+          <w:i/>
+          <w:iCs/>
           <w:sz w:val="28"/>
           <w:szCs w:val="28"/>
         </w:rPr>
@@ -11640,6 +11719,7 @@
       <w:pPr>
         <w:spacing w:after="80"/>
         <w:ind w:left="360"/>
+        <w:jc w:val="both"/>
         <w:rPr>
           <w:rFonts w:asciiTheme="majorBidi" w:hAnsiTheme="majorBidi" w:cstheme="majorBidi"/>
           <w:sz w:val="28"/>
@@ -11664,6 +11744,7 @@
         </w:numPr>
         <w:spacing w:after="80"/>
         <w:ind w:left="720"/>
+        <w:jc w:val="both"/>
         <w:rPr>
           <w:rFonts w:asciiTheme="majorBidi" w:hAnsiTheme="majorBidi" w:cstheme="majorBidi"/>
           <w:b/>
@@ -12129,6 +12210,7 @@
       <w:pPr>
         <w:spacing w:after="80"/>
         <w:ind w:left="360"/>
+        <w:jc w:val="both"/>
         <w:rPr>
           <w:rFonts w:asciiTheme="majorBidi" w:hAnsiTheme="majorBidi" w:cstheme="majorBidi"/>
           <w:sz w:val="28"/>
@@ -12140,6 +12222,7 @@
       <w:pPr>
         <w:spacing w:after="80"/>
         <w:ind w:left="360"/>
+        <w:jc w:val="both"/>
         <w:rPr>
           <w:rFonts w:asciiTheme="majorBidi" w:hAnsiTheme="majorBidi" w:cstheme="majorBidi"/>
           <w:sz w:val="28"/>
@@ -12151,6 +12234,7 @@
       <w:pPr>
         <w:spacing w:after="80"/>
         <w:ind w:left="360"/>
+        <w:jc w:val="both"/>
         <w:rPr>
           <w:rFonts w:asciiTheme="majorBidi" w:hAnsiTheme="majorBidi" w:cstheme="majorBidi"/>
           <w:sz w:val="28"/>
@@ -12162,6 +12246,7 @@
       <w:pPr>
         <w:spacing w:after="80"/>
         <w:ind w:left="360"/>
+        <w:jc w:val="both"/>
         <w:rPr>
           <w:rFonts w:asciiTheme="majorBidi" w:hAnsiTheme="majorBidi" w:cstheme="majorBidi"/>
           <w:sz w:val="32"/>
@@ -12173,6 +12258,7 @@
       <w:pPr>
         <w:spacing w:after="80"/>
         <w:ind w:left="720"/>
+        <w:jc w:val="both"/>
         <w:rPr>
           <w:rFonts w:asciiTheme="majorBidi" w:hAnsiTheme="majorBidi" w:cstheme="majorBidi"/>
           <w:sz w:val="28"/>
@@ -12197,6 +12283,7 @@
         </w:numPr>
         <w:spacing w:after="80"/>
         <w:ind w:left="720"/>
+        <w:jc w:val="both"/>
         <w:rPr>
           <w:rFonts w:asciiTheme="majorBidi" w:hAnsiTheme="majorBidi" w:cstheme="majorBidi"/>
           <w:b/>
@@ -12509,6 +12596,7 @@
       <w:pPr>
         <w:spacing w:after="80"/>
         <w:ind w:left="360"/>
+        <w:jc w:val="both"/>
         <w:rPr>
           <w:rFonts w:asciiTheme="majorBidi" w:hAnsiTheme="majorBidi" w:cstheme="majorBidi"/>
           <w:sz w:val="28"/>
@@ -12563,6 +12651,7 @@
         </w:numPr>
         <w:spacing w:after="80"/>
         <w:ind w:left="720"/>
+        <w:jc w:val="both"/>
         <w:rPr>
           <w:rFonts w:asciiTheme="majorBidi" w:hAnsiTheme="majorBidi" w:cstheme="majorBidi"/>
           <w:sz w:val="28"/>
@@ -12599,6 +12688,7 @@
         </w:numPr>
         <w:spacing w:after="80"/>
         <w:ind w:left="720"/>
+        <w:jc w:val="both"/>
         <w:rPr>
           <w:rFonts w:asciiTheme="majorBidi" w:hAnsiTheme="majorBidi" w:cstheme="majorBidi"/>
           <w:sz w:val="28"/>
@@ -12635,6 +12725,7 @@
         </w:numPr>
         <w:spacing w:after="80"/>
         <w:ind w:left="720"/>
+        <w:jc w:val="both"/>
         <w:rPr>
           <w:rFonts w:asciiTheme="majorBidi" w:hAnsiTheme="majorBidi" w:cstheme="majorBidi"/>
           <w:sz w:val="28"/>
@@ -12671,6 +12762,7 @@
         </w:numPr>
         <w:spacing w:after="80"/>
         <w:ind w:left="720"/>
+        <w:jc w:val="both"/>
         <w:rPr>
           <w:rFonts w:asciiTheme="majorBidi" w:hAnsiTheme="majorBidi" w:cstheme="majorBidi"/>
           <w:sz w:val="28"/>
@@ -12707,6 +12799,7 @@
         </w:numPr>
         <w:spacing w:after="80"/>
         <w:ind w:left="720"/>
+        <w:jc w:val="both"/>
         <w:rPr>
           <w:rFonts w:asciiTheme="majorBidi" w:hAnsiTheme="majorBidi" w:cstheme="majorBidi"/>
           <w:sz w:val="28"/>
@@ -13519,6 +13612,7 @@
       <w:pPr>
         <w:spacing w:after="80"/>
         <w:ind w:left="720"/>
+        <w:jc w:val="both"/>
         <w:rPr>
           <w:rFonts w:asciiTheme="majorBidi" w:hAnsiTheme="majorBidi" w:cstheme="majorBidi"/>
           <w:b/>
@@ -13566,6 +13660,7 @@
       <w:pPr>
         <w:spacing w:after="60"/>
         <w:ind w:left="720"/>
+        <w:jc w:val="both"/>
         <w:rPr>
           <w:rFonts w:asciiTheme="majorBidi" w:hAnsiTheme="majorBidi" w:cstheme="majorBidi"/>
           <w:sz w:val="28"/>
@@ -13585,6 +13680,7 @@
       <w:pPr>
         <w:spacing w:after="140"/>
         <w:ind w:left="720"/>
+        <w:jc w:val="both"/>
         <w:rPr>
           <w:rFonts w:asciiTheme="majorBidi" w:hAnsiTheme="majorBidi" w:cstheme="majorBidi"/>
           <w:sz w:val="28"/>
@@ -14466,6 +14562,10 @@
       <w:r>
         <w:rPr>
           <w:rFonts w:asciiTheme="majorBidi" w:hAnsiTheme="majorBidi" w:cstheme="majorBidi"/>
+          <w:b/>
+          <w:bCs/>
+          <w:i/>
+          <w:iCs/>
           <w:sz w:val="28"/>
           <w:szCs w:val="28"/>
         </w:rPr>

--- a/Kubernetes/15-installation.docx
+++ b/Kubernetes/15-installation.docx
@@ -17497,6 +17497,3950 @@
         <w:t>Each node is responsible for joining and managing itself. There is no central SSH orchestrator, which makes the architecture simpler and more scalable.</w:t>
       </w:r>
     </w:p>
+    <w:p>
+      <w:pPr>
+        <w:ind w:left="360"/>
+        <w:jc w:val="both"/>
+        <w:rPr>
+          <w:rFonts w:asciiTheme="majorBidi" w:hAnsiTheme="majorBidi" w:cstheme="majorBidi"/>
+          <w:sz w:val="28"/>
+          <w:szCs w:val="28"/>
+        </w:rPr>
+      </w:pPr>
+    </w:p>
+    <w:p>
+      <w:pPr>
+        <w:ind w:left="360"/>
+        <w:jc w:val="both"/>
+        <w:rPr>
+          <w:rFonts w:asciiTheme="majorBidi" w:hAnsiTheme="majorBidi" w:cstheme="majorBidi"/>
+          <w:sz w:val="28"/>
+          <w:szCs w:val="28"/>
+        </w:rPr>
+      </w:pPr>
+    </w:p>
+    <w:p>
+      <w:pPr>
+        <w:ind w:left="360"/>
+        <w:jc w:val="both"/>
+        <w:rPr>
+          <w:rFonts w:asciiTheme="majorBidi" w:hAnsiTheme="majorBidi" w:cstheme="majorBidi"/>
+          <w:sz w:val="28"/>
+          <w:szCs w:val="28"/>
+        </w:rPr>
+      </w:pPr>
+    </w:p>
+    <w:p>
+      <w:pPr>
+        <w:ind w:left="360"/>
+        <w:jc w:val="both"/>
+        <w:rPr>
+          <w:rFonts w:asciiTheme="majorBidi" w:hAnsiTheme="majorBidi" w:cstheme="majorBidi"/>
+          <w:sz w:val="28"/>
+          <w:szCs w:val="28"/>
+        </w:rPr>
+      </w:pPr>
+    </w:p>
+    <w:p>
+      <w:pPr>
+        <w:ind w:left="360"/>
+        <w:jc w:val="both"/>
+        <w:rPr>
+          <w:rFonts w:asciiTheme="majorBidi" w:hAnsiTheme="majorBidi" w:cstheme="majorBidi"/>
+          <w:sz w:val="28"/>
+          <w:szCs w:val="28"/>
+        </w:rPr>
+      </w:pPr>
+    </w:p>
+    <w:p>
+      <w:pPr>
+        <w:ind w:left="360"/>
+        <w:jc w:val="both"/>
+        <w:rPr>
+          <w:rFonts w:asciiTheme="majorBidi" w:hAnsiTheme="majorBidi" w:cstheme="majorBidi"/>
+          <w:sz w:val="28"/>
+          <w:szCs w:val="28"/>
+        </w:rPr>
+      </w:pPr>
+    </w:p>
+    <w:p>
+      <w:pPr>
+        <w:ind w:left="360"/>
+        <w:jc w:val="both"/>
+        <w:rPr>
+          <w:rFonts w:asciiTheme="majorBidi" w:hAnsiTheme="majorBidi" w:cstheme="majorBidi"/>
+          <w:sz w:val="28"/>
+          <w:szCs w:val="28"/>
+        </w:rPr>
+      </w:pPr>
+    </w:p>
+    <w:p>
+      <w:pPr>
+        <w:ind w:left="360"/>
+        <w:jc w:val="both"/>
+        <w:rPr>
+          <w:rFonts w:asciiTheme="majorBidi" w:hAnsiTheme="majorBidi" w:cstheme="majorBidi"/>
+          <w:sz w:val="28"/>
+          <w:szCs w:val="28"/>
+        </w:rPr>
+      </w:pPr>
+    </w:p>
+    <w:p>
+      <w:pPr>
+        <w:ind w:left="360"/>
+        <w:jc w:val="both"/>
+        <w:rPr>
+          <w:rFonts w:asciiTheme="majorBidi" w:hAnsiTheme="majorBidi" w:cstheme="majorBidi"/>
+          <w:sz w:val="28"/>
+          <w:szCs w:val="28"/>
+        </w:rPr>
+      </w:pPr>
+    </w:p>
+    <w:p>
+      <w:pPr>
+        <w:ind w:left="360"/>
+        <w:jc w:val="both"/>
+        <w:rPr>
+          <w:rFonts w:asciiTheme="majorBidi" w:hAnsiTheme="majorBidi" w:cstheme="majorBidi"/>
+          <w:sz w:val="28"/>
+          <w:szCs w:val="28"/>
+        </w:rPr>
+      </w:pPr>
+    </w:p>
+    <w:p>
+      <w:pPr>
+        <w:ind w:left="360"/>
+        <w:jc w:val="both"/>
+        <w:rPr>
+          <w:rFonts w:asciiTheme="majorBidi" w:hAnsiTheme="majorBidi" w:cstheme="majorBidi"/>
+          <w:sz w:val="28"/>
+          <w:szCs w:val="28"/>
+        </w:rPr>
+      </w:pPr>
+    </w:p>
+    <w:p>
+      <w:pPr>
+        <w:ind w:left="360"/>
+        <w:jc w:val="both"/>
+        <w:rPr>
+          <w:rFonts w:asciiTheme="majorBidi" w:hAnsiTheme="majorBidi" w:cstheme="majorBidi"/>
+          <w:sz w:val="28"/>
+          <w:szCs w:val="28"/>
+        </w:rPr>
+      </w:pPr>
+    </w:p>
+    <w:p>
+      <w:pPr>
+        <w:ind w:left="360"/>
+        <w:jc w:val="both"/>
+        <w:rPr>
+          <w:rFonts w:asciiTheme="majorBidi" w:hAnsiTheme="majorBidi" w:cstheme="majorBidi"/>
+          <w:sz w:val="28"/>
+          <w:szCs w:val="28"/>
+        </w:rPr>
+      </w:pPr>
+    </w:p>
+    <w:p>
+      <w:pPr>
+        <w:ind w:left="360"/>
+        <w:jc w:val="both"/>
+        <w:rPr>
+          <w:rFonts w:asciiTheme="majorBidi" w:hAnsiTheme="majorBidi" w:cstheme="majorBidi"/>
+          <w:sz w:val="28"/>
+          <w:szCs w:val="28"/>
+        </w:rPr>
+      </w:pPr>
+    </w:p>
+    <w:p>
+      <w:pPr>
+        <w:ind w:left="360"/>
+        <w:jc w:val="both"/>
+        <w:rPr>
+          <w:rFonts w:asciiTheme="majorBidi" w:hAnsiTheme="majorBidi" w:cstheme="majorBidi"/>
+          <w:b/>
+          <w:bCs/>
+          <w:sz w:val="48"/>
+          <w:szCs w:val="48"/>
+        </w:rPr>
+      </w:pPr>
+      <w:r>
+        <w:rPr>
+          <w:rFonts w:asciiTheme="majorBidi" w:hAnsiTheme="majorBidi" w:cstheme="majorBidi"/>
+          <w:b/>
+          <w:bCs/>
+          <w:sz w:val="48"/>
+          <w:szCs w:val="48"/>
+        </w:rPr>
+        <w:lastRenderedPageBreak/>
+        <w:t>RKE2:</w:t>
+      </w:r>
+    </w:p>
+    <w:p>
+      <w:pPr>
+        <w:ind w:left="360"/>
+        <w:jc w:val="both"/>
+        <w:rPr>
+          <w:rFonts w:asciiTheme="majorBidi" w:hAnsiTheme="majorBidi" w:cstheme="majorBidi"/>
+          <w:b/>
+          <w:bCs/>
+          <w:sz w:val="40"/>
+          <w:szCs w:val="40"/>
+        </w:rPr>
+      </w:pPr>
+      <w:r>
+        <w:rPr>
+          <w:rFonts w:asciiTheme="majorBidi" w:hAnsiTheme="majorBidi" w:cstheme="majorBidi"/>
+          <w:b/>
+          <w:bCs/>
+          <w:sz w:val="40"/>
+          <w:szCs w:val="40"/>
+        </w:rPr>
+        <w:t>Installation:</w:t>
+      </w:r>
+    </w:p>
+    <w:p>
+      <w:pPr>
+        <w:pStyle w:val="ListParagraph"/>
+        <w:numPr>
+          <w:ilvl w:val="0"/>
+          <w:numId w:val="52"/>
+        </w:numPr>
+        <w:spacing w:after="80"/>
+        <w:ind w:left="360"/>
+        <w:jc w:val="both"/>
+        <w:rPr>
+          <w:rFonts w:asciiTheme="majorBidi" w:hAnsiTheme="majorBidi" w:cstheme="majorBidi"/>
+          <w:b/>
+          <w:bCs/>
+          <w:sz w:val="36"/>
+          <w:szCs w:val="36"/>
+        </w:rPr>
+      </w:pPr>
+      <w:r>
+        <w:rPr>
+          <w:rFonts w:asciiTheme="majorBidi" w:hAnsiTheme="majorBidi" w:cstheme="majorBidi"/>
+          <w:b/>
+          <w:bCs/>
+          <w:sz w:val="36"/>
+          <w:szCs w:val="36"/>
+        </w:rPr>
+        <w:t>Phase 1 – Prepare the Operating System</w:t>
+      </w:r>
+    </w:p>
+    <w:p>
+      <w:pPr>
+        <w:spacing w:after="80"/>
+        <w:ind w:left="360"/>
+        <w:jc w:val="both"/>
+        <w:rPr>
+          <w:rFonts w:asciiTheme="majorBidi" w:hAnsiTheme="majorBidi" w:cstheme="majorBidi"/>
+          <w:sz w:val="28"/>
+          <w:szCs w:val="28"/>
+        </w:rPr>
+      </w:pPr>
+      <w:r>
+        <w:rPr>
+          <w:rFonts w:asciiTheme="majorBidi" w:hAnsiTheme="majorBidi" w:cstheme="majorBidi"/>
+          <w:sz w:val="28"/>
+          <w:szCs w:val="28"/>
+        </w:rPr>
+        <w:t>Prepare the Linux host so Kubernetes can run correctly.</w:t>
+      </w:r>
+      <w:r>
+        <w:rPr>
+          <w:rFonts w:asciiTheme="majorBidi" w:hAnsiTheme="majorBidi" w:cstheme="majorBidi"/>
+          <w:sz w:val="28"/>
+          <w:szCs w:val="28"/>
+        </w:rPr>
+        <w:t xml:space="preserve"> </w:t>
+      </w:r>
+      <w:r>
+        <w:rPr>
+          <w:rFonts w:asciiTheme="majorBidi" w:hAnsiTheme="majorBidi" w:cstheme="majorBidi"/>
+          <w:sz w:val="28"/>
+          <w:szCs w:val="28"/>
+        </w:rPr>
+        <w:t>In this phase we will:</w:t>
+      </w:r>
+    </w:p>
+    <w:p>
+      <w:pPr>
+        <w:pStyle w:val="ListParagraph"/>
+        <w:numPr>
+          <w:ilvl w:val="0"/>
+          <w:numId w:val="34"/>
+        </w:numPr>
+        <w:spacing w:after="80"/>
+        <w:jc w:val="both"/>
+        <w:rPr>
+          <w:rFonts w:asciiTheme="majorBidi" w:hAnsiTheme="majorBidi" w:cstheme="majorBidi"/>
+          <w:sz w:val="28"/>
+          <w:szCs w:val="28"/>
+        </w:rPr>
+      </w:pPr>
+      <w:r>
+        <w:rPr>
+          <w:rFonts w:asciiTheme="majorBidi" w:hAnsiTheme="majorBidi" w:cstheme="majorBidi"/>
+          <w:sz w:val="28"/>
+          <w:szCs w:val="28"/>
+        </w:rPr>
+        <w:t>Update the OS.</w:t>
+      </w:r>
+    </w:p>
+    <w:p>
+      <w:pPr>
+        <w:pStyle w:val="ListParagraph"/>
+        <w:numPr>
+          <w:ilvl w:val="0"/>
+          <w:numId w:val="34"/>
+        </w:numPr>
+        <w:spacing w:after="80"/>
+        <w:jc w:val="both"/>
+        <w:rPr>
+          <w:rFonts w:asciiTheme="majorBidi" w:hAnsiTheme="majorBidi" w:cstheme="majorBidi"/>
+          <w:sz w:val="28"/>
+          <w:szCs w:val="28"/>
+        </w:rPr>
+      </w:pPr>
+      <w:r>
+        <w:rPr>
+          <w:rFonts w:asciiTheme="majorBidi" w:hAnsiTheme="majorBidi" w:cstheme="majorBidi"/>
+          <w:sz w:val="28"/>
+          <w:szCs w:val="28"/>
+        </w:rPr>
+        <w:t>Configure hostname resolution.</w:t>
+      </w:r>
+    </w:p>
+    <w:p>
+      <w:pPr>
+        <w:pStyle w:val="ListParagraph"/>
+        <w:numPr>
+          <w:ilvl w:val="0"/>
+          <w:numId w:val="34"/>
+        </w:numPr>
+        <w:spacing w:after="80"/>
+        <w:jc w:val="both"/>
+        <w:rPr>
+          <w:rFonts w:asciiTheme="majorBidi" w:hAnsiTheme="majorBidi" w:cstheme="majorBidi"/>
+          <w:sz w:val="28"/>
+          <w:szCs w:val="28"/>
+        </w:rPr>
+      </w:pPr>
+      <w:r>
+        <w:rPr>
+          <w:rFonts w:asciiTheme="majorBidi" w:hAnsiTheme="majorBidi" w:cstheme="majorBidi"/>
+          <w:sz w:val="28"/>
+          <w:szCs w:val="28"/>
+        </w:rPr>
+        <w:t>Disable swap (if enabled).</w:t>
+      </w:r>
+    </w:p>
+    <w:p>
+      <w:pPr>
+        <w:pStyle w:val="ListParagraph"/>
+        <w:numPr>
+          <w:ilvl w:val="0"/>
+          <w:numId w:val="34"/>
+        </w:numPr>
+        <w:spacing w:after="80"/>
+        <w:jc w:val="both"/>
+        <w:rPr>
+          <w:rFonts w:asciiTheme="majorBidi" w:hAnsiTheme="majorBidi" w:cstheme="majorBidi"/>
+          <w:sz w:val="28"/>
+          <w:szCs w:val="28"/>
+        </w:rPr>
+      </w:pPr>
+      <w:r>
+        <w:rPr>
+          <w:rFonts w:asciiTheme="majorBidi" w:hAnsiTheme="majorBidi" w:cstheme="majorBidi"/>
+          <w:sz w:val="28"/>
+          <w:szCs w:val="28"/>
+        </w:rPr>
+        <w:t>Configure networking prerequisites.</w:t>
+      </w:r>
+    </w:p>
+    <w:p>
+      <w:pPr>
+        <w:pStyle w:val="ListParagraph"/>
+        <w:numPr>
+          <w:ilvl w:val="0"/>
+          <w:numId w:val="34"/>
+        </w:numPr>
+        <w:spacing w:after="80"/>
+        <w:jc w:val="both"/>
+        <w:rPr>
+          <w:rFonts w:asciiTheme="majorBidi" w:hAnsiTheme="majorBidi" w:cstheme="majorBidi"/>
+          <w:sz w:val="28"/>
+          <w:szCs w:val="28"/>
+        </w:rPr>
+      </w:pPr>
+      <w:r>
+        <w:rPr>
+          <w:rFonts w:asciiTheme="majorBidi" w:hAnsiTheme="majorBidi" w:cstheme="majorBidi"/>
+          <w:sz w:val="28"/>
+          <w:szCs w:val="28"/>
+        </w:rPr>
+        <w:t>Open required firewall ports.</w:t>
+      </w:r>
+    </w:p>
+    <w:p>
+      <w:pPr>
+        <w:pStyle w:val="ListParagraph"/>
+        <w:numPr>
+          <w:ilvl w:val="0"/>
+          <w:numId w:val="34"/>
+        </w:numPr>
+        <w:spacing w:after="80"/>
+        <w:jc w:val="both"/>
+        <w:rPr>
+          <w:rFonts w:asciiTheme="majorBidi" w:hAnsiTheme="majorBidi" w:cstheme="majorBidi"/>
+          <w:sz w:val="28"/>
+          <w:szCs w:val="28"/>
+        </w:rPr>
+      </w:pPr>
+      <w:r>
+        <w:rPr>
+          <w:rFonts w:asciiTheme="majorBidi" w:hAnsiTheme="majorBidi" w:cstheme="majorBidi"/>
+          <w:sz w:val="28"/>
+          <w:szCs w:val="28"/>
+        </w:rPr>
+        <w:t>Verify time synchronization.</w:t>
+      </w:r>
+    </w:p>
+    <w:p>
+      <w:pPr>
+        <w:spacing w:after="120"/>
+        <w:ind w:left="360"/>
+        <w:jc w:val="both"/>
+        <w:rPr>
+          <w:rFonts w:asciiTheme="majorBidi" w:hAnsiTheme="majorBidi" w:cstheme="majorBidi"/>
+          <w:sz w:val="28"/>
+          <w:szCs w:val="28"/>
+        </w:rPr>
+      </w:pPr>
+      <w:r>
+        <w:rPr>
+          <w:rFonts w:asciiTheme="majorBidi" w:hAnsiTheme="majorBidi" w:cstheme="majorBidi"/>
+          <w:sz w:val="28"/>
+          <w:szCs w:val="28"/>
+        </w:rPr>
+        <w:t>Before installing RKE2, the operating system should satisfy the documented prerequisites.</w:t>
+      </w:r>
+    </w:p>
+    <w:p>
+      <w:pPr>
+        <w:pStyle w:val="ListParagraph"/>
+        <w:numPr>
+          <w:ilvl w:val="0"/>
+          <w:numId w:val="52"/>
+        </w:numPr>
+        <w:spacing w:after="80"/>
+        <w:ind w:left="360"/>
+        <w:jc w:val="both"/>
+        <w:rPr>
+          <w:rFonts w:asciiTheme="majorBidi" w:hAnsiTheme="majorBidi" w:cstheme="majorBidi"/>
+          <w:b/>
+          <w:bCs/>
+          <w:sz w:val="36"/>
+          <w:szCs w:val="36"/>
+        </w:rPr>
+      </w:pPr>
+      <w:r>
+        <w:rPr>
+          <w:rFonts w:asciiTheme="majorBidi" w:hAnsiTheme="majorBidi" w:cstheme="majorBidi"/>
+          <w:b/>
+          <w:bCs/>
+          <w:sz w:val="36"/>
+          <w:szCs w:val="36"/>
+        </w:rPr>
+        <w:t>Phase 2 – Install RKE2</w:t>
+      </w:r>
+    </w:p>
+    <w:p>
+      <w:pPr>
+        <w:spacing w:after="80"/>
+        <w:ind w:left="360"/>
+        <w:jc w:val="both"/>
+        <w:rPr>
+          <w:rFonts w:asciiTheme="majorBidi" w:hAnsiTheme="majorBidi" w:cstheme="majorBidi"/>
+          <w:sz w:val="28"/>
+          <w:szCs w:val="28"/>
+        </w:rPr>
+      </w:pPr>
+      <w:r>
+        <w:rPr>
+          <w:rFonts w:asciiTheme="majorBidi" w:hAnsiTheme="majorBidi" w:cstheme="majorBidi"/>
+          <w:sz w:val="28"/>
+          <w:szCs w:val="28"/>
+        </w:rPr>
+        <w:t>The official quick start tells us to execute:</w:t>
+      </w:r>
+      <w:r>
+        <w:rPr>
+          <w:rFonts w:asciiTheme="majorBidi" w:hAnsiTheme="majorBidi" w:cstheme="majorBidi"/>
+          <w:b/>
+          <w:bCs/>
+          <w:i/>
+          <w:iCs/>
+          <w:sz w:val="28"/>
+          <w:szCs w:val="28"/>
+        </w:rPr>
+        <w:t xml:space="preserve"> </w:t>
+      </w:r>
+      <w:r>
+        <w:rPr>
+          <w:rFonts w:asciiTheme="majorBidi" w:hAnsiTheme="majorBidi" w:cstheme="majorBidi"/>
+          <w:b/>
+          <w:bCs/>
+          <w:i/>
+          <w:iCs/>
+          <w:sz w:val="28"/>
+          <w:szCs w:val="28"/>
+        </w:rPr>
+        <w:t xml:space="preserve">curl -sfL https://get.rke2.io | </w:t>
+      </w:r>
+      <w:proofErr w:type="spellStart"/>
+      <w:r>
+        <w:rPr>
+          <w:rFonts w:asciiTheme="majorBidi" w:hAnsiTheme="majorBidi" w:cstheme="majorBidi"/>
+          <w:b/>
+          <w:bCs/>
+          <w:i/>
+          <w:iCs/>
+          <w:sz w:val="28"/>
+          <w:szCs w:val="28"/>
+        </w:rPr>
+        <w:t>sh</w:t>
+      </w:r>
+      <w:proofErr w:type="spellEnd"/>
+    </w:p>
+    <w:p>
+      <w:pPr>
+        <w:spacing w:after="80"/>
+        <w:ind w:left="360"/>
+        <w:jc w:val="both"/>
+        <w:rPr>
+          <w:rFonts w:asciiTheme="majorBidi" w:hAnsiTheme="majorBidi" w:cstheme="majorBidi"/>
+          <w:sz w:val="28"/>
+          <w:szCs w:val="28"/>
+        </w:rPr>
+      </w:pPr>
+      <w:r>
+        <w:rPr>
+          <w:rFonts w:asciiTheme="majorBidi" w:hAnsiTheme="majorBidi" w:cstheme="majorBidi"/>
+          <w:sz w:val="28"/>
+          <w:szCs w:val="28"/>
+        </w:rPr>
+        <w:t>The installer does not start Kubernetes.</w:t>
+      </w:r>
+      <w:r>
+        <w:rPr>
+          <w:rFonts w:asciiTheme="majorBidi" w:hAnsiTheme="majorBidi" w:cstheme="majorBidi"/>
+          <w:sz w:val="28"/>
+          <w:szCs w:val="28"/>
+        </w:rPr>
+        <w:t xml:space="preserve"> </w:t>
+      </w:r>
+      <w:r>
+        <w:rPr>
+          <w:rFonts w:asciiTheme="majorBidi" w:hAnsiTheme="majorBidi" w:cstheme="majorBidi"/>
+          <w:sz w:val="28"/>
+          <w:szCs w:val="28"/>
+        </w:rPr>
+        <w:t>It performs the installation only.</w:t>
+      </w:r>
+    </w:p>
+    <w:p>
+      <w:pPr>
+        <w:spacing w:after="80"/>
+        <w:ind w:left="360"/>
+        <w:jc w:val="both"/>
+        <w:rPr>
+          <w:rFonts w:asciiTheme="majorBidi" w:hAnsiTheme="majorBidi" w:cstheme="majorBidi"/>
+          <w:b/>
+          <w:bCs/>
+          <w:sz w:val="28"/>
+          <w:szCs w:val="28"/>
+        </w:rPr>
+      </w:pPr>
+      <w:r>
+        <w:rPr>
+          <w:rFonts w:asciiTheme="majorBidi" w:hAnsiTheme="majorBidi" w:cstheme="majorBidi"/>
+          <w:b/>
+          <w:bCs/>
+          <w:sz w:val="28"/>
+          <w:szCs w:val="28"/>
+        </w:rPr>
+        <w:t>What this command does</w:t>
+      </w:r>
+      <w:r>
+        <w:rPr>
+          <w:rFonts w:asciiTheme="majorBidi" w:hAnsiTheme="majorBidi" w:cstheme="majorBidi"/>
+          <w:b/>
+          <w:bCs/>
+          <w:sz w:val="28"/>
+          <w:szCs w:val="28"/>
+        </w:rPr>
+        <w:t>:</w:t>
+      </w:r>
+    </w:p>
+    <w:p>
+      <w:pPr>
+        <w:pStyle w:val="ListParagraph"/>
+        <w:numPr>
+          <w:ilvl w:val="0"/>
+          <w:numId w:val="54"/>
+        </w:numPr>
+        <w:spacing w:after="80"/>
+        <w:ind w:left="720"/>
+        <w:jc w:val="both"/>
+        <w:rPr>
+          <w:rFonts w:asciiTheme="majorBidi" w:hAnsiTheme="majorBidi" w:cstheme="majorBidi"/>
+          <w:sz w:val="28"/>
+          <w:szCs w:val="28"/>
+        </w:rPr>
+      </w:pPr>
+      <w:r>
+        <w:rPr>
+          <w:rFonts w:asciiTheme="majorBidi" w:hAnsiTheme="majorBidi" w:cstheme="majorBidi"/>
+          <w:sz w:val="28"/>
+          <w:szCs w:val="28"/>
+        </w:rPr>
+        <w:t>Downloads Rancher's official installation script.</w:t>
+      </w:r>
+    </w:p>
+    <w:p>
+      <w:pPr>
+        <w:pStyle w:val="ListParagraph"/>
+        <w:numPr>
+          <w:ilvl w:val="0"/>
+          <w:numId w:val="54"/>
+        </w:numPr>
+        <w:spacing w:after="80"/>
+        <w:ind w:left="720"/>
+        <w:jc w:val="both"/>
+        <w:rPr>
+          <w:rFonts w:asciiTheme="majorBidi" w:hAnsiTheme="majorBidi" w:cstheme="majorBidi"/>
+          <w:sz w:val="28"/>
+          <w:szCs w:val="28"/>
+        </w:rPr>
+      </w:pPr>
+      <w:r>
+        <w:rPr>
+          <w:rFonts w:asciiTheme="majorBidi" w:hAnsiTheme="majorBidi" w:cstheme="majorBidi"/>
+          <w:sz w:val="28"/>
+          <w:szCs w:val="28"/>
+        </w:rPr>
+        <w:t>Detects the operating system and architecture.</w:t>
+      </w:r>
+    </w:p>
+    <w:p>
+      <w:pPr>
+        <w:pStyle w:val="ListParagraph"/>
+        <w:numPr>
+          <w:ilvl w:val="0"/>
+          <w:numId w:val="54"/>
+        </w:numPr>
+        <w:spacing w:after="80"/>
+        <w:ind w:left="720"/>
+        <w:jc w:val="both"/>
+        <w:rPr>
+          <w:rFonts w:asciiTheme="majorBidi" w:hAnsiTheme="majorBidi" w:cstheme="majorBidi"/>
+          <w:sz w:val="28"/>
+          <w:szCs w:val="28"/>
+        </w:rPr>
+      </w:pPr>
+      <w:r>
+        <w:rPr>
+          <w:rFonts w:asciiTheme="majorBidi" w:hAnsiTheme="majorBidi" w:cstheme="majorBidi"/>
+          <w:sz w:val="28"/>
+          <w:szCs w:val="28"/>
+        </w:rPr>
+        <w:t>Installs the required RKE2 binaries.</w:t>
+      </w:r>
+    </w:p>
+    <w:p>
+      <w:pPr>
+        <w:pStyle w:val="ListParagraph"/>
+        <w:numPr>
+          <w:ilvl w:val="0"/>
+          <w:numId w:val="54"/>
+        </w:numPr>
+        <w:spacing w:after="80"/>
+        <w:ind w:left="720"/>
+        <w:jc w:val="both"/>
+        <w:rPr>
+          <w:rFonts w:asciiTheme="majorBidi" w:hAnsiTheme="majorBidi" w:cstheme="majorBidi"/>
+          <w:sz w:val="28"/>
+          <w:szCs w:val="28"/>
+        </w:rPr>
+      </w:pPr>
+      <w:r>
+        <w:rPr>
+          <w:rFonts w:asciiTheme="majorBidi" w:hAnsiTheme="majorBidi" w:cstheme="majorBidi"/>
+          <w:sz w:val="28"/>
+          <w:szCs w:val="28"/>
+        </w:rPr>
+        <w:t xml:space="preserve">Creates the </w:t>
+      </w:r>
+      <w:r>
+        <w:rPr>
+          <w:rFonts w:asciiTheme="majorBidi" w:hAnsiTheme="majorBidi" w:cstheme="majorBidi"/>
+          <w:b/>
+          <w:bCs/>
+          <w:sz w:val="28"/>
+          <w:szCs w:val="28"/>
+        </w:rPr>
+        <w:t>rke2-server</w:t>
+      </w:r>
+      <w:r>
+        <w:rPr>
+          <w:rFonts w:asciiTheme="majorBidi" w:hAnsiTheme="majorBidi" w:cstheme="majorBidi"/>
+          <w:sz w:val="28"/>
+          <w:szCs w:val="28"/>
+        </w:rPr>
+        <w:t xml:space="preserve"> and </w:t>
+      </w:r>
+      <w:r>
+        <w:rPr>
+          <w:rFonts w:asciiTheme="majorBidi" w:hAnsiTheme="majorBidi" w:cstheme="majorBidi"/>
+          <w:b/>
+          <w:bCs/>
+          <w:sz w:val="28"/>
+          <w:szCs w:val="28"/>
+        </w:rPr>
+        <w:t>rke2-agent</w:t>
+      </w:r>
+      <w:r>
+        <w:rPr>
+          <w:rFonts w:asciiTheme="majorBidi" w:hAnsiTheme="majorBidi" w:cstheme="majorBidi"/>
+          <w:sz w:val="28"/>
+          <w:szCs w:val="28"/>
+        </w:rPr>
+        <w:t xml:space="preserve"> </w:t>
+      </w:r>
+      <w:proofErr w:type="spellStart"/>
+      <w:r>
+        <w:rPr>
+          <w:rFonts w:asciiTheme="majorBidi" w:hAnsiTheme="majorBidi" w:cstheme="majorBidi"/>
+          <w:sz w:val="28"/>
+          <w:szCs w:val="28"/>
+        </w:rPr>
+        <w:t>systemd</w:t>
+      </w:r>
+      <w:proofErr w:type="spellEnd"/>
+      <w:r>
+        <w:rPr>
+          <w:rFonts w:asciiTheme="majorBidi" w:hAnsiTheme="majorBidi" w:cstheme="majorBidi"/>
+          <w:sz w:val="28"/>
+          <w:szCs w:val="28"/>
+        </w:rPr>
+        <w:t xml:space="preserve"> service files.</w:t>
+      </w:r>
+    </w:p>
+    <w:p>
+      <w:pPr>
+        <w:pStyle w:val="ListParagraph"/>
+        <w:numPr>
+          <w:ilvl w:val="0"/>
+          <w:numId w:val="54"/>
+        </w:numPr>
+        <w:spacing w:after="80"/>
+        <w:ind w:left="720"/>
+        <w:jc w:val="both"/>
+        <w:rPr>
+          <w:rFonts w:asciiTheme="majorBidi" w:hAnsiTheme="majorBidi" w:cstheme="majorBidi"/>
+          <w:sz w:val="28"/>
+          <w:szCs w:val="28"/>
+        </w:rPr>
+      </w:pPr>
+      <w:r>
+        <w:rPr>
+          <w:rFonts w:asciiTheme="majorBidi" w:hAnsiTheme="majorBidi" w:cstheme="majorBidi"/>
+          <w:sz w:val="28"/>
+          <w:szCs w:val="28"/>
+        </w:rPr>
+        <w:t xml:space="preserve">Installs helper scripts such as </w:t>
+      </w:r>
+      <w:r>
+        <w:rPr>
+          <w:rFonts w:asciiTheme="majorBidi" w:hAnsiTheme="majorBidi" w:cstheme="majorBidi"/>
+          <w:b/>
+          <w:bCs/>
+          <w:i/>
+          <w:iCs/>
+          <w:sz w:val="28"/>
+          <w:szCs w:val="28"/>
+        </w:rPr>
+        <w:t>rke2-killall.sh</w:t>
+      </w:r>
+      <w:r>
+        <w:rPr>
+          <w:rFonts w:asciiTheme="majorBidi" w:hAnsiTheme="majorBidi" w:cstheme="majorBidi"/>
+          <w:sz w:val="28"/>
+          <w:szCs w:val="28"/>
+        </w:rPr>
+        <w:t xml:space="preserve"> and </w:t>
+      </w:r>
+      <w:r>
+        <w:rPr>
+          <w:rFonts w:asciiTheme="majorBidi" w:hAnsiTheme="majorBidi" w:cstheme="majorBidi"/>
+          <w:b/>
+          <w:bCs/>
+          <w:i/>
+          <w:iCs/>
+          <w:sz w:val="28"/>
+          <w:szCs w:val="28"/>
+        </w:rPr>
+        <w:t>rke2-uninstall.sh</w:t>
+      </w:r>
+      <w:r>
+        <w:rPr>
+          <w:rFonts w:asciiTheme="majorBidi" w:hAnsiTheme="majorBidi" w:cstheme="majorBidi"/>
+          <w:sz w:val="28"/>
+          <w:szCs w:val="28"/>
+        </w:rPr>
+        <w:t>.</w:t>
+      </w:r>
+    </w:p>
+    <w:p>
+      <w:pPr>
+        <w:spacing w:after="80"/>
+        <w:ind w:left="360"/>
+        <w:jc w:val="both"/>
+        <w:rPr>
+          <w:rFonts w:asciiTheme="majorBidi" w:hAnsiTheme="majorBidi" w:cstheme="majorBidi"/>
+          <w:sz w:val="28"/>
+          <w:szCs w:val="28"/>
+        </w:rPr>
+      </w:pPr>
+      <w:r>
+        <w:rPr>
+          <w:rFonts w:asciiTheme="majorBidi" w:hAnsiTheme="majorBidi" w:cstheme="majorBidi"/>
+          <w:sz w:val="28"/>
+          <w:szCs w:val="28"/>
+        </w:rPr>
+        <w:t>It does not start Kubernetes. Configuration should be completed before starting the service.</w:t>
+      </w:r>
+    </w:p>
+    <w:p>
+      <w:pPr>
+        <w:spacing w:after="80"/>
+        <w:ind w:left="360"/>
+        <w:jc w:val="both"/>
+        <w:rPr>
+          <w:rFonts w:asciiTheme="majorBidi" w:hAnsiTheme="majorBidi" w:cstheme="majorBidi"/>
+          <w:sz w:val="28"/>
+          <w:szCs w:val="28"/>
+        </w:rPr>
+      </w:pPr>
+      <w:r>
+        <w:rPr>
+          <w:rFonts w:asciiTheme="majorBidi" w:hAnsiTheme="majorBidi" w:cstheme="majorBidi"/>
+          <w:sz w:val="28"/>
+          <w:szCs w:val="28"/>
+        </w:rPr>
+        <w:t>On completion, you'll have:</w:t>
+      </w:r>
+    </w:p>
+    <w:p>
+      <w:pPr>
+        <w:pStyle w:val="ListParagraph"/>
+        <w:numPr>
+          <w:ilvl w:val="0"/>
+          <w:numId w:val="53"/>
+        </w:numPr>
+        <w:spacing w:after="80"/>
+        <w:ind w:left="720"/>
+        <w:jc w:val="both"/>
+        <w:rPr>
+          <w:rFonts w:asciiTheme="majorBidi" w:hAnsiTheme="majorBidi" w:cstheme="majorBidi"/>
+          <w:sz w:val="28"/>
+          <w:szCs w:val="28"/>
+        </w:rPr>
+      </w:pPr>
+      <w:r>
+        <w:rPr>
+          <w:rFonts w:asciiTheme="majorBidi" w:hAnsiTheme="majorBidi" w:cstheme="majorBidi"/>
+          <w:sz w:val="28"/>
+          <w:szCs w:val="28"/>
+        </w:rPr>
+        <w:t>rke2 binary</w:t>
+      </w:r>
+      <w:r>
+        <w:rPr>
+          <w:rFonts w:asciiTheme="majorBidi" w:hAnsiTheme="majorBidi" w:cstheme="majorBidi"/>
+          <w:sz w:val="28"/>
+          <w:szCs w:val="28"/>
+        </w:rPr>
+        <w:t xml:space="preserve"> (</w:t>
+      </w:r>
+      <w:r>
+        <w:rPr>
+          <w:rFonts w:asciiTheme="majorBidi" w:hAnsiTheme="majorBidi" w:cstheme="majorBidi"/>
+          <w:b/>
+          <w:bCs/>
+          <w:i/>
+          <w:iCs/>
+          <w:sz w:val="28"/>
+          <w:szCs w:val="28"/>
+        </w:rPr>
+        <w:t>/</w:t>
+      </w:r>
+      <w:proofErr w:type="spellStart"/>
+      <w:r>
+        <w:rPr>
+          <w:rFonts w:asciiTheme="majorBidi" w:hAnsiTheme="majorBidi" w:cstheme="majorBidi"/>
+          <w:b/>
+          <w:bCs/>
+          <w:i/>
+          <w:iCs/>
+          <w:sz w:val="28"/>
+          <w:szCs w:val="28"/>
+        </w:rPr>
+        <w:t>usr</w:t>
+      </w:r>
+      <w:proofErr w:type="spellEnd"/>
+      <w:r>
+        <w:rPr>
+          <w:rFonts w:asciiTheme="majorBidi" w:hAnsiTheme="majorBidi" w:cstheme="majorBidi"/>
+          <w:b/>
+          <w:bCs/>
+          <w:i/>
+          <w:iCs/>
+          <w:sz w:val="28"/>
+          <w:szCs w:val="28"/>
+        </w:rPr>
+        <w:t>/local/bin/rke2</w:t>
+      </w:r>
+      <w:r>
+        <w:rPr>
+          <w:rFonts w:asciiTheme="majorBidi" w:hAnsiTheme="majorBidi" w:cstheme="majorBidi"/>
+          <w:sz w:val="28"/>
+          <w:szCs w:val="28"/>
+        </w:rPr>
+        <w:t>)</w:t>
+      </w:r>
+    </w:p>
+    <w:p>
+      <w:pPr>
+        <w:pStyle w:val="ListParagraph"/>
+        <w:numPr>
+          <w:ilvl w:val="0"/>
+          <w:numId w:val="53"/>
+        </w:numPr>
+        <w:spacing w:after="80"/>
+        <w:ind w:left="720"/>
+        <w:jc w:val="both"/>
+        <w:rPr>
+          <w:rFonts w:asciiTheme="majorBidi" w:hAnsiTheme="majorBidi" w:cstheme="majorBidi"/>
+          <w:sz w:val="28"/>
+          <w:szCs w:val="28"/>
+        </w:rPr>
+      </w:pPr>
+      <w:proofErr w:type="spellStart"/>
+      <w:r>
+        <w:rPr>
+          <w:rFonts w:asciiTheme="majorBidi" w:hAnsiTheme="majorBidi" w:cstheme="majorBidi"/>
+          <w:sz w:val="28"/>
+          <w:szCs w:val="28"/>
+        </w:rPr>
+        <w:t>systemd</w:t>
+      </w:r>
+      <w:proofErr w:type="spellEnd"/>
+      <w:r>
+        <w:rPr>
+          <w:rFonts w:asciiTheme="majorBidi" w:hAnsiTheme="majorBidi" w:cstheme="majorBidi"/>
+          <w:sz w:val="28"/>
+          <w:szCs w:val="28"/>
+        </w:rPr>
+        <w:t xml:space="preserve"> service</w:t>
+      </w:r>
+    </w:p>
+    <w:p>
+      <w:pPr>
+        <w:pStyle w:val="ListParagraph"/>
+        <w:numPr>
+          <w:ilvl w:val="0"/>
+          <w:numId w:val="53"/>
+        </w:numPr>
+        <w:spacing w:after="80"/>
+        <w:ind w:left="720"/>
+        <w:jc w:val="both"/>
+        <w:rPr>
+          <w:rFonts w:asciiTheme="majorBidi" w:hAnsiTheme="majorBidi" w:cstheme="majorBidi"/>
+          <w:sz w:val="28"/>
+          <w:szCs w:val="28"/>
+        </w:rPr>
+      </w:pPr>
+      <w:r>
+        <w:rPr>
+          <w:rFonts w:asciiTheme="majorBidi" w:hAnsiTheme="majorBidi" w:cstheme="majorBidi"/>
+          <w:sz w:val="28"/>
+          <w:szCs w:val="28"/>
+        </w:rPr>
+        <w:t>helper scripts</w:t>
+      </w:r>
+    </w:p>
+    <w:p>
+      <w:pPr>
+        <w:spacing w:after="120"/>
+        <w:ind w:left="360"/>
+        <w:jc w:val="both"/>
+        <w:rPr>
+          <w:rFonts w:asciiTheme="majorBidi" w:hAnsiTheme="majorBidi" w:cstheme="majorBidi"/>
+          <w:sz w:val="28"/>
+          <w:szCs w:val="28"/>
+        </w:rPr>
+      </w:pPr>
+      <w:r>
+        <w:rPr>
+          <w:rFonts w:asciiTheme="majorBidi" w:hAnsiTheme="majorBidi" w:cstheme="majorBidi"/>
+          <w:sz w:val="28"/>
+          <w:szCs w:val="28"/>
+        </w:rPr>
+        <w:t>installed, but the cluster is not yet running.</w:t>
+      </w:r>
+    </w:p>
+    <w:p>
+      <w:pPr>
+        <w:spacing w:after="80"/>
+        <w:ind w:left="360"/>
+        <w:jc w:val="both"/>
+        <w:rPr>
+          <w:rFonts w:asciiTheme="majorBidi" w:hAnsiTheme="majorBidi" w:cstheme="majorBidi"/>
+          <w:b/>
+          <w:bCs/>
+          <w:sz w:val="28"/>
+          <w:szCs w:val="28"/>
+        </w:rPr>
+      </w:pPr>
+      <w:r>
+        <w:rPr>
+          <w:rFonts w:asciiTheme="majorBidi" w:hAnsiTheme="majorBidi" w:cstheme="majorBidi"/>
+          <w:b/>
+          <w:bCs/>
+          <w:sz w:val="28"/>
+          <w:szCs w:val="28"/>
+        </w:rPr>
+        <w:t>Why doesn't Kubernetes start automatically?</w:t>
+      </w:r>
+    </w:p>
+    <w:p>
+      <w:pPr>
+        <w:spacing w:after="40"/>
+        <w:ind w:left="360"/>
+        <w:jc w:val="both"/>
+        <w:rPr>
+          <w:rFonts w:asciiTheme="majorBidi" w:hAnsiTheme="majorBidi" w:cstheme="majorBidi"/>
+          <w:sz w:val="28"/>
+          <w:szCs w:val="28"/>
+        </w:rPr>
+      </w:pPr>
+      <w:r>
+        <w:rPr>
+          <w:rFonts w:asciiTheme="majorBidi" w:hAnsiTheme="majorBidi" w:cstheme="majorBidi"/>
+          <w:sz w:val="28"/>
+          <w:szCs w:val="28"/>
+        </w:rPr>
+        <w:t>Because RKE2 expects you to configure it first.</w:t>
+      </w:r>
+      <w:r>
+        <w:rPr>
+          <w:rFonts w:asciiTheme="majorBidi" w:hAnsiTheme="majorBidi" w:cstheme="majorBidi"/>
+          <w:sz w:val="28"/>
+          <w:szCs w:val="28"/>
+        </w:rPr>
+        <w:t xml:space="preserve"> </w:t>
+      </w:r>
+      <w:r>
+        <w:rPr>
+          <w:rFonts w:asciiTheme="majorBidi" w:hAnsiTheme="majorBidi" w:cstheme="majorBidi"/>
+          <w:sz w:val="28"/>
+          <w:szCs w:val="28"/>
+        </w:rPr>
+        <w:t>The configuration file:</w:t>
+      </w:r>
+    </w:p>
+    <w:p>
+      <w:pPr>
+        <w:spacing w:after="40"/>
+        <w:ind w:left="360"/>
+        <w:jc w:val="both"/>
+        <w:rPr>
+          <w:rFonts w:asciiTheme="majorBidi" w:hAnsiTheme="majorBidi" w:cstheme="majorBidi"/>
+          <w:b/>
+          <w:bCs/>
+          <w:i/>
+          <w:iCs/>
+          <w:sz w:val="28"/>
+          <w:szCs w:val="28"/>
+        </w:rPr>
+      </w:pPr>
+      <w:r>
+        <w:rPr>
+          <w:rFonts w:asciiTheme="majorBidi" w:hAnsiTheme="majorBidi" w:cstheme="majorBidi"/>
+          <w:b/>
+          <w:bCs/>
+          <w:i/>
+          <w:iCs/>
+          <w:sz w:val="28"/>
+          <w:szCs w:val="28"/>
+        </w:rPr>
+        <w:t>/</w:t>
+      </w:r>
+      <w:proofErr w:type="spellStart"/>
+      <w:r>
+        <w:rPr>
+          <w:rFonts w:asciiTheme="majorBidi" w:hAnsiTheme="majorBidi" w:cstheme="majorBidi"/>
+          <w:b/>
+          <w:bCs/>
+          <w:i/>
+          <w:iCs/>
+          <w:sz w:val="28"/>
+          <w:szCs w:val="28"/>
+        </w:rPr>
+        <w:t>etc</w:t>
+      </w:r>
+      <w:proofErr w:type="spellEnd"/>
+      <w:r>
+        <w:rPr>
+          <w:rFonts w:asciiTheme="majorBidi" w:hAnsiTheme="majorBidi" w:cstheme="majorBidi"/>
+          <w:b/>
+          <w:bCs/>
+          <w:i/>
+          <w:iCs/>
+          <w:sz w:val="28"/>
+          <w:szCs w:val="28"/>
+        </w:rPr>
+        <w:t>/rancher/rke2/</w:t>
+      </w:r>
+      <w:proofErr w:type="spellStart"/>
+      <w:r>
+        <w:rPr>
+          <w:rFonts w:asciiTheme="majorBidi" w:hAnsiTheme="majorBidi" w:cstheme="majorBidi"/>
+          <w:b/>
+          <w:bCs/>
+          <w:i/>
+          <w:iCs/>
+          <w:sz w:val="28"/>
+          <w:szCs w:val="28"/>
+        </w:rPr>
+        <w:t>config.yaml</w:t>
+      </w:r>
+      <w:proofErr w:type="spellEnd"/>
+    </w:p>
+    <w:p>
+      <w:pPr>
+        <w:spacing w:after="80"/>
+        <w:ind w:left="360"/>
+        <w:jc w:val="both"/>
+        <w:rPr>
+          <w:rFonts w:asciiTheme="majorBidi" w:hAnsiTheme="majorBidi" w:cstheme="majorBidi"/>
+          <w:sz w:val="28"/>
+          <w:szCs w:val="28"/>
+        </w:rPr>
+      </w:pPr>
+      <w:r>
+        <w:rPr>
+          <w:rFonts w:asciiTheme="majorBidi" w:hAnsiTheme="majorBidi" w:cstheme="majorBidi"/>
+          <w:sz w:val="28"/>
+          <w:szCs w:val="28"/>
+        </w:rPr>
+        <w:t>doesn't exist yet.</w:t>
+      </w:r>
+    </w:p>
+    <w:p>
+      <w:pPr>
+        <w:spacing w:after="80"/>
+        <w:ind w:left="360"/>
+        <w:jc w:val="both"/>
+        <w:rPr>
+          <w:rFonts w:asciiTheme="majorBidi" w:hAnsiTheme="majorBidi" w:cstheme="majorBidi"/>
+          <w:sz w:val="28"/>
+          <w:szCs w:val="28"/>
+        </w:rPr>
+      </w:pPr>
+      <w:r>
+        <w:rPr>
+          <w:rFonts w:asciiTheme="majorBidi" w:hAnsiTheme="majorBidi" w:cstheme="majorBidi"/>
+          <w:sz w:val="28"/>
+          <w:szCs w:val="28"/>
+        </w:rPr>
+        <w:t>Starting the service before creating the configuration may produce an unwanted default configuration or require you to reinstall later.</w:t>
+      </w:r>
+      <w:r>
+        <w:rPr>
+          <w:rFonts w:asciiTheme="majorBidi" w:hAnsiTheme="majorBidi" w:cstheme="majorBidi"/>
+          <w:sz w:val="28"/>
+          <w:szCs w:val="28"/>
+        </w:rPr>
+        <w:t xml:space="preserve"> </w:t>
+      </w:r>
+      <w:proofErr w:type="gramStart"/>
+      <w:r>
+        <w:rPr>
+          <w:rFonts w:asciiTheme="majorBidi" w:hAnsiTheme="majorBidi" w:cstheme="majorBidi"/>
+          <w:sz w:val="28"/>
+          <w:szCs w:val="28"/>
+        </w:rPr>
+        <w:t>Therefore</w:t>
+      </w:r>
+      <w:proofErr w:type="gramEnd"/>
+      <w:r>
+        <w:rPr>
+          <w:rFonts w:asciiTheme="majorBidi" w:hAnsiTheme="majorBidi" w:cstheme="majorBidi"/>
+          <w:sz w:val="28"/>
+          <w:szCs w:val="28"/>
+        </w:rPr>
+        <w:t xml:space="preserve"> the usual sequence is:</w:t>
+      </w:r>
+    </w:p>
+    <w:p>
+      <w:pPr>
+        <w:ind w:left="360"/>
+        <w:jc w:val="both"/>
+        <w:rPr>
+          <w:rFonts w:asciiTheme="majorBidi" w:hAnsiTheme="majorBidi" w:cstheme="majorBidi"/>
+          <w:sz w:val="28"/>
+          <w:szCs w:val="28"/>
+        </w:rPr>
+      </w:pPr>
+      <w:r>
+        <w:rPr>
+          <w:rFonts w:asciiTheme="majorBidi" w:hAnsiTheme="majorBidi" w:cstheme="majorBidi"/>
+          <w:sz w:val="28"/>
+          <w:szCs w:val="28"/>
+        </w:rPr>
+        <w:t>Install</w:t>
+      </w:r>
+      <w:r>
+        <w:rPr>
+          <w:rFonts w:asciiTheme="majorBidi" w:hAnsiTheme="majorBidi" w:cstheme="majorBidi"/>
+          <w:sz w:val="28"/>
+          <w:szCs w:val="28"/>
+        </w:rPr>
+        <w:t xml:space="preserve"> </w:t>
+      </w:r>
+      <w:r>
+        <w:rPr>
+          <w:rFonts w:asciiTheme="majorBidi" w:hAnsiTheme="majorBidi" w:cstheme="majorBidi"/>
+          <w:sz w:val="28"/>
+          <w:szCs w:val="28"/>
+        </w:rPr>
+        <w:t xml:space="preserve">→ </w:t>
+      </w:r>
+      <w:r>
+        <w:rPr>
+          <w:rFonts w:asciiTheme="majorBidi" w:hAnsiTheme="majorBidi" w:cstheme="majorBidi"/>
+          <w:sz w:val="28"/>
+          <w:szCs w:val="28"/>
+        </w:rPr>
+        <w:t xml:space="preserve">Create </w:t>
+      </w:r>
+      <w:proofErr w:type="spellStart"/>
+      <w:proofErr w:type="gramStart"/>
+      <w:r>
+        <w:rPr>
+          <w:rFonts w:asciiTheme="majorBidi" w:hAnsiTheme="majorBidi" w:cstheme="majorBidi"/>
+          <w:b/>
+          <w:bCs/>
+          <w:i/>
+          <w:iCs/>
+          <w:sz w:val="28"/>
+          <w:szCs w:val="28"/>
+        </w:rPr>
+        <w:t>config.yaml</w:t>
+      </w:r>
+      <w:proofErr w:type="spellEnd"/>
+      <w:proofErr w:type="gramEnd"/>
+      <w:r>
+        <w:rPr>
+          <w:rFonts w:asciiTheme="majorBidi" w:hAnsiTheme="majorBidi" w:cstheme="majorBidi"/>
+          <w:sz w:val="28"/>
+          <w:szCs w:val="28"/>
+        </w:rPr>
+        <w:t xml:space="preserve"> </w:t>
+      </w:r>
+      <w:r>
+        <w:rPr>
+          <w:rFonts w:asciiTheme="majorBidi" w:hAnsiTheme="majorBidi" w:cstheme="majorBidi"/>
+          <w:sz w:val="28"/>
+          <w:szCs w:val="28"/>
+        </w:rPr>
+        <w:t xml:space="preserve">→ </w:t>
+      </w:r>
+      <w:r>
+        <w:rPr>
+          <w:rFonts w:asciiTheme="majorBidi" w:hAnsiTheme="majorBidi" w:cstheme="majorBidi"/>
+          <w:sz w:val="28"/>
+          <w:szCs w:val="28"/>
+        </w:rPr>
+        <w:t>Enable service</w:t>
+      </w:r>
+      <w:r>
+        <w:rPr>
+          <w:rFonts w:asciiTheme="majorBidi" w:hAnsiTheme="majorBidi" w:cstheme="majorBidi"/>
+          <w:sz w:val="28"/>
+          <w:szCs w:val="28"/>
+        </w:rPr>
+        <w:t xml:space="preserve"> </w:t>
+      </w:r>
+      <w:r>
+        <w:rPr>
+          <w:rFonts w:asciiTheme="majorBidi" w:hAnsiTheme="majorBidi" w:cstheme="majorBidi"/>
+          <w:sz w:val="28"/>
+          <w:szCs w:val="28"/>
+        </w:rPr>
+        <w:t xml:space="preserve">→ </w:t>
+      </w:r>
+      <w:r>
+        <w:rPr>
+          <w:rFonts w:asciiTheme="majorBidi" w:hAnsiTheme="majorBidi" w:cstheme="majorBidi"/>
+          <w:sz w:val="28"/>
+          <w:szCs w:val="28"/>
+        </w:rPr>
+        <w:t>Start service</w:t>
+      </w:r>
+    </w:p>
+    <w:p>
+      <w:pPr>
+        <w:spacing w:after="80"/>
+        <w:ind w:left="360"/>
+        <w:jc w:val="both"/>
+        <w:rPr>
+          <w:rFonts w:asciiTheme="majorBidi" w:hAnsiTheme="majorBidi" w:cstheme="majorBidi"/>
+          <w:b/>
+          <w:bCs/>
+          <w:sz w:val="28"/>
+          <w:szCs w:val="28"/>
+        </w:rPr>
+      </w:pPr>
+      <w:r>
+        <w:rPr>
+          <w:rFonts w:asciiTheme="majorBidi" w:hAnsiTheme="majorBidi" w:cstheme="majorBidi"/>
+          <w:b/>
+          <w:bCs/>
+          <w:sz w:val="28"/>
+          <w:szCs w:val="28"/>
+        </w:rPr>
+        <w:lastRenderedPageBreak/>
+        <w:t>RKE1 comparison</w:t>
+      </w:r>
+    </w:p>
+    <w:p>
+      <w:pPr>
+        <w:spacing w:after="80"/>
+        <w:ind w:left="360"/>
+        <w:jc w:val="both"/>
+        <w:rPr>
+          <w:rFonts w:asciiTheme="majorBidi" w:hAnsiTheme="majorBidi" w:cstheme="majorBidi"/>
+          <w:sz w:val="28"/>
+          <w:szCs w:val="28"/>
+        </w:rPr>
+      </w:pPr>
+      <w:r>
+        <w:rPr>
+          <w:rFonts w:asciiTheme="majorBidi" w:hAnsiTheme="majorBidi" w:cstheme="majorBidi"/>
+          <w:sz w:val="28"/>
+          <w:szCs w:val="28"/>
+        </w:rPr>
+        <w:t xml:space="preserve">RKE1 installs only the </w:t>
+      </w:r>
+      <w:proofErr w:type="spellStart"/>
+      <w:r>
+        <w:rPr>
+          <w:rFonts w:asciiTheme="majorBidi" w:hAnsiTheme="majorBidi" w:cstheme="majorBidi"/>
+          <w:sz w:val="28"/>
+          <w:szCs w:val="28"/>
+        </w:rPr>
+        <w:t>rke</w:t>
+      </w:r>
+      <w:proofErr w:type="spellEnd"/>
+      <w:r>
+        <w:rPr>
+          <w:rFonts w:asciiTheme="majorBidi" w:hAnsiTheme="majorBidi" w:cstheme="majorBidi"/>
+          <w:sz w:val="28"/>
+          <w:szCs w:val="28"/>
+        </w:rPr>
+        <w:t xml:space="preserve"> CLI. Kubernetes components are deployed later via SSH and Docker.</w:t>
+      </w:r>
+    </w:p>
+    <w:p>
+      <w:pPr>
+        <w:spacing w:after="120"/>
+        <w:ind w:left="360"/>
+        <w:jc w:val="both"/>
+        <w:rPr>
+          <w:rFonts w:asciiTheme="majorBidi" w:hAnsiTheme="majorBidi" w:cstheme="majorBidi"/>
+          <w:sz w:val="28"/>
+          <w:szCs w:val="28"/>
+        </w:rPr>
+      </w:pPr>
+      <w:r>
+        <w:rPr>
+          <w:rFonts w:asciiTheme="majorBidi" w:hAnsiTheme="majorBidi" w:cstheme="majorBidi"/>
+          <w:sz w:val="28"/>
+          <w:szCs w:val="28"/>
+        </w:rPr>
+        <w:t xml:space="preserve">RKE2 installs the Kubernetes distribution itself on each node. Each node is capable of starting its own services through </w:t>
+      </w:r>
+      <w:proofErr w:type="spellStart"/>
+      <w:r>
+        <w:rPr>
+          <w:rFonts w:asciiTheme="majorBidi" w:hAnsiTheme="majorBidi" w:cstheme="majorBidi"/>
+          <w:sz w:val="28"/>
+          <w:szCs w:val="28"/>
+        </w:rPr>
+        <w:t>systemd</w:t>
+      </w:r>
+      <w:proofErr w:type="spellEnd"/>
+      <w:r>
+        <w:rPr>
+          <w:rFonts w:asciiTheme="majorBidi" w:hAnsiTheme="majorBidi" w:cstheme="majorBidi"/>
+          <w:sz w:val="28"/>
+          <w:szCs w:val="28"/>
+        </w:rPr>
+        <w:t>.</w:t>
+      </w:r>
+    </w:p>
+    <w:p>
+      <w:pPr>
+        <w:pStyle w:val="ListParagraph"/>
+        <w:numPr>
+          <w:ilvl w:val="0"/>
+          <w:numId w:val="55"/>
+        </w:numPr>
+        <w:spacing w:after="80"/>
+        <w:ind w:left="720"/>
+        <w:jc w:val="both"/>
+        <w:rPr>
+          <w:rFonts w:asciiTheme="majorBidi" w:hAnsiTheme="majorBidi" w:cstheme="majorBidi"/>
+          <w:sz w:val="28"/>
+          <w:szCs w:val="28"/>
+        </w:rPr>
+      </w:pPr>
+      <w:r>
+        <w:rPr>
+          <w:rFonts w:asciiTheme="majorBidi" w:hAnsiTheme="majorBidi" w:cstheme="majorBidi"/>
+          <w:sz w:val="28"/>
+          <w:szCs w:val="28"/>
+        </w:rPr>
+        <w:t>In RKE2, every node installs the RKE2 software locally, regardless of whether it will become a control plane or a worker.</w:t>
+      </w:r>
+    </w:p>
+    <w:p>
+      <w:pPr>
+        <w:ind w:left="720"/>
+        <w:jc w:val="both"/>
+        <w:rPr>
+          <w:rFonts w:asciiTheme="majorBidi" w:hAnsiTheme="majorBidi" w:cstheme="majorBidi"/>
+          <w:sz w:val="28"/>
+          <w:szCs w:val="28"/>
+        </w:rPr>
+      </w:pPr>
+      <w:proofErr w:type="gramStart"/>
+      <w:r>
+        <w:rPr>
+          <w:rFonts w:asciiTheme="majorBidi" w:hAnsiTheme="majorBidi" w:cstheme="majorBidi"/>
+          <w:sz w:val="28"/>
+          <w:szCs w:val="28"/>
+        </w:rPr>
+        <w:t>So</w:t>
+      </w:r>
+      <w:proofErr w:type="gramEnd"/>
+      <w:r>
+        <w:rPr>
+          <w:rFonts w:asciiTheme="majorBidi" w:hAnsiTheme="majorBidi" w:cstheme="majorBidi"/>
+          <w:sz w:val="28"/>
+          <w:szCs w:val="28"/>
+        </w:rPr>
+        <w:t xml:space="preserve"> on every node, you run</w:t>
+      </w:r>
+      <w:r>
+        <w:rPr>
+          <w:rFonts w:asciiTheme="majorBidi" w:hAnsiTheme="majorBidi" w:cstheme="majorBidi"/>
+          <w:sz w:val="28"/>
+          <w:szCs w:val="28"/>
+        </w:rPr>
+        <w:t xml:space="preserve"> </w:t>
+      </w:r>
+      <w:r>
+        <w:rPr>
+          <w:rFonts w:asciiTheme="majorBidi" w:hAnsiTheme="majorBidi" w:cstheme="majorBidi"/>
+          <w:b/>
+          <w:bCs/>
+          <w:i/>
+          <w:iCs/>
+          <w:sz w:val="28"/>
+          <w:szCs w:val="28"/>
+        </w:rPr>
+        <w:t>curl -</w:t>
+      </w:r>
+      <w:proofErr w:type="spellStart"/>
+      <w:r>
+        <w:rPr>
+          <w:rFonts w:asciiTheme="majorBidi" w:hAnsiTheme="majorBidi" w:cstheme="majorBidi"/>
+          <w:b/>
+          <w:bCs/>
+          <w:i/>
+          <w:iCs/>
+          <w:sz w:val="28"/>
+          <w:szCs w:val="28"/>
+        </w:rPr>
+        <w:t>sfL</w:t>
+      </w:r>
+      <w:proofErr w:type="spellEnd"/>
+      <w:r>
+        <w:rPr>
+          <w:rFonts w:asciiTheme="majorBidi" w:hAnsiTheme="majorBidi" w:cstheme="majorBidi"/>
+          <w:b/>
+          <w:bCs/>
+          <w:i/>
+          <w:iCs/>
+          <w:sz w:val="28"/>
+          <w:szCs w:val="28"/>
+        </w:rPr>
+        <w:t xml:space="preserve"> https://get.rke2.io | </w:t>
+      </w:r>
+      <w:proofErr w:type="spellStart"/>
+      <w:r>
+        <w:rPr>
+          <w:rFonts w:asciiTheme="majorBidi" w:hAnsiTheme="majorBidi" w:cstheme="majorBidi"/>
+          <w:b/>
+          <w:bCs/>
+          <w:i/>
+          <w:iCs/>
+          <w:sz w:val="28"/>
+          <w:szCs w:val="28"/>
+        </w:rPr>
+        <w:t>sh</w:t>
+      </w:r>
+      <w:proofErr w:type="spellEnd"/>
+      <w:r>
+        <w:rPr>
+          <w:rFonts w:asciiTheme="majorBidi" w:hAnsiTheme="majorBidi" w:cstheme="majorBidi"/>
+          <w:sz w:val="28"/>
+          <w:szCs w:val="28"/>
+        </w:rPr>
+        <w:t xml:space="preserve">, </w:t>
+      </w:r>
+      <w:r>
+        <w:rPr>
+          <w:rFonts w:asciiTheme="majorBidi" w:hAnsiTheme="majorBidi" w:cstheme="majorBidi"/>
+          <w:sz w:val="28"/>
+          <w:szCs w:val="28"/>
+        </w:rPr>
+        <w:t>Then the role of the node is determined by which service you start and its configuration.</w:t>
+      </w:r>
+    </w:p>
+    <w:p>
+      <w:pPr>
+        <w:spacing w:after="80"/>
+        <w:ind w:left="720"/>
+        <w:jc w:val="both"/>
+        <w:rPr>
+          <w:rFonts w:asciiTheme="majorBidi" w:hAnsiTheme="majorBidi" w:cstheme="majorBidi"/>
+          <w:b/>
+          <w:bCs/>
+          <w:sz w:val="28"/>
+          <w:szCs w:val="28"/>
+        </w:rPr>
+      </w:pPr>
+      <w:r>
+        <w:rPr>
+          <w:rFonts w:asciiTheme="majorBidi" w:hAnsiTheme="majorBidi" w:cstheme="majorBidi"/>
+          <w:b/>
+          <w:bCs/>
+          <w:sz w:val="28"/>
+          <w:szCs w:val="28"/>
+        </w:rPr>
+        <w:t>Why did Rancher design it this way?</w:t>
+      </w:r>
+    </w:p>
+    <w:p>
+      <w:pPr>
+        <w:ind w:left="720"/>
+        <w:jc w:val="both"/>
+        <w:rPr>
+          <w:rFonts w:asciiTheme="majorBidi" w:hAnsiTheme="majorBidi" w:cstheme="majorBidi"/>
+          <w:sz w:val="28"/>
+          <w:szCs w:val="28"/>
+        </w:rPr>
+      </w:pPr>
+      <w:r>
+        <w:rPr>
+          <w:rFonts w:asciiTheme="majorBidi" w:hAnsiTheme="majorBidi" w:cstheme="majorBidi"/>
+          <w:sz w:val="28"/>
+          <w:szCs w:val="28"/>
+        </w:rPr>
+        <w:t xml:space="preserve">RKE2 is a node-centric distribution. Every machine is responsible for managing its own Kubernetes components through </w:t>
+      </w:r>
+      <w:proofErr w:type="spellStart"/>
+      <w:r>
+        <w:rPr>
+          <w:rFonts w:asciiTheme="majorBidi" w:hAnsiTheme="majorBidi" w:cstheme="majorBidi"/>
+          <w:sz w:val="28"/>
+          <w:szCs w:val="28"/>
+        </w:rPr>
+        <w:t>systemd</w:t>
+      </w:r>
+      <w:proofErr w:type="spellEnd"/>
+      <w:r>
+        <w:rPr>
+          <w:rFonts w:asciiTheme="majorBidi" w:hAnsiTheme="majorBidi" w:cstheme="majorBidi"/>
+          <w:sz w:val="28"/>
+          <w:szCs w:val="28"/>
+        </w:rPr>
+        <w:t>.</w:t>
+      </w:r>
+      <w:r>
+        <w:rPr>
+          <w:rFonts w:asciiTheme="majorBidi" w:hAnsiTheme="majorBidi" w:cstheme="majorBidi"/>
+          <w:sz w:val="28"/>
+          <w:szCs w:val="28"/>
+        </w:rPr>
+        <w:t xml:space="preserve"> </w:t>
+      </w:r>
+      <w:r>
+        <w:rPr>
+          <w:rFonts w:asciiTheme="majorBidi" w:hAnsiTheme="majorBidi" w:cstheme="majorBidi"/>
+          <w:sz w:val="28"/>
+          <w:szCs w:val="28"/>
+        </w:rPr>
+        <w:t xml:space="preserve">This differs from RKE1, where only one machine needed the </w:t>
+      </w:r>
+      <w:proofErr w:type="spellStart"/>
+      <w:r>
+        <w:rPr>
+          <w:rFonts w:asciiTheme="majorBidi" w:hAnsiTheme="majorBidi" w:cstheme="majorBidi"/>
+          <w:b/>
+          <w:bCs/>
+          <w:i/>
+          <w:iCs/>
+          <w:sz w:val="28"/>
+          <w:szCs w:val="28"/>
+        </w:rPr>
+        <w:t>rke</w:t>
+      </w:r>
+      <w:proofErr w:type="spellEnd"/>
+      <w:r>
+        <w:rPr>
+          <w:rFonts w:asciiTheme="majorBidi" w:hAnsiTheme="majorBidi" w:cstheme="majorBidi"/>
+          <w:sz w:val="28"/>
+          <w:szCs w:val="28"/>
+        </w:rPr>
+        <w:t xml:space="preserve"> binary</w:t>
+      </w:r>
+      <w:r>
+        <w:rPr>
+          <w:rFonts w:asciiTheme="majorBidi" w:hAnsiTheme="majorBidi" w:cstheme="majorBidi"/>
+          <w:sz w:val="28"/>
+          <w:szCs w:val="28"/>
+        </w:rPr>
+        <w:t xml:space="preserve">. </w:t>
+      </w:r>
+      <w:r>
+        <w:rPr>
+          <w:rFonts w:asciiTheme="majorBidi" w:hAnsiTheme="majorBidi" w:cstheme="majorBidi"/>
+          <w:sz w:val="28"/>
+          <w:szCs w:val="28"/>
+        </w:rPr>
+        <w:t>Each node can start and manage its own services locally.</w:t>
+      </w:r>
+      <w:r>
+        <w:rPr>
+          <w:rFonts w:asciiTheme="majorBidi" w:hAnsiTheme="majorBidi" w:cstheme="majorBidi"/>
+          <w:sz w:val="28"/>
+          <w:szCs w:val="28"/>
+        </w:rPr>
+        <w:t xml:space="preserve"> </w:t>
+      </w:r>
+      <w:r>
+        <w:rPr>
+          <w:rFonts w:asciiTheme="majorBidi" w:hAnsiTheme="majorBidi" w:cstheme="majorBidi"/>
+          <w:sz w:val="28"/>
+          <w:szCs w:val="28"/>
+        </w:rPr>
+        <w:t>This architecture eliminates the need for an external provisioning tool after installation and is one of the reasons RKE2 is considered more self-contained than RKE1.</w:t>
+      </w:r>
+    </w:p>
+    <w:p>
+      <w:pPr>
+        <w:pStyle w:val="ListParagraph"/>
+        <w:numPr>
+          <w:ilvl w:val="0"/>
+          <w:numId w:val="52"/>
+        </w:numPr>
+        <w:spacing w:after="80"/>
+        <w:ind w:left="360"/>
+        <w:jc w:val="both"/>
+        <w:rPr>
+          <w:rFonts w:asciiTheme="majorBidi" w:hAnsiTheme="majorBidi" w:cstheme="majorBidi"/>
+          <w:b/>
+          <w:bCs/>
+          <w:sz w:val="36"/>
+          <w:szCs w:val="36"/>
+        </w:rPr>
+      </w:pPr>
+      <w:r>
+        <w:rPr>
+          <w:rFonts w:asciiTheme="majorBidi" w:hAnsiTheme="majorBidi" w:cstheme="majorBidi"/>
+          <w:b/>
+          <w:bCs/>
+          <w:sz w:val="36"/>
+          <w:szCs w:val="36"/>
+        </w:rPr>
+        <w:t>Configure the Node</w:t>
+      </w:r>
+    </w:p>
+    <w:p>
+      <w:pPr>
+        <w:spacing w:after="80"/>
+        <w:ind w:left="360"/>
+        <w:jc w:val="both"/>
+        <w:rPr>
+          <w:rFonts w:asciiTheme="majorBidi" w:hAnsiTheme="majorBidi" w:cstheme="majorBidi"/>
+          <w:sz w:val="28"/>
+          <w:szCs w:val="28"/>
+        </w:rPr>
+      </w:pPr>
+      <w:r>
+        <w:rPr>
+          <w:rFonts w:asciiTheme="majorBidi" w:hAnsiTheme="majorBidi" w:cstheme="majorBidi"/>
+          <w:sz w:val="28"/>
+          <w:szCs w:val="28"/>
+        </w:rPr>
+        <w:t>Create the RKE2 configuration file before starting the service. The configuration determines whether the node becomes the first control plane, an additional control plane, or a worker.</w:t>
+      </w:r>
+      <w:r>
+        <w:rPr>
+          <w:rFonts w:asciiTheme="majorBidi" w:hAnsiTheme="majorBidi" w:cstheme="majorBidi"/>
+          <w:sz w:val="28"/>
+          <w:szCs w:val="28"/>
+        </w:rPr>
+        <w:t xml:space="preserve"> </w:t>
+      </w:r>
+      <w:r>
+        <w:rPr>
+          <w:rFonts w:asciiTheme="majorBidi" w:hAnsiTheme="majorBidi" w:cstheme="majorBidi"/>
+          <w:sz w:val="28"/>
+          <w:szCs w:val="28"/>
+        </w:rPr>
+        <w:t>The configuration file is located at:</w:t>
+      </w:r>
+    </w:p>
+    <w:p>
+      <w:pPr>
+        <w:spacing w:after="80"/>
+        <w:ind w:left="360"/>
+        <w:jc w:val="both"/>
+        <w:rPr>
+          <w:rFonts w:asciiTheme="majorBidi" w:hAnsiTheme="majorBidi" w:cstheme="majorBidi"/>
+          <w:b/>
+          <w:bCs/>
+          <w:i/>
+          <w:iCs/>
+          <w:sz w:val="28"/>
+          <w:szCs w:val="28"/>
+        </w:rPr>
+      </w:pPr>
+      <w:r>
+        <w:rPr>
+          <w:rFonts w:asciiTheme="majorBidi" w:hAnsiTheme="majorBidi" w:cstheme="majorBidi"/>
+          <w:b/>
+          <w:bCs/>
+          <w:i/>
+          <w:iCs/>
+          <w:sz w:val="28"/>
+          <w:szCs w:val="28"/>
+        </w:rPr>
+        <w:t>/</w:t>
+      </w:r>
+      <w:proofErr w:type="spellStart"/>
+      <w:r>
+        <w:rPr>
+          <w:rFonts w:asciiTheme="majorBidi" w:hAnsiTheme="majorBidi" w:cstheme="majorBidi"/>
+          <w:b/>
+          <w:bCs/>
+          <w:i/>
+          <w:iCs/>
+          <w:sz w:val="28"/>
+          <w:szCs w:val="28"/>
+        </w:rPr>
+        <w:t>etc</w:t>
+      </w:r>
+      <w:proofErr w:type="spellEnd"/>
+      <w:r>
+        <w:rPr>
+          <w:rFonts w:asciiTheme="majorBidi" w:hAnsiTheme="majorBidi" w:cstheme="majorBidi"/>
+          <w:b/>
+          <w:bCs/>
+          <w:i/>
+          <w:iCs/>
+          <w:sz w:val="28"/>
+          <w:szCs w:val="28"/>
+        </w:rPr>
+        <w:t>/rancher/rke2/</w:t>
+      </w:r>
+      <w:proofErr w:type="spellStart"/>
+      <w:r>
+        <w:rPr>
+          <w:rFonts w:asciiTheme="majorBidi" w:hAnsiTheme="majorBidi" w:cstheme="majorBidi"/>
+          <w:b/>
+          <w:bCs/>
+          <w:i/>
+          <w:iCs/>
+          <w:sz w:val="28"/>
+          <w:szCs w:val="28"/>
+        </w:rPr>
+        <w:t>config.yaml</w:t>
+      </w:r>
+      <w:proofErr w:type="spellEnd"/>
+    </w:p>
+    <w:p>
+      <w:pPr>
+        <w:ind w:left="360"/>
+        <w:jc w:val="both"/>
+        <w:rPr>
+          <w:rFonts w:asciiTheme="majorBidi" w:hAnsiTheme="majorBidi" w:cstheme="majorBidi"/>
+          <w:sz w:val="28"/>
+          <w:szCs w:val="28"/>
+        </w:rPr>
+      </w:pPr>
+      <w:r>
+        <w:rPr>
+          <w:rFonts w:asciiTheme="majorBidi" w:hAnsiTheme="majorBidi" w:cstheme="majorBidi"/>
+          <w:sz w:val="28"/>
+          <w:szCs w:val="28"/>
+        </w:rPr>
+        <w:t>RKE2 reads this file every time the rke2-server or rke2-agent service starts.</w:t>
+      </w:r>
+    </w:p>
+    <w:p>
+      <w:pPr>
+        <w:pStyle w:val="ListParagraph"/>
+        <w:numPr>
+          <w:ilvl w:val="0"/>
+          <w:numId w:val="56"/>
+        </w:numPr>
+        <w:spacing w:after="80"/>
+        <w:ind w:left="720"/>
+        <w:jc w:val="both"/>
+        <w:rPr>
+          <w:rFonts w:asciiTheme="majorBidi" w:hAnsiTheme="majorBidi" w:cstheme="majorBidi"/>
+          <w:b/>
+          <w:bCs/>
+          <w:sz w:val="28"/>
+          <w:szCs w:val="28"/>
+        </w:rPr>
+      </w:pPr>
+      <w:r>
+        <w:rPr>
+          <w:rFonts w:asciiTheme="majorBidi" w:hAnsiTheme="majorBidi" w:cstheme="majorBidi"/>
+          <w:b/>
+          <w:bCs/>
+          <w:sz w:val="32"/>
+          <w:szCs w:val="32"/>
+        </w:rPr>
+        <w:t>Control Plane Configuration</w:t>
+      </w:r>
+    </w:p>
+    <w:p>
+      <w:pPr>
+        <w:ind w:left="720"/>
+        <w:jc w:val="both"/>
+        <w:rPr>
+          <w:rFonts w:asciiTheme="majorBidi" w:hAnsiTheme="majorBidi" w:cstheme="majorBidi"/>
+          <w:sz w:val="28"/>
+          <w:szCs w:val="28"/>
+        </w:rPr>
+      </w:pPr>
+      <w:r>
+        <w:rPr>
+          <w:rFonts w:asciiTheme="majorBidi" w:hAnsiTheme="majorBidi" w:cstheme="majorBidi"/>
+          <w:noProof/>
+          <w:sz w:val="28"/>
+          <w:szCs w:val="28"/>
+        </w:rPr>
+        <mc:AlternateContent>
+          <mc:Choice Requires="wps">
+            <w:drawing>
+              <wp:anchor distT="0" distB="0" distL="114300" distR="114300" simplePos="0" relativeHeight="251673600" behindDoc="0" locked="0" layoutInCell="1" allowOverlap="1" wp14:anchorId="6422B5CD" wp14:editId="4CF69B03">
+                <wp:simplePos x="0" y="0"/>
+                <wp:positionH relativeFrom="column">
+                  <wp:posOffset>457200</wp:posOffset>
+                </wp:positionH>
+                <wp:positionV relativeFrom="paragraph">
+                  <wp:posOffset>293876</wp:posOffset>
+                </wp:positionV>
+                <wp:extent cx="1836549" cy="813661"/>
+                <wp:effectExtent l="0" t="0" r="11430" b="24765"/>
+                <wp:wrapNone/>
+                <wp:docPr id="1258438953" name="Rectangle 14"/>
+                <wp:cNvGraphicFramePr/>
+                <a:graphic xmlns:a="http://schemas.openxmlformats.org/drawingml/2006/main">
+                  <a:graphicData uri="http://schemas.microsoft.com/office/word/2010/wordprocessingShape">
+                    <wps:wsp>
+                      <wps:cNvSpPr/>
+                      <wps:spPr>
+                        <a:xfrm>
+                          <a:off x="0" y="0"/>
+                          <a:ext cx="1836549" cy="813661"/>
+                        </a:xfrm>
+                        <a:prstGeom prst="rect">
+                          <a:avLst/>
+                        </a:prstGeom>
+                      </wps:spPr>
+                      <wps:style>
+                        <a:lnRef idx="2">
+                          <a:schemeClr val="dk1">
+                            <a:shade val="15000"/>
+                          </a:schemeClr>
+                        </a:lnRef>
+                        <a:fillRef idx="1">
+                          <a:schemeClr val="dk1"/>
+                        </a:fillRef>
+                        <a:effectRef idx="0">
+                          <a:schemeClr val="dk1"/>
+                        </a:effectRef>
+                        <a:fontRef idx="minor">
+                          <a:schemeClr val="lt1"/>
+                        </a:fontRef>
+                      </wps:style>
+                      <wps:txbx>
+                        <w:txbxContent>
+                          <w:p>
+                            <w:pPr>
+                              <w:spacing w:after="0"/>
+                              <w:rPr>
+                                <w:rFonts w:asciiTheme="majorBidi" w:hAnsiTheme="majorBidi" w:cstheme="majorBidi"/>
+                                <w:b/>
+                                <w:bCs/>
+                                <w:i/>
+                                <w:iCs/>
+                                <w:sz w:val="28"/>
+                                <w:szCs w:val="28"/>
+                              </w:rPr>
+                            </w:pPr>
+                            <w:r>
+                              <w:rPr>
+                                <w:rFonts w:asciiTheme="majorBidi" w:hAnsiTheme="majorBidi" w:cstheme="majorBidi"/>
+                                <w:b/>
+                                <w:bCs/>
+                                <w:i/>
+                                <w:iCs/>
+                                <w:sz w:val="28"/>
+                                <w:szCs w:val="28"/>
+                              </w:rPr>
+                              <w:t xml:space="preserve">token: </w:t>
+                            </w:r>
+                            <w:proofErr w:type="spellStart"/>
+                            <w:r>
+                              <w:rPr>
+                                <w:rFonts w:asciiTheme="majorBidi" w:hAnsiTheme="majorBidi" w:cstheme="majorBidi"/>
+                                <w:b/>
+                                <w:bCs/>
+                                <w:i/>
+                                <w:iCs/>
+                                <w:sz w:val="28"/>
+                                <w:szCs w:val="28"/>
+                              </w:rPr>
+                              <w:t>mySecretToken</w:t>
+                            </w:r>
+                            <w:proofErr w:type="spellEnd"/>
+                          </w:p>
+                          <w:p>
+                            <w:pPr>
+                              <w:spacing w:after="0"/>
+                              <w:rPr>
+                                <w:rFonts w:asciiTheme="majorBidi" w:hAnsiTheme="majorBidi" w:cstheme="majorBidi"/>
+                                <w:b/>
+                                <w:bCs/>
+                                <w:i/>
+                                <w:iCs/>
+                                <w:sz w:val="28"/>
+                                <w:szCs w:val="28"/>
+                              </w:rPr>
+                            </w:pPr>
+                            <w:proofErr w:type="spellStart"/>
+                            <w:r>
+                              <w:rPr>
+                                <w:rFonts w:asciiTheme="majorBidi" w:hAnsiTheme="majorBidi" w:cstheme="majorBidi"/>
+                                <w:b/>
+                                <w:bCs/>
+                                <w:i/>
+                                <w:iCs/>
+                                <w:sz w:val="28"/>
+                                <w:szCs w:val="28"/>
+                              </w:rPr>
+                              <w:t>tls-san</w:t>
+                            </w:r>
+                            <w:proofErr w:type="spellEnd"/>
+                            <w:r>
+                              <w:rPr>
+                                <w:rFonts w:asciiTheme="majorBidi" w:hAnsiTheme="majorBidi" w:cstheme="majorBidi"/>
+                                <w:b/>
+                                <w:bCs/>
+                                <w:i/>
+                                <w:iCs/>
+                                <w:sz w:val="28"/>
+                                <w:szCs w:val="28"/>
+                              </w:rPr>
+                              <w:t>:</w:t>
+                            </w:r>
+                          </w:p>
+                          <w:p>
+                            <w:pPr>
+                              <w:spacing w:after="0"/>
+                              <w:jc w:val="both"/>
+                              <w:rPr>
+                                <w:rFonts w:asciiTheme="majorBidi" w:hAnsiTheme="majorBidi" w:cstheme="majorBidi"/>
+                                <w:b/>
+                                <w:bCs/>
+                                <w:i/>
+                                <w:iCs/>
+                                <w:sz w:val="28"/>
+                                <w:szCs w:val="28"/>
+                              </w:rPr>
+                            </w:pPr>
+                            <w:r>
+                              <w:rPr>
+                                <w:rFonts w:asciiTheme="majorBidi" w:hAnsiTheme="majorBidi" w:cstheme="majorBidi"/>
+                                <w:b/>
+                                <w:bCs/>
+                                <w:i/>
+                                <w:iCs/>
+                                <w:sz w:val="28"/>
+                                <w:szCs w:val="28"/>
+                              </w:rPr>
+                              <w:t xml:space="preserve">  - 192.168.18.136</w:t>
+                            </w:r>
+                          </w:p>
+                          <w:p>
+                            <w:pPr>
+                              <w:jc w:val="center"/>
+                            </w:pPr>
+                          </w:p>
+                        </w:txbxContent>
+                      </wps:txbx>
+                      <wps:bodyPr rot="0" spcFirstLastPara="0" vertOverflow="overflow" horzOverflow="overflow" vert="horz" wrap="square" lIns="91440" tIns="45720" rIns="91440" bIns="45720" numCol="1" spcCol="0" rtlCol="0" fromWordArt="0" anchor="ctr" anchorCtr="0" forceAA="0" compatLnSpc="1">
+                        <a:prstTxWarp prst="textNoShape">
+                          <a:avLst/>
+                        </a:prstTxWarp>
+                        <a:noAutofit/>
+                      </wps:bodyPr>
+                    </wps:wsp>
+                  </a:graphicData>
+                </a:graphic>
+                <wp14:sizeRelH relativeFrom="margin">
+                  <wp14:pctWidth>0</wp14:pctWidth>
+                </wp14:sizeRelH>
+                <wp14:sizeRelV relativeFrom="margin">
+                  <wp14:pctHeight>0</wp14:pctHeight>
+                </wp14:sizeRelV>
+              </wp:anchor>
+            </w:drawing>
+          </mc:Choice>
+          <mc:Fallback>
+            <w:pict>
+              <v:rect w14:anchorId="6422B5CD" id="_x0000_s1039" style="position:absolute;left:0;text-align:left;margin-left:36pt;margin-top:23.15pt;width:144.6pt;height:64.05pt;z-index:251673600;visibility:visible;mso-wrap-style:square;mso-width-percent:0;mso-height-percent:0;mso-wrap-distance-left:9pt;mso-wrap-distance-top:0;mso-wrap-distance-right:9pt;mso-wrap-distance-bottom:0;mso-position-horizontal:absolute;mso-position-horizontal-relative:text;mso-position-vertical:absolute;mso-position-vertical-relative:text;mso-width-percent:0;mso-height-percent:0;mso-width-relative:margin;mso-height-relative:margin;v-text-anchor:middle" o:gfxdata="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" fillcolor="black [3200]" strokecolor="black [480]" strokeweight="1pt">
+                <v:textbox>
+                  <w:txbxContent>
+                    <w:p>
+                      <w:pPr>
+                        <w:spacing w:after="0"/>
+                        <w:rPr>
+                          <w:rFonts w:asciiTheme="majorBidi" w:hAnsiTheme="majorBidi" w:cstheme="majorBidi"/>
+                          <w:b/>
+                          <w:bCs/>
+                          <w:i/>
+                          <w:iCs/>
+                          <w:sz w:val="28"/>
+                          <w:szCs w:val="28"/>
+                        </w:rPr>
+                      </w:pPr>
+                      <w:r>
+                        <w:rPr>
+                          <w:rFonts w:asciiTheme="majorBidi" w:hAnsiTheme="majorBidi" w:cstheme="majorBidi"/>
+                          <w:b/>
+                          <w:bCs/>
+                          <w:i/>
+                          <w:iCs/>
+                          <w:sz w:val="28"/>
+                          <w:szCs w:val="28"/>
+                        </w:rPr>
+                        <w:t xml:space="preserve">token: </w:t>
+                      </w:r>
+                      <w:proofErr w:type="spellStart"/>
+                      <w:r>
+                        <w:rPr>
+                          <w:rFonts w:asciiTheme="majorBidi" w:hAnsiTheme="majorBidi" w:cstheme="majorBidi"/>
+                          <w:b/>
+                          <w:bCs/>
+                          <w:i/>
+                          <w:iCs/>
+                          <w:sz w:val="28"/>
+                          <w:szCs w:val="28"/>
+                        </w:rPr>
+                        <w:t>mySecretToken</w:t>
+                      </w:r>
+                      <w:proofErr w:type="spellEnd"/>
+                    </w:p>
+                    <w:p>
+                      <w:pPr>
+                        <w:spacing w:after="0"/>
+                        <w:rPr>
+                          <w:rFonts w:asciiTheme="majorBidi" w:hAnsiTheme="majorBidi" w:cstheme="majorBidi"/>
+                          <w:b/>
+                          <w:bCs/>
+                          <w:i/>
+                          <w:iCs/>
+                          <w:sz w:val="28"/>
+                          <w:szCs w:val="28"/>
+                        </w:rPr>
+                      </w:pPr>
+                      <w:proofErr w:type="spellStart"/>
+                      <w:r>
+                        <w:rPr>
+                          <w:rFonts w:asciiTheme="majorBidi" w:hAnsiTheme="majorBidi" w:cstheme="majorBidi"/>
+                          <w:b/>
+                          <w:bCs/>
+                          <w:i/>
+                          <w:iCs/>
+                          <w:sz w:val="28"/>
+                          <w:szCs w:val="28"/>
+                        </w:rPr>
+                        <w:t>tls-san</w:t>
+                      </w:r>
+                      <w:proofErr w:type="spellEnd"/>
+                      <w:r>
+                        <w:rPr>
+                          <w:rFonts w:asciiTheme="majorBidi" w:hAnsiTheme="majorBidi" w:cstheme="majorBidi"/>
+                          <w:b/>
+                          <w:bCs/>
+                          <w:i/>
+                          <w:iCs/>
+                          <w:sz w:val="28"/>
+                          <w:szCs w:val="28"/>
+                        </w:rPr>
+                        <w:t>:</w:t>
+                      </w:r>
+                    </w:p>
+                    <w:p>
+                      <w:pPr>
+                        <w:spacing w:after="0"/>
+                        <w:jc w:val="both"/>
+                        <w:rPr>
+                          <w:rFonts w:asciiTheme="majorBidi" w:hAnsiTheme="majorBidi" w:cstheme="majorBidi"/>
+                          <w:b/>
+                          <w:bCs/>
+                          <w:i/>
+                          <w:iCs/>
+                          <w:sz w:val="28"/>
+                          <w:szCs w:val="28"/>
+                        </w:rPr>
+                      </w:pPr>
+                      <w:r>
+                        <w:rPr>
+                          <w:rFonts w:asciiTheme="majorBidi" w:hAnsiTheme="majorBidi" w:cstheme="majorBidi"/>
+                          <w:b/>
+                          <w:bCs/>
+                          <w:i/>
+                          <w:iCs/>
+                          <w:sz w:val="28"/>
+                          <w:szCs w:val="28"/>
+                        </w:rPr>
+                        <w:t xml:space="preserve">  - 192.168.18.136</w:t>
+                      </w:r>
+                    </w:p>
+                    <w:p>
+                      <w:pPr>
+                        <w:jc w:val="center"/>
+                      </w:pPr>
+                    </w:p>
+                  </w:txbxContent>
+                </v:textbox>
+              </v:rect>
+            </w:pict>
+          </mc:Fallback>
+        </mc:AlternateContent>
+      </w:r>
+      <w:r>
+        <w:rPr>
+          <w:rFonts w:asciiTheme="majorBidi" w:hAnsiTheme="majorBidi" w:cstheme="majorBidi"/>
+          <w:sz w:val="28"/>
+          <w:szCs w:val="28"/>
+        </w:rPr>
+        <w:t>On the first control plane, create:</w:t>
+      </w:r>
+    </w:p>
+    <w:p>
+      <w:pPr>
+        <w:ind w:left="360"/>
+        <w:jc w:val="both"/>
+        <w:rPr>
+          <w:rFonts w:asciiTheme="majorBidi" w:hAnsiTheme="majorBidi" w:cstheme="majorBidi"/>
+          <w:sz w:val="28"/>
+          <w:szCs w:val="28"/>
+        </w:rPr>
+      </w:pPr>
+    </w:p>
+    <w:p>
+      <w:pPr>
+        <w:ind w:left="360"/>
+        <w:jc w:val="both"/>
+        <w:rPr>
+          <w:rFonts w:asciiTheme="majorBidi" w:hAnsiTheme="majorBidi" w:cstheme="majorBidi"/>
+          <w:sz w:val="28"/>
+          <w:szCs w:val="28"/>
+        </w:rPr>
+      </w:pPr>
+    </w:p>
+    <w:p>
+      <w:pPr>
+        <w:ind w:left="360"/>
+        <w:jc w:val="both"/>
+        <w:rPr>
+          <w:rFonts w:asciiTheme="majorBidi" w:hAnsiTheme="majorBidi" w:cstheme="majorBidi"/>
+          <w:sz w:val="8"/>
+          <w:szCs w:val="8"/>
+        </w:rPr>
+      </w:pPr>
+    </w:p>
+    <w:p>
+      <w:pPr>
+        <w:ind w:left="720"/>
+        <w:jc w:val="both"/>
+        <w:rPr>
+          <w:rFonts w:asciiTheme="majorBidi" w:hAnsiTheme="majorBidi" w:cstheme="majorBidi"/>
+          <w:b/>
+          <w:bCs/>
+          <w:sz w:val="28"/>
+          <w:szCs w:val="28"/>
+        </w:rPr>
+      </w:pPr>
+      <w:r>
+        <w:rPr>
+          <w:rFonts w:asciiTheme="majorBidi" w:hAnsiTheme="majorBidi" w:cstheme="majorBidi"/>
+          <w:b/>
+          <w:bCs/>
+          <w:sz w:val="28"/>
+          <w:szCs w:val="28"/>
+        </w:rPr>
+        <w:t>Configuration Options</w:t>
+      </w:r>
+    </w:p>
+    <w:p>
+      <w:pPr>
+        <w:pStyle w:val="ListParagraph"/>
+        <w:numPr>
+          <w:ilvl w:val="0"/>
+          <w:numId w:val="57"/>
+        </w:numPr>
+        <w:ind w:left="1080"/>
+        <w:jc w:val="both"/>
+        <w:rPr>
+          <w:rFonts w:asciiTheme="majorBidi" w:hAnsiTheme="majorBidi" w:cstheme="majorBidi"/>
+          <w:sz w:val="28"/>
+          <w:szCs w:val="28"/>
+        </w:rPr>
+      </w:pPr>
+      <w:r>
+        <w:rPr>
+          <w:rFonts w:asciiTheme="majorBidi" w:hAnsiTheme="majorBidi" w:cstheme="majorBidi"/>
+          <w:b/>
+          <w:bCs/>
+          <w:sz w:val="28"/>
+          <w:szCs w:val="28"/>
+        </w:rPr>
+        <w:t>T</w:t>
+      </w:r>
+      <w:r>
+        <w:rPr>
+          <w:rFonts w:asciiTheme="majorBidi" w:hAnsiTheme="majorBidi" w:cstheme="majorBidi"/>
+          <w:b/>
+          <w:bCs/>
+          <w:sz w:val="28"/>
+          <w:szCs w:val="28"/>
+        </w:rPr>
+        <w:t>oken</w:t>
+      </w:r>
+      <w:r>
+        <w:rPr>
+          <w:rFonts w:asciiTheme="majorBidi" w:hAnsiTheme="majorBidi" w:cstheme="majorBidi"/>
+          <w:b/>
+          <w:bCs/>
+          <w:sz w:val="28"/>
+          <w:szCs w:val="28"/>
+        </w:rPr>
+        <w:t xml:space="preserve"> </w:t>
+      </w:r>
+      <w:r>
+        <w:rPr>
+          <w:rFonts w:asciiTheme="majorBidi" w:hAnsiTheme="majorBidi" w:cstheme="majorBidi"/>
+          <w:sz w:val="28"/>
+          <w:szCs w:val="28"/>
+        </w:rPr>
+        <w:t xml:space="preserve">→ </w:t>
+      </w:r>
+      <w:r>
+        <w:rPr>
+          <w:rFonts w:asciiTheme="majorBidi" w:hAnsiTheme="majorBidi" w:cstheme="majorBidi"/>
+          <w:sz w:val="28"/>
+          <w:szCs w:val="28"/>
+        </w:rPr>
+        <w:t>The shared secret used when new servers or agents join the cluster.</w:t>
+      </w:r>
+      <w:r>
+        <w:rPr>
+          <w:rFonts w:asciiTheme="majorBidi" w:hAnsiTheme="majorBidi" w:cstheme="majorBidi"/>
+          <w:sz w:val="28"/>
+          <w:szCs w:val="28"/>
+        </w:rPr>
+        <w:t xml:space="preserve"> </w:t>
+      </w:r>
+      <w:r>
+        <w:rPr>
+          <w:rFonts w:asciiTheme="majorBidi" w:hAnsiTheme="majorBidi" w:cstheme="majorBidi"/>
+          <w:sz w:val="28"/>
+          <w:szCs w:val="28"/>
+        </w:rPr>
+        <w:t>All nodes joining the cluster must use the same token.</w:t>
+      </w:r>
+      <w:r>
+        <w:rPr>
+          <w:rFonts w:asciiTheme="majorBidi" w:hAnsiTheme="majorBidi" w:cstheme="majorBidi"/>
+          <w:sz w:val="28"/>
+          <w:szCs w:val="28"/>
+        </w:rPr>
+        <w:t xml:space="preserve"> </w:t>
+      </w:r>
+    </w:p>
+    <w:p>
+      <w:pPr>
+        <w:pStyle w:val="ListParagraph"/>
+        <w:numPr>
+          <w:ilvl w:val="0"/>
+          <w:numId w:val="57"/>
+        </w:numPr>
+        <w:spacing w:after="40"/>
+        <w:ind w:left="1080"/>
+        <w:jc w:val="both"/>
+        <w:rPr>
+          <w:rFonts w:asciiTheme="majorBidi" w:hAnsiTheme="majorBidi" w:cstheme="majorBidi"/>
+          <w:b/>
+          <w:bCs/>
+          <w:sz w:val="28"/>
+          <w:szCs w:val="28"/>
+        </w:rPr>
+      </w:pPr>
+      <w:proofErr w:type="spellStart"/>
+      <w:r>
+        <w:rPr>
+          <w:rFonts w:asciiTheme="majorBidi" w:hAnsiTheme="majorBidi" w:cstheme="majorBidi"/>
+          <w:b/>
+          <w:bCs/>
+          <w:sz w:val="28"/>
+          <w:szCs w:val="28"/>
+        </w:rPr>
+        <w:t>tls-san</w:t>
+      </w:r>
+      <w:proofErr w:type="spellEnd"/>
+      <w:r>
+        <w:rPr>
+          <w:rFonts w:asciiTheme="majorBidi" w:hAnsiTheme="majorBidi" w:cstheme="majorBidi"/>
+          <w:b/>
+          <w:bCs/>
+          <w:sz w:val="28"/>
+          <w:szCs w:val="28"/>
+        </w:rPr>
+        <w:t xml:space="preserve"> </w:t>
+      </w:r>
+      <w:r>
+        <w:rPr>
+          <w:rFonts w:asciiTheme="majorBidi" w:hAnsiTheme="majorBidi" w:cstheme="majorBidi"/>
+          <w:sz w:val="28"/>
+          <w:szCs w:val="28"/>
+        </w:rPr>
+        <w:t>→</w:t>
+      </w:r>
+      <w:r>
+        <w:rPr>
+          <w:rFonts w:asciiTheme="majorBidi" w:hAnsiTheme="majorBidi" w:cstheme="majorBidi"/>
+          <w:sz w:val="28"/>
+          <w:szCs w:val="28"/>
+        </w:rPr>
+        <w:t xml:space="preserve"> </w:t>
+      </w:r>
+      <w:r>
+        <w:rPr>
+          <w:rFonts w:asciiTheme="majorBidi" w:hAnsiTheme="majorBidi" w:cstheme="majorBidi"/>
+          <w:sz w:val="28"/>
+          <w:szCs w:val="28"/>
+        </w:rPr>
+        <w:t>Adds additional Subject Alternative Names (SANs) to the Kubernetes API server certificate.</w:t>
+      </w:r>
+    </w:p>
+    <w:p>
+      <w:pPr>
+        <w:spacing w:after="40"/>
+        <w:ind w:left="1080"/>
+        <w:jc w:val="both"/>
+        <w:rPr>
+          <w:rFonts w:asciiTheme="majorBidi" w:hAnsiTheme="majorBidi" w:cstheme="majorBidi"/>
+          <w:b/>
+          <w:bCs/>
+          <w:sz w:val="28"/>
+          <w:szCs w:val="28"/>
+        </w:rPr>
+      </w:pPr>
+      <w:r>
+        <w:rPr>
+          <w:rFonts w:asciiTheme="majorBidi" w:hAnsiTheme="majorBidi" w:cstheme="majorBidi"/>
+          <w:sz w:val="28"/>
+          <w:szCs w:val="28"/>
+        </w:rPr>
+        <w:t>This allows clients to securely connect using the specified IP address or DNS name.</w:t>
+      </w:r>
+    </w:p>
+    <w:p>
+      <w:pPr>
+        <w:ind w:left="1080"/>
+        <w:jc w:val="both"/>
+        <w:rPr>
+          <w:rFonts w:asciiTheme="majorBidi" w:hAnsiTheme="majorBidi" w:cstheme="majorBidi"/>
+          <w:sz w:val="28"/>
+          <w:szCs w:val="28"/>
+        </w:rPr>
+      </w:pPr>
+      <w:r>
+        <w:rPr>
+          <w:rFonts w:asciiTheme="majorBidi" w:hAnsiTheme="majorBidi" w:cstheme="majorBidi"/>
+          <w:sz w:val="28"/>
+          <w:szCs w:val="28"/>
+        </w:rPr>
+        <w:t>Without this, connecting to the API server through an IP that is not present in the certificate may result in TLS verification errors.</w:t>
+      </w:r>
+    </w:p>
+    <w:p>
+      <w:pPr>
+        <w:pStyle w:val="ListParagraph"/>
+        <w:numPr>
+          <w:ilvl w:val="0"/>
+          <w:numId w:val="58"/>
+        </w:numPr>
+        <w:spacing w:after="80"/>
+        <w:ind w:left="720"/>
+        <w:jc w:val="both"/>
+        <w:rPr>
+          <w:rFonts w:asciiTheme="majorBidi" w:hAnsiTheme="majorBidi" w:cstheme="majorBidi"/>
+          <w:b/>
+          <w:bCs/>
+          <w:sz w:val="32"/>
+          <w:szCs w:val="32"/>
+        </w:rPr>
+      </w:pPr>
+      <w:r>
+        <w:rPr>
+          <w:rFonts w:asciiTheme="majorBidi" w:hAnsiTheme="majorBidi" w:cstheme="majorBidi"/>
+          <w:b/>
+          <w:bCs/>
+          <w:sz w:val="32"/>
+          <w:szCs w:val="32"/>
+        </w:rPr>
+        <w:t>Worker Configuration</w:t>
+      </w:r>
+    </w:p>
+    <w:p>
+      <w:pPr>
+        <w:ind w:left="720"/>
+        <w:jc w:val="both"/>
+        <w:rPr>
+          <w:rFonts w:asciiTheme="majorBidi" w:hAnsiTheme="majorBidi" w:cstheme="majorBidi"/>
+          <w:sz w:val="28"/>
+          <w:szCs w:val="28"/>
+        </w:rPr>
+      </w:pPr>
+      <w:r>
+        <w:rPr>
+          <w:rFonts w:asciiTheme="majorBidi" w:hAnsiTheme="majorBidi" w:cstheme="majorBidi"/>
+          <w:noProof/>
+          <w:sz w:val="28"/>
+          <w:szCs w:val="28"/>
+        </w:rPr>
+        <w:lastRenderedPageBreak/>
+        <mc:AlternateContent>
+          <mc:Choice Requires="wps">
+            <w:drawing>
+              <wp:anchor distT="0" distB="0" distL="114300" distR="114300" simplePos="0" relativeHeight="251674624" behindDoc="0" locked="0" layoutInCell="1" allowOverlap="1" wp14:anchorId="36C2857C" wp14:editId="5B78A210">
+                <wp:simplePos x="0" y="0"/>
+                <wp:positionH relativeFrom="column">
+                  <wp:posOffset>480447</wp:posOffset>
+                </wp:positionH>
+                <wp:positionV relativeFrom="paragraph">
+                  <wp:posOffset>271963</wp:posOffset>
+                </wp:positionV>
+                <wp:extent cx="2797445" cy="588936"/>
+                <wp:effectExtent l="0" t="0" r="22225" b="20955"/>
+                <wp:wrapNone/>
+                <wp:docPr id="761411717" name="Rectangle 15"/>
+                <wp:cNvGraphicFramePr/>
+                <a:graphic xmlns:a="http://schemas.openxmlformats.org/drawingml/2006/main">
+                  <a:graphicData uri="http://schemas.microsoft.com/office/word/2010/wordprocessingShape">
+                    <wps:wsp>
+                      <wps:cNvSpPr/>
+                      <wps:spPr>
+                        <a:xfrm>
+                          <a:off x="0" y="0"/>
+                          <a:ext cx="2797445" cy="588936"/>
+                        </a:xfrm>
+                        <a:prstGeom prst="rect">
+                          <a:avLst/>
+                        </a:prstGeom>
+                      </wps:spPr>
+                      <wps:style>
+                        <a:lnRef idx="2">
+                          <a:schemeClr val="dk1">
+                            <a:shade val="15000"/>
+                          </a:schemeClr>
+                        </a:lnRef>
+                        <a:fillRef idx="1">
+                          <a:schemeClr val="dk1"/>
+                        </a:fillRef>
+                        <a:effectRef idx="0">
+                          <a:schemeClr val="dk1"/>
+                        </a:effectRef>
+                        <a:fontRef idx="minor">
+                          <a:schemeClr val="lt1"/>
+                        </a:fontRef>
+                      </wps:style>
+                      <wps:txbx>
+                        <w:txbxContent>
+                          <w:p>
+                            <w:pPr>
+                              <w:spacing w:after="0"/>
+                              <w:rPr>
+                                <w:rFonts w:asciiTheme="majorBidi" w:hAnsiTheme="majorBidi" w:cstheme="majorBidi"/>
+                                <w:b/>
+                                <w:bCs/>
+                                <w:i/>
+                                <w:iCs/>
+                                <w:sz w:val="28"/>
+                                <w:szCs w:val="28"/>
+                              </w:rPr>
+                            </w:pPr>
+                            <w:r>
+                              <w:rPr>
+                                <w:rFonts w:asciiTheme="majorBidi" w:hAnsiTheme="majorBidi" w:cstheme="majorBidi"/>
+                                <w:b/>
+                                <w:bCs/>
+                                <w:i/>
+                                <w:iCs/>
+                                <w:sz w:val="28"/>
+                                <w:szCs w:val="28"/>
+                              </w:rPr>
+                              <w:t>server: https://192.168.18.136:9345</w:t>
+                            </w:r>
+                          </w:p>
+                          <w:p>
+                            <w:pPr>
+                              <w:spacing w:after="0"/>
+                              <w:rPr>
+                                <w:rFonts w:asciiTheme="majorBidi" w:hAnsiTheme="majorBidi" w:cstheme="majorBidi"/>
+                                <w:b/>
+                                <w:bCs/>
+                                <w:i/>
+                                <w:iCs/>
+                                <w:sz w:val="28"/>
+                                <w:szCs w:val="28"/>
+                              </w:rPr>
+                            </w:pPr>
+                            <w:r>
+                              <w:rPr>
+                                <w:rFonts w:asciiTheme="majorBidi" w:hAnsiTheme="majorBidi" w:cstheme="majorBidi"/>
+                                <w:b/>
+                                <w:bCs/>
+                                <w:i/>
+                                <w:iCs/>
+                                <w:sz w:val="28"/>
+                                <w:szCs w:val="28"/>
+                              </w:rPr>
+                              <w:t xml:space="preserve">token: </w:t>
+                            </w:r>
+                            <w:proofErr w:type="spellStart"/>
+                            <w:r>
+                              <w:rPr>
+                                <w:rFonts w:asciiTheme="majorBidi" w:hAnsiTheme="majorBidi" w:cstheme="majorBidi"/>
+                                <w:b/>
+                                <w:bCs/>
+                                <w:i/>
+                                <w:iCs/>
+                                <w:sz w:val="28"/>
+                                <w:szCs w:val="28"/>
+                              </w:rPr>
+                              <w:t>mySecretToken</w:t>
+                            </w:r>
+                            <w:proofErr w:type="spellEnd"/>
+                          </w:p>
+                          <w:p>
+                            <w:pPr>
+                              <w:spacing w:after="0"/>
+                              <w:jc w:val="center"/>
+                              <w:rPr>
+                                <w:b/>
+                                <w:bCs/>
+                                <w:i/>
+                                <w:iCs/>
+                              </w:rPr>
+                            </w:pPr>
+                          </w:p>
+                        </w:txbxContent>
+                      </wps:txbx>
+                      <wps:bodyPr rot="0" spcFirstLastPara="0" vertOverflow="overflow" horzOverflow="overflow" vert="horz" wrap="square" lIns="91440" tIns="45720" rIns="91440" bIns="45720" numCol="1" spcCol="0" rtlCol="0" fromWordArt="0" anchor="ctr" anchorCtr="0" forceAA="0" compatLnSpc="1">
+                        <a:prstTxWarp prst="textNoShape">
+                          <a:avLst/>
+                        </a:prstTxWarp>
+                        <a:noAutofit/>
+                      </wps:bodyPr>
+                    </wps:wsp>
+                  </a:graphicData>
+                </a:graphic>
+                <wp14:sizeRelH relativeFrom="margin">
+                  <wp14:pctWidth>0</wp14:pctWidth>
+                </wp14:sizeRelH>
+                <wp14:sizeRelV relativeFrom="margin">
+                  <wp14:pctHeight>0</wp14:pctHeight>
+                </wp14:sizeRelV>
+              </wp:anchor>
+            </w:drawing>
+          </mc:Choice>
+          <mc:Fallback>
+            <w:pict>
+              <v:rect w14:anchorId="36C2857C" id="Rectangle 15" o:spid="_x0000_s1040" style="position:absolute;left:0;text-align:left;margin-left:37.85pt;margin-top:21.4pt;width:220.25pt;height:46.35pt;z-index:251674624;visibility:visible;mso-wrap-style:square;mso-width-percent:0;mso-height-percent:0;mso-wrap-distance-left:9pt;mso-wrap-distance-top:0;mso-wrap-distance-right:9pt;mso-wrap-distance-bottom:0;mso-position-horizontal:absolute;mso-position-horizontal-relative:text;mso-position-vertical:absolute;mso-position-vertical-relative:text;mso-width-percent:0;mso-height-percent:0;mso-width-relative:margin;mso-height-relative:margin;v-text-anchor:middle" o:gfxdata="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" fillcolor="black [3200]" strokecolor="black [480]" strokeweight="1pt">
+                <v:textbox>
+                  <w:txbxContent>
+                    <w:p>
+                      <w:pPr>
+                        <w:spacing w:after="0"/>
+                        <w:rPr>
+                          <w:rFonts w:asciiTheme="majorBidi" w:hAnsiTheme="majorBidi" w:cstheme="majorBidi"/>
+                          <w:b/>
+                          <w:bCs/>
+                          <w:i/>
+                          <w:iCs/>
+                          <w:sz w:val="28"/>
+                          <w:szCs w:val="28"/>
+                        </w:rPr>
+                      </w:pPr>
+                      <w:r>
+                        <w:rPr>
+                          <w:rFonts w:asciiTheme="majorBidi" w:hAnsiTheme="majorBidi" w:cstheme="majorBidi"/>
+                          <w:b/>
+                          <w:bCs/>
+                          <w:i/>
+                          <w:iCs/>
+                          <w:sz w:val="28"/>
+                          <w:szCs w:val="28"/>
+                        </w:rPr>
+                        <w:t>server: https://192.168.18.136:9345</w:t>
+                      </w:r>
+                    </w:p>
+                    <w:p>
+                      <w:pPr>
+                        <w:spacing w:after="0"/>
+                        <w:rPr>
+                          <w:rFonts w:asciiTheme="majorBidi" w:hAnsiTheme="majorBidi" w:cstheme="majorBidi"/>
+                          <w:b/>
+                          <w:bCs/>
+                          <w:i/>
+                          <w:iCs/>
+                          <w:sz w:val="28"/>
+                          <w:szCs w:val="28"/>
+                        </w:rPr>
+                      </w:pPr>
+                      <w:r>
+                        <w:rPr>
+                          <w:rFonts w:asciiTheme="majorBidi" w:hAnsiTheme="majorBidi" w:cstheme="majorBidi"/>
+                          <w:b/>
+                          <w:bCs/>
+                          <w:i/>
+                          <w:iCs/>
+                          <w:sz w:val="28"/>
+                          <w:szCs w:val="28"/>
+                        </w:rPr>
+                        <w:t xml:space="preserve">token: </w:t>
+                      </w:r>
+                      <w:proofErr w:type="spellStart"/>
+                      <w:r>
+                        <w:rPr>
+                          <w:rFonts w:asciiTheme="majorBidi" w:hAnsiTheme="majorBidi" w:cstheme="majorBidi"/>
+                          <w:b/>
+                          <w:bCs/>
+                          <w:i/>
+                          <w:iCs/>
+                          <w:sz w:val="28"/>
+                          <w:szCs w:val="28"/>
+                        </w:rPr>
+                        <w:t>mySecretToken</w:t>
+                      </w:r>
+                      <w:proofErr w:type="spellEnd"/>
+                    </w:p>
+                    <w:p>
+                      <w:pPr>
+                        <w:spacing w:after="0"/>
+                        <w:jc w:val="center"/>
+                        <w:rPr>
+                          <w:b/>
+                          <w:bCs/>
+                          <w:i/>
+                          <w:iCs/>
+                        </w:rPr>
+                      </w:pPr>
+                    </w:p>
+                  </w:txbxContent>
+                </v:textbox>
+              </v:rect>
+            </w:pict>
+          </mc:Fallback>
+        </mc:AlternateContent>
+      </w:r>
+      <w:r>
+        <w:rPr>
+          <w:rFonts w:asciiTheme="majorBidi" w:hAnsiTheme="majorBidi" w:cstheme="majorBidi"/>
+          <w:sz w:val="28"/>
+          <w:szCs w:val="28"/>
+        </w:rPr>
+        <w:t>Worker nodes require a different configuration.</w:t>
+      </w:r>
+      <w:r>
+        <w:rPr>
+          <w:rFonts w:asciiTheme="majorBidi" w:hAnsiTheme="majorBidi" w:cstheme="majorBidi"/>
+          <w:sz w:val="28"/>
+          <w:szCs w:val="28"/>
+        </w:rPr>
+        <w:t xml:space="preserve"> </w:t>
+      </w:r>
+      <w:r>
+        <w:rPr>
+          <w:rFonts w:asciiTheme="majorBidi" w:hAnsiTheme="majorBidi" w:cstheme="majorBidi"/>
+          <w:sz w:val="28"/>
+          <w:szCs w:val="28"/>
+          <w:u w:val="single"/>
+        </w:rPr>
+        <w:t>Example:</w:t>
+      </w:r>
+    </w:p>
+    <w:p>
+      <w:pPr>
+        <w:ind w:left="720"/>
+        <w:jc w:val="both"/>
+        <w:rPr>
+          <w:rFonts w:asciiTheme="majorBidi" w:hAnsiTheme="majorBidi" w:cstheme="majorBidi"/>
+          <w:sz w:val="28"/>
+          <w:szCs w:val="28"/>
+        </w:rPr>
+      </w:pPr>
+    </w:p>
+    <w:p>
+      <w:pPr>
+        <w:jc w:val="both"/>
+        <w:rPr>
+          <w:rFonts w:asciiTheme="majorBidi" w:hAnsiTheme="majorBidi" w:cstheme="majorBidi"/>
+          <w:sz w:val="20"/>
+          <w:szCs w:val="20"/>
+        </w:rPr>
+      </w:pPr>
+    </w:p>
+    <w:p>
+      <w:pPr>
+        <w:ind w:left="720"/>
+        <w:jc w:val="both"/>
+        <w:rPr>
+          <w:rFonts w:asciiTheme="majorBidi" w:hAnsiTheme="majorBidi" w:cstheme="majorBidi"/>
+          <w:b/>
+          <w:bCs/>
+          <w:sz w:val="28"/>
+          <w:szCs w:val="28"/>
+        </w:rPr>
+      </w:pPr>
+      <w:r>
+        <w:rPr>
+          <w:rFonts w:asciiTheme="majorBidi" w:hAnsiTheme="majorBidi" w:cstheme="majorBidi"/>
+          <w:b/>
+          <w:bCs/>
+          <w:sz w:val="28"/>
+          <w:szCs w:val="28"/>
+        </w:rPr>
+        <w:t>Configuration Options</w:t>
+      </w:r>
+      <w:r>
+        <w:rPr>
+          <w:rFonts w:asciiTheme="majorBidi" w:hAnsiTheme="majorBidi" w:cstheme="majorBidi"/>
+          <w:b/>
+          <w:bCs/>
+          <w:sz w:val="28"/>
+          <w:szCs w:val="28"/>
+        </w:rPr>
+        <w:t>:</w:t>
+      </w:r>
+    </w:p>
+    <w:p>
+      <w:pPr>
+        <w:pStyle w:val="ListParagraph"/>
+        <w:numPr>
+          <w:ilvl w:val="0"/>
+          <w:numId w:val="59"/>
+        </w:numPr>
+        <w:ind w:left="1080"/>
+        <w:jc w:val="both"/>
+        <w:rPr>
+          <w:rFonts w:asciiTheme="majorBidi" w:hAnsiTheme="majorBidi" w:cstheme="majorBidi"/>
+          <w:b/>
+          <w:bCs/>
+          <w:sz w:val="28"/>
+          <w:szCs w:val="28"/>
+        </w:rPr>
+      </w:pPr>
+      <w:r>
+        <w:rPr>
+          <w:rFonts w:asciiTheme="majorBidi" w:hAnsiTheme="majorBidi" w:cstheme="majorBidi"/>
+          <w:b/>
+          <w:bCs/>
+          <w:sz w:val="28"/>
+          <w:szCs w:val="28"/>
+        </w:rPr>
+        <w:t>server</w:t>
+      </w:r>
+      <w:r>
+        <w:rPr>
+          <w:rFonts w:asciiTheme="majorBidi" w:hAnsiTheme="majorBidi" w:cstheme="majorBidi"/>
+          <w:b/>
+          <w:bCs/>
+          <w:sz w:val="28"/>
+          <w:szCs w:val="28"/>
+        </w:rPr>
+        <w:t xml:space="preserve"> </w:t>
+      </w:r>
+      <w:r>
+        <w:rPr>
+          <w:rFonts w:asciiTheme="majorBidi" w:hAnsiTheme="majorBidi" w:cstheme="majorBidi"/>
+          <w:sz w:val="28"/>
+          <w:szCs w:val="28"/>
+        </w:rPr>
+        <w:t>→</w:t>
+      </w:r>
+      <w:r>
+        <w:rPr>
+          <w:rFonts w:asciiTheme="majorBidi" w:hAnsiTheme="majorBidi" w:cstheme="majorBidi"/>
+          <w:sz w:val="28"/>
+          <w:szCs w:val="28"/>
+        </w:rPr>
+        <w:t xml:space="preserve"> </w:t>
+      </w:r>
+      <w:r>
+        <w:rPr>
+          <w:rFonts w:asciiTheme="majorBidi" w:hAnsiTheme="majorBidi" w:cstheme="majorBidi"/>
+          <w:sz w:val="28"/>
+          <w:szCs w:val="28"/>
+        </w:rPr>
+        <w:t>Specifies the RKE2 server that the agent will contact to join the cluster.</w:t>
+      </w:r>
+      <w:r>
+        <w:rPr>
+          <w:rFonts w:asciiTheme="majorBidi" w:hAnsiTheme="majorBidi" w:cstheme="majorBidi"/>
+          <w:sz w:val="28"/>
+          <w:szCs w:val="28"/>
+        </w:rPr>
+        <w:t xml:space="preserve"> </w:t>
+      </w:r>
+      <w:r>
+        <w:rPr>
+          <w:rFonts w:asciiTheme="majorBidi" w:hAnsiTheme="majorBidi" w:cstheme="majorBidi"/>
+          <w:sz w:val="28"/>
+          <w:szCs w:val="28"/>
+        </w:rPr>
+        <w:t>Notice this is not the Kubernetes API (6443).</w:t>
+      </w:r>
+      <w:r>
+        <w:rPr>
+          <w:rFonts w:asciiTheme="majorBidi" w:hAnsiTheme="majorBidi" w:cstheme="majorBidi"/>
+          <w:sz w:val="28"/>
+          <w:szCs w:val="28"/>
+        </w:rPr>
+        <w:t xml:space="preserve"> </w:t>
+      </w:r>
+      <w:r>
+        <w:rPr>
+          <w:rFonts w:asciiTheme="majorBidi" w:hAnsiTheme="majorBidi" w:cstheme="majorBidi"/>
+          <w:sz w:val="28"/>
+          <w:szCs w:val="28"/>
+        </w:rPr>
+        <w:t>It is the RKE2 registration endpoint (9345).</w:t>
+      </w:r>
+    </w:p>
+    <w:p>
+      <w:pPr>
+        <w:pStyle w:val="ListParagraph"/>
+        <w:numPr>
+          <w:ilvl w:val="0"/>
+          <w:numId w:val="59"/>
+        </w:numPr>
+        <w:ind w:left="1080"/>
+        <w:jc w:val="both"/>
+        <w:rPr>
+          <w:rFonts w:asciiTheme="majorBidi" w:hAnsiTheme="majorBidi" w:cstheme="majorBidi"/>
+          <w:b/>
+          <w:bCs/>
+          <w:sz w:val="28"/>
+          <w:szCs w:val="28"/>
+        </w:rPr>
+      </w:pPr>
+      <w:r>
+        <w:rPr>
+          <w:rFonts w:asciiTheme="majorBidi" w:hAnsiTheme="majorBidi" w:cstheme="majorBidi"/>
+          <w:b/>
+          <w:bCs/>
+          <w:sz w:val="28"/>
+          <w:szCs w:val="28"/>
+        </w:rPr>
+        <w:t>token</w:t>
+      </w:r>
+      <w:r>
+        <w:rPr>
+          <w:rFonts w:asciiTheme="majorBidi" w:hAnsiTheme="majorBidi" w:cstheme="majorBidi"/>
+          <w:b/>
+          <w:bCs/>
+          <w:sz w:val="28"/>
+          <w:szCs w:val="28"/>
+        </w:rPr>
+        <w:t xml:space="preserve"> </w:t>
+      </w:r>
+      <w:r>
+        <w:rPr>
+          <w:rFonts w:asciiTheme="majorBidi" w:hAnsiTheme="majorBidi" w:cstheme="majorBidi"/>
+          <w:sz w:val="28"/>
+          <w:szCs w:val="28"/>
+        </w:rPr>
+        <w:t>→ Must exactly match the token configured on the server.</w:t>
+      </w:r>
+      <w:r>
+        <w:rPr>
+          <w:rFonts w:asciiTheme="majorBidi" w:hAnsiTheme="majorBidi" w:cstheme="majorBidi"/>
+          <w:sz w:val="28"/>
+          <w:szCs w:val="28"/>
+        </w:rPr>
+        <w:t xml:space="preserve"> </w:t>
+      </w:r>
+      <w:r>
+        <w:rPr>
+          <w:rFonts w:asciiTheme="majorBidi" w:hAnsiTheme="majorBidi" w:cstheme="majorBidi"/>
+          <w:sz w:val="28"/>
+          <w:szCs w:val="28"/>
+        </w:rPr>
+        <w:t>The server verifies the token before allowing the node to join.</w:t>
+      </w:r>
+    </w:p>
+    <w:p>
+      <w:pPr>
+        <w:ind w:left="720"/>
+        <w:jc w:val="both"/>
+        <w:rPr>
+          <w:rFonts w:asciiTheme="majorBidi" w:hAnsiTheme="majorBidi" w:cstheme="majorBidi"/>
+          <w:b/>
+          <w:bCs/>
+          <w:sz w:val="28"/>
+          <w:szCs w:val="28"/>
+        </w:rPr>
+      </w:pPr>
+      <w:r>
+        <w:rPr>
+          <w:rFonts w:asciiTheme="majorBidi" w:hAnsiTheme="majorBidi" w:cstheme="majorBidi"/>
+          <w:b/>
+          <w:bCs/>
+          <w:sz w:val="28"/>
+          <w:szCs w:val="28"/>
+        </w:rPr>
+        <w:t>Why doesn't the worker use port 6443?</w:t>
+      </w:r>
+    </w:p>
+    <w:p>
+      <w:pPr>
+        <w:ind w:left="720"/>
+        <w:jc w:val="both"/>
+        <w:rPr>
+          <w:rFonts w:asciiTheme="majorBidi" w:hAnsiTheme="majorBidi" w:cstheme="majorBidi"/>
+          <w:sz w:val="28"/>
+          <w:szCs w:val="28"/>
+        </w:rPr>
+      </w:pPr>
+      <w:r>
+        <w:rPr>
+          <w:rFonts w:asciiTheme="majorBidi" w:hAnsiTheme="majorBidi" w:cstheme="majorBidi"/>
+          <w:noProof/>
+          <w:sz w:val="28"/>
+          <w:szCs w:val="28"/>
+        </w:rPr>
+        <mc:AlternateContent>
+          <mc:Choice Requires="wps">
+            <w:drawing>
+              <wp:anchor distT="0" distB="0" distL="114300" distR="114300" simplePos="0" relativeHeight="251675648" behindDoc="0" locked="0" layoutInCell="1" allowOverlap="1" wp14:anchorId="129606BB" wp14:editId="3E1639BD">
+                <wp:simplePos x="0" y="0"/>
+                <wp:positionH relativeFrom="column">
+                  <wp:posOffset>464949</wp:posOffset>
+                </wp:positionH>
+                <wp:positionV relativeFrom="paragraph">
+                  <wp:posOffset>535466</wp:posOffset>
+                </wp:positionV>
+                <wp:extent cx="4308529" cy="2743200"/>
+                <wp:effectExtent l="0" t="0" r="15875" b="19050"/>
+                <wp:wrapNone/>
+                <wp:docPr id="1707575478" name="Rectangle 16"/>
+                <wp:cNvGraphicFramePr/>
+                <a:graphic xmlns:a="http://schemas.openxmlformats.org/drawingml/2006/main">
+                  <a:graphicData uri="http://schemas.microsoft.com/office/word/2010/wordprocessingShape">
+                    <wps:wsp>
+                      <wps:cNvSpPr/>
+                      <wps:spPr>
+                        <a:xfrm>
+                          <a:off x="0" y="0"/>
+                          <a:ext cx="4308529" cy="2743200"/>
+                        </a:xfrm>
+                        <a:prstGeom prst="rect">
+                          <a:avLst/>
+                        </a:prstGeom>
+                      </wps:spPr>
+                      <wps:style>
+                        <a:lnRef idx="2">
+                          <a:schemeClr val="dk1">
+                            <a:shade val="15000"/>
+                          </a:schemeClr>
+                        </a:lnRef>
+                        <a:fillRef idx="1">
+                          <a:schemeClr val="dk1"/>
+                        </a:fillRef>
+                        <a:effectRef idx="0">
+                          <a:schemeClr val="dk1"/>
+                        </a:effectRef>
+                        <a:fontRef idx="minor">
+                          <a:schemeClr val="lt1"/>
+                        </a:fontRef>
+                      </wps:style>
+                      <wps:txbx>
+                        <w:txbxContent>
+                          <w:p>
+                            <w:pPr>
+                              <w:spacing w:after="0"/>
+                              <w:rPr>
+                                <w:rFonts w:asciiTheme="majorBidi" w:hAnsiTheme="majorBidi" w:cstheme="majorBidi"/>
+                                <w:b/>
+                                <w:bCs/>
+                                <w:sz w:val="28"/>
+                                <w:szCs w:val="28"/>
+                              </w:rPr>
+                            </w:pPr>
+                            <w:r>
+                              <w:rPr>
+                                <w:rFonts w:asciiTheme="majorBidi" w:hAnsiTheme="majorBidi" w:cstheme="majorBidi"/>
+                                <w:b/>
+                                <w:bCs/>
+                                <w:sz w:val="28"/>
+                                <w:szCs w:val="28"/>
+                              </w:rPr>
+                              <w:t>Agent</w:t>
+                            </w:r>
+                          </w:p>
+                          <w:p>
+                            <w:pPr>
+                              <w:spacing w:after="0"/>
+                              <w:rPr>
+                                <w:rFonts w:asciiTheme="majorBidi" w:hAnsiTheme="majorBidi" w:cstheme="majorBidi"/>
+                                <w:b/>
+                                <w:bCs/>
+                                <w:sz w:val="28"/>
+                                <w:szCs w:val="28"/>
+                              </w:rPr>
+                            </w:pPr>
+                            <w:r>
+                              <w:rPr>
+                                <w:rFonts w:asciiTheme="majorBidi" w:hAnsiTheme="majorBidi" w:cstheme="majorBidi"/>
+                                <w:b/>
+                                <w:bCs/>
+                                <w:sz w:val="28"/>
+                                <w:szCs w:val="28"/>
+                              </w:rPr>
+                              <w:t xml:space="preserve">   │</w:t>
+                            </w:r>
+                          </w:p>
+                          <w:p>
+                            <w:pPr>
+                              <w:spacing w:after="0"/>
+                              <w:rPr>
+                                <w:rFonts w:asciiTheme="majorBidi" w:hAnsiTheme="majorBidi" w:cstheme="majorBidi"/>
+                                <w:b/>
+                                <w:bCs/>
+                                <w:sz w:val="28"/>
+                                <w:szCs w:val="28"/>
+                              </w:rPr>
+                            </w:pPr>
+                            <w:r>
+                              <w:rPr>
+                                <w:rFonts w:asciiTheme="majorBidi" w:hAnsiTheme="majorBidi" w:cstheme="majorBidi"/>
+                                <w:b/>
+                                <w:bCs/>
+                                <w:sz w:val="28"/>
+                                <w:szCs w:val="28"/>
+                              </w:rPr>
+                              <w:t xml:space="preserve">   │ HTTPS</w:t>
+                            </w:r>
+                          </w:p>
+                          <w:p>
+                            <w:pPr>
+                              <w:spacing w:after="0"/>
+                              <w:rPr>
+                                <w:rFonts w:asciiTheme="majorBidi" w:hAnsiTheme="majorBidi" w:cstheme="majorBidi"/>
+                                <w:b/>
+                                <w:bCs/>
+                                <w:sz w:val="28"/>
+                                <w:szCs w:val="28"/>
+                              </w:rPr>
+                            </w:pPr>
+                            <w:r>
+                              <w:rPr>
+                                <w:rFonts w:asciiTheme="majorBidi" w:hAnsiTheme="majorBidi" w:cstheme="majorBidi"/>
+                                <w:b/>
+                                <w:bCs/>
+                                <w:sz w:val="28"/>
+                                <w:szCs w:val="28"/>
+                              </w:rPr>
+                              <w:t xml:space="preserve"> </w:t>
+                            </w:r>
+                            <w:r>
+                              <w:rPr>
+                                <w:rFonts w:asciiTheme="majorBidi" w:hAnsiTheme="majorBidi" w:cstheme="majorBidi"/>
+                                <w:b/>
+                                <w:bCs/>
+                                <w:sz w:val="28"/>
+                                <w:szCs w:val="28"/>
+                              </w:rPr>
+                              <w:t xml:space="preserve">  </w:t>
+                            </w:r>
+                            <w:r>
+                              <w:rPr>
+                                <w:rFonts w:asciiTheme="majorBidi" w:hAnsiTheme="majorBidi" w:cstheme="majorBidi"/>
+                                <w:b/>
+                                <w:bCs/>
+                                <w:sz w:val="28"/>
+                                <w:szCs w:val="28"/>
+                              </w:rPr>
+                              <w:t>│</w:t>
+                            </w:r>
+                          </w:p>
+                          <w:p>
+                            <w:pPr>
+                              <w:spacing w:after="0"/>
+                              <w:rPr>
+                                <w:rFonts w:asciiTheme="majorBidi" w:hAnsiTheme="majorBidi" w:cstheme="majorBidi"/>
+                                <w:b/>
+                                <w:bCs/>
+                                <w:sz w:val="28"/>
+                                <w:szCs w:val="28"/>
+                              </w:rPr>
+                            </w:pPr>
+                            <w:r>
+                              <w:rPr>
+                                <w:rFonts w:asciiTheme="majorBidi" w:hAnsiTheme="majorBidi" w:cstheme="majorBidi"/>
+                                <w:b/>
+                                <w:bCs/>
+                                <w:sz w:val="28"/>
+                                <w:szCs w:val="28"/>
+                              </w:rPr>
+                              <w:t>RKE2 Server (9345)</w:t>
+                            </w:r>
+                          </w:p>
+                          <w:p>
+                            <w:pPr>
+                              <w:spacing w:after="0"/>
+                              <w:rPr>
+                                <w:rFonts w:asciiTheme="majorBidi" w:hAnsiTheme="majorBidi" w:cstheme="majorBidi"/>
+                                <w:b/>
+                                <w:bCs/>
+                                <w:sz w:val="28"/>
+                                <w:szCs w:val="28"/>
+                              </w:rPr>
+                            </w:pPr>
+                            <w:r>
+                              <w:rPr>
+                                <w:rFonts w:asciiTheme="majorBidi" w:hAnsiTheme="majorBidi" w:cstheme="majorBidi"/>
+                                <w:b/>
+                                <w:bCs/>
+                                <w:sz w:val="28"/>
+                                <w:szCs w:val="28"/>
+                              </w:rPr>
+                              <w:t xml:space="preserve">   │</w:t>
+                            </w:r>
+                          </w:p>
+                          <w:p>
+                            <w:pPr>
+                              <w:spacing w:after="0"/>
+                              <w:rPr>
+                                <w:rFonts w:asciiTheme="majorBidi" w:hAnsiTheme="majorBidi" w:cstheme="majorBidi"/>
+                                <w:b/>
+                                <w:bCs/>
+                                <w:sz w:val="28"/>
+                                <w:szCs w:val="28"/>
+                              </w:rPr>
+                            </w:pPr>
+                            <w:r>
+                              <w:rPr>
+                                <w:rFonts w:asciiTheme="majorBidi" w:hAnsiTheme="majorBidi" w:cstheme="majorBidi"/>
+                                <w:b/>
+                                <w:bCs/>
+                                <w:sz w:val="28"/>
+                                <w:szCs w:val="28"/>
+                              </w:rPr>
+                              <w:t xml:space="preserve">   ├── Validates token</w:t>
+                            </w:r>
+                          </w:p>
+                          <w:p>
+                            <w:pPr>
+                              <w:spacing w:after="0"/>
+                              <w:rPr>
+                                <w:rFonts w:asciiTheme="majorBidi" w:hAnsiTheme="majorBidi" w:cstheme="majorBidi"/>
+                                <w:b/>
+                                <w:bCs/>
+                                <w:sz w:val="28"/>
+                                <w:szCs w:val="28"/>
+                              </w:rPr>
+                            </w:pPr>
+                            <w:r>
+                              <w:rPr>
+                                <w:rFonts w:asciiTheme="majorBidi" w:hAnsiTheme="majorBidi" w:cstheme="majorBidi"/>
+                                <w:b/>
+                                <w:bCs/>
+                                <w:sz w:val="28"/>
+                                <w:szCs w:val="28"/>
+                              </w:rPr>
+                              <w:t xml:space="preserve">   ├── Downloads CA certificates</w:t>
+                            </w:r>
+                          </w:p>
+                          <w:p>
+                            <w:pPr>
+                              <w:spacing w:after="0"/>
+                              <w:rPr>
+                                <w:rFonts w:asciiTheme="majorBidi" w:hAnsiTheme="majorBidi" w:cstheme="majorBidi"/>
+                                <w:b/>
+                                <w:bCs/>
+                                <w:sz w:val="28"/>
+                                <w:szCs w:val="28"/>
+                              </w:rPr>
+                            </w:pPr>
+                            <w:r>
+                              <w:rPr>
+                                <w:rFonts w:asciiTheme="majorBidi" w:hAnsiTheme="majorBidi" w:cstheme="majorBidi"/>
+                                <w:b/>
+                                <w:bCs/>
+                                <w:sz w:val="28"/>
+                                <w:szCs w:val="28"/>
+                              </w:rPr>
+                              <w:t xml:space="preserve">   ├── Sends bootstrap configuration</w:t>
+                            </w:r>
+                          </w:p>
+                          <w:p>
+                            <w:pPr>
+                              <w:spacing w:after="0"/>
+                              <w:rPr>
+                                <w:rFonts w:asciiTheme="majorBidi" w:hAnsiTheme="majorBidi" w:cstheme="majorBidi"/>
+                                <w:b/>
+                                <w:bCs/>
+                                <w:sz w:val="28"/>
+                                <w:szCs w:val="28"/>
+                              </w:rPr>
+                            </w:pPr>
+                            <w:r>
+                              <w:rPr>
+                                <w:rFonts w:asciiTheme="majorBidi" w:hAnsiTheme="majorBidi" w:cstheme="majorBidi"/>
+                                <w:b/>
+                                <w:bCs/>
+                                <w:sz w:val="28"/>
+                                <w:szCs w:val="28"/>
+                              </w:rPr>
+                              <w:t xml:space="preserve"> </w:t>
+                            </w:r>
+                            <w:r>
+                              <w:rPr>
+                                <w:rFonts w:asciiTheme="majorBidi" w:hAnsiTheme="majorBidi" w:cstheme="majorBidi"/>
+                                <w:b/>
+                                <w:bCs/>
+                                <w:sz w:val="28"/>
+                                <w:szCs w:val="28"/>
+                              </w:rPr>
+                              <w:t xml:space="preserve">  </w:t>
+                            </w:r>
+                            <w:r>
+                              <w:rPr>
+                                <w:rFonts w:asciiTheme="majorBidi" w:hAnsiTheme="majorBidi" w:cstheme="majorBidi"/>
+                                <w:b/>
+                                <w:bCs/>
+                                <w:sz w:val="28"/>
+                                <w:szCs w:val="28"/>
+                              </w:rPr>
+                              <w:t>│</w:t>
+                            </w:r>
+                          </w:p>
+                          <w:p>
+                            <w:pPr>
+                              <w:spacing w:after="0"/>
+                              <w:rPr>
+                                <w:rFonts w:asciiTheme="majorBidi" w:hAnsiTheme="majorBidi" w:cstheme="majorBidi"/>
+                                <w:b/>
+                                <w:bCs/>
+                                <w:sz w:val="28"/>
+                                <w:szCs w:val="28"/>
+                              </w:rPr>
+                            </w:pPr>
+                            <w:r>
+                              <w:rPr>
+                                <w:rFonts w:asciiTheme="majorBidi" w:hAnsiTheme="majorBidi" w:cstheme="majorBidi"/>
+                                <w:b/>
+                                <w:bCs/>
+                                <w:sz w:val="28"/>
+                                <w:szCs w:val="28"/>
+                              </w:rPr>
+                              <w:t xml:space="preserve">Agent starts </w:t>
+                            </w:r>
+                            <w:proofErr w:type="spellStart"/>
+                            <w:r>
+                              <w:rPr>
+                                <w:rFonts w:asciiTheme="majorBidi" w:hAnsiTheme="majorBidi" w:cstheme="majorBidi"/>
+                                <w:b/>
+                                <w:bCs/>
+                                <w:sz w:val="28"/>
+                                <w:szCs w:val="28"/>
+                              </w:rPr>
+                              <w:t>kubelet</w:t>
+                            </w:r>
+                            <w:proofErr w:type="spellEnd"/>
+                          </w:p>
+                          <w:p>
+                            <w:pPr>
+                              <w:spacing w:after="0"/>
+                              <w:jc w:val="center"/>
+                            </w:pPr>
+                          </w:p>
+                        </w:txbxContent>
+                      </wps:txbx>
+                      <wps:bodyPr rot="0" spcFirstLastPara="0" vertOverflow="overflow" horzOverflow="overflow" vert="horz" wrap="square" lIns="91440" tIns="45720" rIns="91440" bIns="45720" numCol="1" spcCol="0" rtlCol="0" fromWordArt="0" anchor="ctr" anchorCtr="0" forceAA="0" compatLnSpc="1">
+                        <a:prstTxWarp prst="textNoShape">
+                          <a:avLst/>
+                        </a:prstTxWarp>
+                        <a:noAutofit/>
+                      </wps:bodyPr>
+                    </wps:wsp>
+                  </a:graphicData>
+                </a:graphic>
+                <wp14:sizeRelV relativeFrom="margin">
+                  <wp14:pctHeight>0</wp14:pctHeight>
+                </wp14:sizeRelV>
+              </wp:anchor>
+            </w:drawing>
+          </mc:Choice>
+          <mc:Fallback>
+            <w:pict>
+              <v:rect w14:anchorId="129606BB" id="Rectangle 16" o:spid="_x0000_s1041" style="position:absolute;left:0;text-align:left;margin-left:36.6pt;margin-top:42.15pt;width:339.25pt;height:3in;z-index:251675648;visibility:visible;mso-wrap-style:square;mso-height-percent:0;mso-wrap-distance-left:9pt;mso-wrap-distance-top:0;mso-wrap-distance-right:9pt;mso-wrap-distance-bottom:0;mso-position-horizontal:absolute;mso-position-horizontal-relative:text;mso-position-vertical:absolute;mso-position-vertical-relative:text;mso-height-percent:0;mso-height-relative:margin;v-text-anchor:middle" o:gfxdata="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" fillcolor="black [3200]" strokecolor="black [480]" strokeweight="1pt">
+                <v:textbox>
+                  <w:txbxContent>
+                    <w:p>
+                      <w:pPr>
+                        <w:spacing w:after="0"/>
+                        <w:rPr>
+                          <w:rFonts w:asciiTheme="majorBidi" w:hAnsiTheme="majorBidi" w:cstheme="majorBidi"/>
+                          <w:b/>
+                          <w:bCs/>
+                          <w:sz w:val="28"/>
+                          <w:szCs w:val="28"/>
+                        </w:rPr>
+                      </w:pPr>
+                      <w:r>
+                        <w:rPr>
+                          <w:rFonts w:asciiTheme="majorBidi" w:hAnsiTheme="majorBidi" w:cstheme="majorBidi"/>
+                          <w:b/>
+                          <w:bCs/>
+                          <w:sz w:val="28"/>
+                          <w:szCs w:val="28"/>
+                        </w:rPr>
+                        <w:t>Agent</w:t>
+                      </w:r>
+                    </w:p>
+                    <w:p>
+                      <w:pPr>
+                        <w:spacing w:after="0"/>
+                        <w:rPr>
+                          <w:rFonts w:asciiTheme="majorBidi" w:hAnsiTheme="majorBidi" w:cstheme="majorBidi"/>
+                          <w:b/>
+                          <w:bCs/>
+                          <w:sz w:val="28"/>
+                          <w:szCs w:val="28"/>
+                        </w:rPr>
+                      </w:pPr>
+                      <w:r>
+                        <w:rPr>
+                          <w:rFonts w:asciiTheme="majorBidi" w:hAnsiTheme="majorBidi" w:cstheme="majorBidi"/>
+                          <w:b/>
+                          <w:bCs/>
+                          <w:sz w:val="28"/>
+                          <w:szCs w:val="28"/>
+                        </w:rPr>
+                        <w:t xml:space="preserve">   │</w:t>
+                      </w:r>
+                    </w:p>
+                    <w:p>
+                      <w:pPr>
+                        <w:spacing w:after="0"/>
+                        <w:rPr>
+                          <w:rFonts w:asciiTheme="majorBidi" w:hAnsiTheme="majorBidi" w:cstheme="majorBidi"/>
+                          <w:b/>
+                          <w:bCs/>
+                          <w:sz w:val="28"/>
+                          <w:szCs w:val="28"/>
+                        </w:rPr>
+                      </w:pPr>
+                      <w:r>
+                        <w:rPr>
+                          <w:rFonts w:asciiTheme="majorBidi" w:hAnsiTheme="majorBidi" w:cstheme="majorBidi"/>
+                          <w:b/>
+                          <w:bCs/>
+                          <w:sz w:val="28"/>
+                          <w:szCs w:val="28"/>
+                        </w:rPr>
+                        <w:t xml:space="preserve">   │ HTTPS</w:t>
+                      </w:r>
+                    </w:p>
+                    <w:p>
+                      <w:pPr>
+                        <w:spacing w:after="0"/>
+                        <w:rPr>
+                          <w:rFonts w:asciiTheme="majorBidi" w:hAnsiTheme="majorBidi" w:cstheme="majorBidi"/>
+                          <w:b/>
+                          <w:bCs/>
+                          <w:sz w:val="28"/>
+                          <w:szCs w:val="28"/>
+                        </w:rPr>
+                      </w:pPr>
+                      <w:r>
+                        <w:rPr>
+                          <w:rFonts w:asciiTheme="majorBidi" w:hAnsiTheme="majorBidi" w:cstheme="majorBidi"/>
+                          <w:b/>
+                          <w:bCs/>
+                          <w:sz w:val="28"/>
+                          <w:szCs w:val="28"/>
+                        </w:rPr>
+                        <w:t xml:space="preserve"> </w:t>
+                      </w:r>
+                      <w:r>
+                        <w:rPr>
+                          <w:rFonts w:asciiTheme="majorBidi" w:hAnsiTheme="majorBidi" w:cstheme="majorBidi"/>
+                          <w:b/>
+                          <w:bCs/>
+                          <w:sz w:val="28"/>
+                          <w:szCs w:val="28"/>
+                        </w:rPr>
+                        <w:t xml:space="preserve">  </w:t>
+                      </w:r>
+                      <w:r>
+                        <w:rPr>
+                          <w:rFonts w:asciiTheme="majorBidi" w:hAnsiTheme="majorBidi" w:cstheme="majorBidi"/>
+                          <w:b/>
+                          <w:bCs/>
+                          <w:sz w:val="28"/>
+                          <w:szCs w:val="28"/>
+                        </w:rPr>
+                        <w:t>│</w:t>
+                      </w:r>
+                    </w:p>
+                    <w:p>
+                      <w:pPr>
+                        <w:spacing w:after="0"/>
+                        <w:rPr>
+                          <w:rFonts w:asciiTheme="majorBidi" w:hAnsiTheme="majorBidi" w:cstheme="majorBidi"/>
+                          <w:b/>
+                          <w:bCs/>
+                          <w:sz w:val="28"/>
+                          <w:szCs w:val="28"/>
+                        </w:rPr>
+                      </w:pPr>
+                      <w:r>
+                        <w:rPr>
+                          <w:rFonts w:asciiTheme="majorBidi" w:hAnsiTheme="majorBidi" w:cstheme="majorBidi"/>
+                          <w:b/>
+                          <w:bCs/>
+                          <w:sz w:val="28"/>
+                          <w:szCs w:val="28"/>
+                        </w:rPr>
+                        <w:t>RKE2 Server (9345)</w:t>
+                      </w:r>
+                    </w:p>
+                    <w:p>
+                      <w:pPr>
+                        <w:spacing w:after="0"/>
+                        <w:rPr>
+                          <w:rFonts w:asciiTheme="majorBidi" w:hAnsiTheme="majorBidi" w:cstheme="majorBidi"/>
+                          <w:b/>
+                          <w:bCs/>
+                          <w:sz w:val="28"/>
+                          <w:szCs w:val="28"/>
+                        </w:rPr>
+                      </w:pPr>
+                      <w:r>
+                        <w:rPr>
+                          <w:rFonts w:asciiTheme="majorBidi" w:hAnsiTheme="majorBidi" w:cstheme="majorBidi"/>
+                          <w:b/>
+                          <w:bCs/>
+                          <w:sz w:val="28"/>
+                          <w:szCs w:val="28"/>
+                        </w:rPr>
+                        <w:t xml:space="preserve">   │</w:t>
+                      </w:r>
+                    </w:p>
+                    <w:p>
+                      <w:pPr>
+                        <w:spacing w:after="0"/>
+                        <w:rPr>
+                          <w:rFonts w:asciiTheme="majorBidi" w:hAnsiTheme="majorBidi" w:cstheme="majorBidi"/>
+                          <w:b/>
+                          <w:bCs/>
+                          <w:sz w:val="28"/>
+                          <w:szCs w:val="28"/>
+                        </w:rPr>
+                      </w:pPr>
+                      <w:r>
+                        <w:rPr>
+                          <w:rFonts w:asciiTheme="majorBidi" w:hAnsiTheme="majorBidi" w:cstheme="majorBidi"/>
+                          <w:b/>
+                          <w:bCs/>
+                          <w:sz w:val="28"/>
+                          <w:szCs w:val="28"/>
+                        </w:rPr>
+                        <w:t xml:space="preserve">   ├── Validates token</w:t>
+                      </w:r>
+                    </w:p>
+                    <w:p>
+                      <w:pPr>
+                        <w:spacing w:after="0"/>
+                        <w:rPr>
+                          <w:rFonts w:asciiTheme="majorBidi" w:hAnsiTheme="majorBidi" w:cstheme="majorBidi"/>
+                          <w:b/>
+                          <w:bCs/>
+                          <w:sz w:val="28"/>
+                          <w:szCs w:val="28"/>
+                        </w:rPr>
+                      </w:pPr>
+                      <w:r>
+                        <w:rPr>
+                          <w:rFonts w:asciiTheme="majorBidi" w:hAnsiTheme="majorBidi" w:cstheme="majorBidi"/>
+                          <w:b/>
+                          <w:bCs/>
+                          <w:sz w:val="28"/>
+                          <w:szCs w:val="28"/>
+                        </w:rPr>
+                        <w:t xml:space="preserve">   ├── Downloads CA certificates</w:t>
+                      </w:r>
+                    </w:p>
+                    <w:p>
+                      <w:pPr>
+                        <w:spacing w:after="0"/>
+                        <w:rPr>
+                          <w:rFonts w:asciiTheme="majorBidi" w:hAnsiTheme="majorBidi" w:cstheme="majorBidi"/>
+                          <w:b/>
+                          <w:bCs/>
+                          <w:sz w:val="28"/>
+                          <w:szCs w:val="28"/>
+                        </w:rPr>
+                      </w:pPr>
+                      <w:r>
+                        <w:rPr>
+                          <w:rFonts w:asciiTheme="majorBidi" w:hAnsiTheme="majorBidi" w:cstheme="majorBidi"/>
+                          <w:b/>
+                          <w:bCs/>
+                          <w:sz w:val="28"/>
+                          <w:szCs w:val="28"/>
+                        </w:rPr>
+                        <w:t xml:space="preserve">   ├── Sends bootstrap configuration</w:t>
+                      </w:r>
+                    </w:p>
+                    <w:p>
+                      <w:pPr>
+                        <w:spacing w:after="0"/>
+                        <w:rPr>
+                          <w:rFonts w:asciiTheme="majorBidi" w:hAnsiTheme="majorBidi" w:cstheme="majorBidi"/>
+                          <w:b/>
+                          <w:bCs/>
+                          <w:sz w:val="28"/>
+                          <w:szCs w:val="28"/>
+                        </w:rPr>
+                      </w:pPr>
+                      <w:r>
+                        <w:rPr>
+                          <w:rFonts w:asciiTheme="majorBidi" w:hAnsiTheme="majorBidi" w:cstheme="majorBidi"/>
+                          <w:b/>
+                          <w:bCs/>
+                          <w:sz w:val="28"/>
+                          <w:szCs w:val="28"/>
+                        </w:rPr>
+                        <w:t xml:space="preserve"> </w:t>
+                      </w:r>
+                      <w:r>
+                        <w:rPr>
+                          <w:rFonts w:asciiTheme="majorBidi" w:hAnsiTheme="majorBidi" w:cstheme="majorBidi"/>
+                          <w:b/>
+                          <w:bCs/>
+                          <w:sz w:val="28"/>
+                          <w:szCs w:val="28"/>
+                        </w:rPr>
+                        <w:t xml:space="preserve">  </w:t>
+                      </w:r>
+                      <w:r>
+                        <w:rPr>
+                          <w:rFonts w:asciiTheme="majorBidi" w:hAnsiTheme="majorBidi" w:cstheme="majorBidi"/>
+                          <w:b/>
+                          <w:bCs/>
+                          <w:sz w:val="28"/>
+                          <w:szCs w:val="28"/>
+                        </w:rPr>
+                        <w:t>│</w:t>
+                      </w:r>
+                    </w:p>
+                    <w:p>
+                      <w:pPr>
+                        <w:spacing w:after="0"/>
+                        <w:rPr>
+                          <w:rFonts w:asciiTheme="majorBidi" w:hAnsiTheme="majorBidi" w:cstheme="majorBidi"/>
+                          <w:b/>
+                          <w:bCs/>
+                          <w:sz w:val="28"/>
+                          <w:szCs w:val="28"/>
+                        </w:rPr>
+                      </w:pPr>
+                      <w:r>
+                        <w:rPr>
+                          <w:rFonts w:asciiTheme="majorBidi" w:hAnsiTheme="majorBidi" w:cstheme="majorBidi"/>
+                          <w:b/>
+                          <w:bCs/>
+                          <w:sz w:val="28"/>
+                          <w:szCs w:val="28"/>
+                        </w:rPr>
+                        <w:t xml:space="preserve">Agent starts </w:t>
+                      </w:r>
+                      <w:proofErr w:type="spellStart"/>
+                      <w:r>
+                        <w:rPr>
+                          <w:rFonts w:asciiTheme="majorBidi" w:hAnsiTheme="majorBidi" w:cstheme="majorBidi"/>
+                          <w:b/>
+                          <w:bCs/>
+                          <w:sz w:val="28"/>
+                          <w:szCs w:val="28"/>
+                        </w:rPr>
+                        <w:t>kubelet</w:t>
+                      </w:r>
+                      <w:proofErr w:type="spellEnd"/>
+                    </w:p>
+                    <w:p>
+                      <w:pPr>
+                        <w:spacing w:after="0"/>
+                        <w:jc w:val="center"/>
+                      </w:pPr>
+                    </w:p>
+                  </w:txbxContent>
+                </v:textbox>
+              </v:rect>
+            </w:pict>
+          </mc:Fallback>
+        </mc:AlternateContent>
+      </w:r>
+      <w:r>
+        <w:rPr>
+          <w:rFonts w:asciiTheme="majorBidi" w:hAnsiTheme="majorBidi" w:cstheme="majorBidi"/>
+          <w:sz w:val="28"/>
+          <w:szCs w:val="28"/>
+        </w:rPr>
+        <w:t>A common misconception is that workers register directly with the Kubernetes API.</w:t>
+      </w:r>
+      <w:r>
+        <w:rPr>
+          <w:rFonts w:asciiTheme="majorBidi" w:hAnsiTheme="majorBidi" w:cstheme="majorBidi"/>
+          <w:sz w:val="28"/>
+          <w:szCs w:val="28"/>
+        </w:rPr>
+        <w:t xml:space="preserve"> </w:t>
+      </w:r>
+      <w:r>
+        <w:rPr>
+          <w:rFonts w:asciiTheme="majorBidi" w:hAnsiTheme="majorBidi" w:cstheme="majorBidi"/>
+          <w:sz w:val="28"/>
+          <w:szCs w:val="28"/>
+        </w:rPr>
+        <w:t>They don't.</w:t>
+      </w:r>
+      <w:r>
+        <w:rPr>
+          <w:rFonts w:asciiTheme="majorBidi" w:hAnsiTheme="majorBidi" w:cstheme="majorBidi"/>
+          <w:sz w:val="28"/>
+          <w:szCs w:val="28"/>
+        </w:rPr>
+        <w:t xml:space="preserve"> </w:t>
+      </w:r>
+      <w:r>
+        <w:rPr>
+          <w:rFonts w:asciiTheme="majorBidi" w:hAnsiTheme="majorBidi" w:cstheme="majorBidi"/>
+          <w:sz w:val="28"/>
+          <w:szCs w:val="28"/>
+        </w:rPr>
+        <w:t>The join sequence is:</w:t>
+      </w:r>
+    </w:p>
+    <w:p>
+      <w:pPr>
+        <w:ind w:left="720"/>
+        <w:jc w:val="both"/>
+        <w:rPr>
+          <w:rFonts w:asciiTheme="majorBidi" w:hAnsiTheme="majorBidi" w:cstheme="majorBidi"/>
+          <w:sz w:val="28"/>
+          <w:szCs w:val="28"/>
+        </w:rPr>
+      </w:pPr>
+    </w:p>
+    <w:p>
+      <w:pPr>
+        <w:ind w:left="720"/>
+        <w:jc w:val="both"/>
+        <w:rPr>
+          <w:rFonts w:asciiTheme="majorBidi" w:hAnsiTheme="majorBidi" w:cstheme="majorBidi"/>
+          <w:sz w:val="28"/>
+          <w:szCs w:val="28"/>
+        </w:rPr>
+      </w:pPr>
+    </w:p>
+    <w:p>
+      <w:pPr>
+        <w:ind w:left="720"/>
+        <w:jc w:val="both"/>
+        <w:rPr>
+          <w:rFonts w:asciiTheme="majorBidi" w:hAnsiTheme="majorBidi" w:cstheme="majorBidi"/>
+          <w:sz w:val="28"/>
+          <w:szCs w:val="28"/>
+        </w:rPr>
+      </w:pPr>
+    </w:p>
+    <w:p>
+      <w:pPr>
+        <w:ind w:left="720"/>
+        <w:jc w:val="both"/>
+        <w:rPr>
+          <w:rFonts w:asciiTheme="majorBidi" w:hAnsiTheme="majorBidi" w:cstheme="majorBidi"/>
+          <w:sz w:val="28"/>
+          <w:szCs w:val="28"/>
+        </w:rPr>
+      </w:pPr>
+    </w:p>
+    <w:p>
+      <w:pPr>
+        <w:ind w:left="720"/>
+        <w:jc w:val="both"/>
+        <w:rPr>
+          <w:rFonts w:asciiTheme="majorBidi" w:hAnsiTheme="majorBidi" w:cstheme="majorBidi"/>
+          <w:sz w:val="28"/>
+          <w:szCs w:val="28"/>
+        </w:rPr>
+      </w:pPr>
+    </w:p>
+    <w:p>
+      <w:pPr>
+        <w:ind w:left="720"/>
+        <w:jc w:val="both"/>
+        <w:rPr>
+          <w:rFonts w:asciiTheme="majorBidi" w:hAnsiTheme="majorBidi" w:cstheme="majorBidi"/>
+          <w:sz w:val="28"/>
+          <w:szCs w:val="28"/>
+        </w:rPr>
+      </w:pPr>
+    </w:p>
+    <w:p>
+      <w:pPr>
+        <w:ind w:left="720"/>
+        <w:jc w:val="both"/>
+        <w:rPr>
+          <w:rFonts w:asciiTheme="majorBidi" w:hAnsiTheme="majorBidi" w:cstheme="majorBidi"/>
+          <w:sz w:val="28"/>
+          <w:szCs w:val="28"/>
+        </w:rPr>
+      </w:pPr>
+    </w:p>
+    <w:p>
+      <w:pPr>
+        <w:ind w:left="720"/>
+        <w:jc w:val="both"/>
+        <w:rPr>
+          <w:rFonts w:asciiTheme="majorBidi" w:hAnsiTheme="majorBidi" w:cstheme="majorBidi"/>
+          <w:sz w:val="36"/>
+          <w:szCs w:val="36"/>
+        </w:rPr>
+      </w:pPr>
+    </w:p>
+    <w:p>
+      <w:pPr>
+        <w:spacing w:after="120"/>
+        <w:ind w:left="720"/>
+        <w:jc w:val="both"/>
+        <w:rPr>
+          <w:rFonts w:asciiTheme="majorBidi" w:hAnsiTheme="majorBidi" w:cstheme="majorBidi"/>
+          <w:sz w:val="28"/>
+          <w:szCs w:val="28"/>
+        </w:rPr>
+      </w:pPr>
+      <w:r>
+        <w:rPr>
+          <w:rFonts w:asciiTheme="majorBidi" w:hAnsiTheme="majorBidi" w:cstheme="majorBidi"/>
+          <w:sz w:val="28"/>
+          <w:szCs w:val="28"/>
+        </w:rPr>
+        <w:t xml:space="preserve">Only after the bootstrap process does the </w:t>
+      </w:r>
+      <w:proofErr w:type="spellStart"/>
+      <w:r>
+        <w:rPr>
+          <w:rFonts w:asciiTheme="majorBidi" w:hAnsiTheme="majorBidi" w:cstheme="majorBidi"/>
+          <w:sz w:val="28"/>
+          <w:szCs w:val="28"/>
+        </w:rPr>
+        <w:t>kubelet</w:t>
+      </w:r>
+      <w:proofErr w:type="spellEnd"/>
+      <w:r>
+        <w:rPr>
+          <w:rFonts w:asciiTheme="majorBidi" w:hAnsiTheme="majorBidi" w:cstheme="majorBidi"/>
+          <w:sz w:val="28"/>
+          <w:szCs w:val="28"/>
+        </w:rPr>
+        <w:t xml:space="preserve"> communicate with the Kubernetes API on port 6443.</w:t>
+      </w:r>
+    </w:p>
+    <w:p>
+      <w:pPr>
+        <w:spacing w:after="80"/>
+        <w:ind w:left="360"/>
+        <w:jc w:val="both"/>
+        <w:rPr>
+          <w:rFonts w:asciiTheme="majorBidi" w:hAnsiTheme="majorBidi" w:cstheme="majorBidi"/>
+          <w:sz w:val="28"/>
+          <w:szCs w:val="28"/>
+        </w:rPr>
+      </w:pPr>
+      <w:r>
+        <w:rPr>
+          <w:rFonts w:asciiTheme="majorBidi" w:hAnsiTheme="majorBidi" w:cstheme="majorBidi"/>
+          <w:sz w:val="28"/>
+          <w:szCs w:val="28"/>
+        </w:rPr>
+        <w:t>This is another major architectural difference.</w:t>
+      </w:r>
+    </w:p>
+    <w:p>
+      <w:pPr>
+        <w:spacing w:after="80"/>
+        <w:ind w:left="360"/>
+        <w:jc w:val="both"/>
+        <w:rPr>
+          <w:rFonts w:asciiTheme="majorBidi" w:hAnsiTheme="majorBidi" w:cstheme="majorBidi"/>
+          <w:sz w:val="28"/>
+          <w:szCs w:val="28"/>
+        </w:rPr>
+      </w:pPr>
+      <w:r>
+        <w:rPr>
+          <w:rFonts w:asciiTheme="majorBidi" w:hAnsiTheme="majorBidi" w:cstheme="majorBidi"/>
+          <w:sz w:val="28"/>
+          <w:szCs w:val="28"/>
+        </w:rPr>
+        <w:t xml:space="preserve">In RKE1, the </w:t>
+      </w:r>
+      <w:proofErr w:type="spellStart"/>
+      <w:r>
+        <w:rPr>
+          <w:rFonts w:asciiTheme="majorBidi" w:hAnsiTheme="majorBidi" w:cstheme="majorBidi"/>
+          <w:b/>
+          <w:bCs/>
+          <w:i/>
+          <w:iCs/>
+          <w:sz w:val="28"/>
+          <w:szCs w:val="28"/>
+        </w:rPr>
+        <w:t>cluster.yml</w:t>
+      </w:r>
+      <w:proofErr w:type="spellEnd"/>
+      <w:r>
+        <w:rPr>
+          <w:rFonts w:asciiTheme="majorBidi" w:hAnsiTheme="majorBidi" w:cstheme="majorBidi"/>
+          <w:sz w:val="28"/>
+          <w:szCs w:val="28"/>
+        </w:rPr>
+        <w:t xml:space="preserve"> file is the single source of truth, and the </w:t>
+      </w:r>
+      <w:proofErr w:type="spellStart"/>
+      <w:r>
+        <w:rPr>
+          <w:rFonts w:asciiTheme="majorBidi" w:hAnsiTheme="majorBidi" w:cstheme="majorBidi"/>
+          <w:sz w:val="28"/>
+          <w:szCs w:val="28"/>
+        </w:rPr>
+        <w:t>rke</w:t>
+      </w:r>
+      <w:proofErr w:type="spellEnd"/>
+      <w:r>
+        <w:rPr>
+          <w:rFonts w:asciiTheme="majorBidi" w:hAnsiTheme="majorBidi" w:cstheme="majorBidi"/>
+          <w:sz w:val="28"/>
+          <w:szCs w:val="28"/>
+        </w:rPr>
+        <w:t xml:space="preserve"> CLI distributes that configuration to every node over SSH.</w:t>
+      </w:r>
+    </w:p>
+    <w:p>
+      <w:pPr>
+        <w:ind w:left="360"/>
+        <w:jc w:val="both"/>
+        <w:rPr>
+          <w:rFonts w:asciiTheme="majorBidi" w:hAnsiTheme="majorBidi" w:cstheme="majorBidi"/>
+          <w:sz w:val="28"/>
+          <w:szCs w:val="28"/>
+        </w:rPr>
+      </w:pPr>
+      <w:r>
+        <w:rPr>
+          <w:rFonts w:asciiTheme="majorBidi" w:hAnsiTheme="majorBidi" w:cstheme="majorBidi"/>
+          <w:sz w:val="28"/>
+          <w:szCs w:val="28"/>
+        </w:rPr>
+        <w:t xml:space="preserve">In RKE2, there is no central configuration file. Each node is responsible for reading its own local configuration when its service starts. This makes RKE2 more aligned with a self-managing, </w:t>
+      </w:r>
+      <w:proofErr w:type="spellStart"/>
+      <w:r>
+        <w:rPr>
+          <w:rFonts w:asciiTheme="majorBidi" w:hAnsiTheme="majorBidi" w:cstheme="majorBidi"/>
+          <w:sz w:val="28"/>
+          <w:szCs w:val="28"/>
+        </w:rPr>
+        <w:t>systemd</w:t>
+      </w:r>
+      <w:proofErr w:type="spellEnd"/>
+      <w:r>
+        <w:rPr>
+          <w:rFonts w:asciiTheme="majorBidi" w:hAnsiTheme="majorBidi" w:cstheme="majorBidi"/>
+          <w:sz w:val="28"/>
+          <w:szCs w:val="28"/>
+        </w:rPr>
+        <w:t>-based architecture.</w:t>
+      </w:r>
+    </w:p>
     <w:sectPr>
       <w:pgSz w:w="11906" w:h="16838" w:code="9"/>
       <w:pgMar w:top="720" w:right="720" w:bottom="720" w:left="720" w:header="720" w:footer="720" w:gutter="0"/>
@@ -18527,6 +22471,119 @@
     </w:lvl>
   </w:abstractNum>
   <w:abstractNum w:abstractNumId="9" w15:restartNumberingAfterBreak="0">
+    <w:nsid w:val="0F2B11B1"/>
+    <w:multiLevelType w:val="hybridMultilevel"/>
+    <w:tmpl w:val="BF20CA24"/>
+    <w:lvl w:ilvl="0" w:tplc="04090003">
+      <w:start w:val="1"/>
+      <w:numFmt w:val="bullet"/>
+      <w:lvlText w:val="o"/>
+      <w:lvlJc w:val="left"/>
+      <w:pPr>
+        <w:ind w:left="1440" w:hanging="360"/>
+      </w:pPr>
+      <w:rPr>
+        <w:rFonts w:ascii="Courier New" w:hAnsi="Courier New" w:cs="Courier New" w:hint="default"/>
+      </w:rPr>
+    </w:lvl>
+    <w:lvl w:ilvl="1" w:tplc="04090003" w:tentative="1">
+      <w:start w:val="1"/>
+      <w:numFmt w:val="bullet"/>
+      <w:lvlText w:val="o"/>
+      <w:lvlJc w:val="left"/>
+      <w:pPr>
+        <w:ind w:left="2160" w:hanging="360"/>
+      </w:pPr>
+      <w:rPr>
+        <w:rFonts w:ascii="Courier New" w:hAnsi="Courier New" w:cs="Courier New" w:hint="default"/>
+      </w:rPr>
+    </w:lvl>
+    <w:lvl w:ilvl="2" w:tplc="04090005" w:tentative="1">
+      <w:start w:val="1"/>
+      <w:numFmt w:val="bullet"/>
+      <w:lvlText w:val=""/>
+      <w:lvlJc w:val="left"/>
+      <w:pPr>
+        <w:ind w:left="2880" w:hanging="360"/>
+      </w:pPr>
+      <w:rPr>
+        <w:rFonts w:ascii="Wingdings" w:hAnsi="Wingdings" w:hint="default"/>
+      </w:rPr>
+    </w:lvl>
+    <w:lvl w:ilvl="3" w:tplc="04090001" w:tentative="1">
+      <w:start w:val="1"/>
+      <w:numFmt w:val="bullet"/>
+      <w:lvlText w:val=""/>
+      <w:lvlJc w:val="left"/>
+      <w:pPr>
+        <w:ind w:left="3600" w:hanging="360"/>
+      </w:pPr>
+      <w:rPr>
+        <w:rFonts w:ascii="Symbol" w:hAnsi="Symbol" w:hint="default"/>
+      </w:rPr>
+    </w:lvl>
+    <w:lvl w:ilvl="4" w:tplc="04090003" w:tentative="1">
+      <w:start w:val="1"/>
+      <w:numFmt w:val="bullet"/>
+      <w:lvlText w:val="o"/>
+      <w:lvlJc w:val="left"/>
+      <w:pPr>
+        <w:ind w:left="4320" w:hanging="360"/>
+      </w:pPr>
+      <w:rPr>
+        <w:rFonts w:ascii="Courier New" w:hAnsi="Courier New" w:cs="Courier New" w:hint="default"/>
+      </w:rPr>
+    </w:lvl>
+    <w:lvl w:ilvl="5" w:tplc="04090005" w:tentative="1">
+      <w:start w:val="1"/>
+      <w:numFmt w:val="bullet"/>
+      <w:lvlText w:val=""/>
+      <w:lvlJc w:val="left"/>
+      <w:pPr>
+        <w:ind w:left="5040" w:hanging="360"/>
+      </w:pPr>
+      <w:rPr>
+        <w:rFonts w:ascii="Wingdings" w:hAnsi="Wingdings" w:hint="default"/>
+      </w:rPr>
+    </w:lvl>
+    <w:lvl w:ilvl="6" w:tplc="04090001" w:tentative="1">
+      <w:start w:val="1"/>
+      <w:numFmt w:val="bullet"/>
+      <w:lvlText w:val=""/>
+      <w:lvlJc w:val="left"/>
+      <w:pPr>
+        <w:ind w:left="5760" w:hanging="360"/>
+      </w:pPr>
+      <w:rPr>
+        <w:rFonts w:ascii="Symbol" w:hAnsi="Symbol" w:hint="default"/>
+      </w:rPr>
+    </w:lvl>
+    <w:lvl w:ilvl="7" w:tplc="04090003" w:tentative="1">
+      <w:start w:val="1"/>
+      <w:numFmt w:val="bullet"/>
+      <w:lvlText w:val="o"/>
+      <w:lvlJc w:val="left"/>
+      <w:pPr>
+        <w:ind w:left="6480" w:hanging="360"/>
+      </w:pPr>
+      <w:rPr>
+        <w:rFonts w:ascii="Courier New" w:hAnsi="Courier New" w:cs="Courier New" w:hint="default"/>
+      </w:rPr>
+    </w:lvl>
+    <w:lvl w:ilvl="8" w:tplc="04090005" w:tentative="1">
+      <w:start w:val="1"/>
+      <w:numFmt w:val="bullet"/>
+      <w:lvlText w:val=""/>
+      <w:lvlJc w:val="left"/>
+      <w:pPr>
+        <w:ind w:left="7200" w:hanging="360"/>
+      </w:pPr>
+      <w:rPr>
+        <w:rFonts w:ascii="Wingdings" w:hAnsi="Wingdings" w:hint="default"/>
+      </w:rPr>
+    </w:lvl>
+  </w:abstractNum>
+  <w:abstractNum w:abstractNumId="10" w15:restartNumberingAfterBreak="0">
     <w:nsid w:val="0F3D5417"/>
     <w:multiLevelType w:val="hybridMultilevel"/>
     <w:tmpl w:val="85DCC814"/>
@@ -18639,7 +22696,120 @@
       </w:rPr>
     </w:lvl>
   </w:abstractNum>
-  <w:abstractNum w:abstractNumId="10" w15:restartNumberingAfterBreak="0">
+  <w:abstractNum w:abstractNumId="11" w15:restartNumberingAfterBreak="0">
+    <w:nsid w:val="1146696E"/>
+    <w:multiLevelType w:val="hybridMultilevel"/>
+    <w:tmpl w:val="B8AE9A04"/>
+    <w:lvl w:ilvl="0" w:tplc="04090001">
+      <w:start w:val="1"/>
+      <w:numFmt w:val="bullet"/>
+      <w:lvlText w:val=""/>
+      <w:lvlJc w:val="left"/>
+      <w:pPr>
+        <w:ind w:left="1440" w:hanging="360"/>
+      </w:pPr>
+      <w:rPr>
+        <w:rFonts w:ascii="Symbol" w:hAnsi="Symbol" w:hint="default"/>
+      </w:rPr>
+    </w:lvl>
+    <w:lvl w:ilvl="1" w:tplc="04090003" w:tentative="1">
+      <w:start w:val="1"/>
+      <w:numFmt w:val="bullet"/>
+      <w:lvlText w:val="o"/>
+      <w:lvlJc w:val="left"/>
+      <w:pPr>
+        <w:ind w:left="2160" w:hanging="360"/>
+      </w:pPr>
+      <w:rPr>
+        <w:rFonts w:ascii="Courier New" w:hAnsi="Courier New" w:cs="Courier New" w:hint="default"/>
+      </w:rPr>
+    </w:lvl>
+    <w:lvl w:ilvl="2" w:tplc="04090005" w:tentative="1">
+      <w:start w:val="1"/>
+      <w:numFmt w:val="bullet"/>
+      <w:lvlText w:val=""/>
+      <w:lvlJc w:val="left"/>
+      <w:pPr>
+        <w:ind w:left="2880" w:hanging="360"/>
+      </w:pPr>
+      <w:rPr>
+        <w:rFonts w:ascii="Wingdings" w:hAnsi="Wingdings" w:hint="default"/>
+      </w:rPr>
+    </w:lvl>
+    <w:lvl w:ilvl="3" w:tplc="04090001" w:tentative="1">
+      <w:start w:val="1"/>
+      <w:numFmt w:val="bullet"/>
+      <w:lvlText w:val=""/>
+      <w:lvlJc w:val="left"/>
+      <w:pPr>
+        <w:ind w:left="3600" w:hanging="360"/>
+      </w:pPr>
+      <w:rPr>
+        <w:rFonts w:ascii="Symbol" w:hAnsi="Symbol" w:hint="default"/>
+      </w:rPr>
+    </w:lvl>
+    <w:lvl w:ilvl="4" w:tplc="04090003" w:tentative="1">
+      <w:start w:val="1"/>
+      <w:numFmt w:val="bullet"/>
+      <w:lvlText w:val="o"/>
+      <w:lvlJc w:val="left"/>
+      <w:pPr>
+        <w:ind w:left="4320" w:hanging="360"/>
+      </w:pPr>
+      <w:rPr>
+        <w:rFonts w:ascii="Courier New" w:hAnsi="Courier New" w:cs="Courier New" w:hint="default"/>
+      </w:rPr>
+    </w:lvl>
+    <w:lvl w:ilvl="5" w:tplc="04090005" w:tentative="1">
+      <w:start w:val="1"/>
+      <w:numFmt w:val="bullet"/>
+      <w:lvlText w:val=""/>
+      <w:lvlJc w:val="left"/>
+      <w:pPr>
+        <w:ind w:left="5040" w:hanging="360"/>
+      </w:pPr>
+      <w:rPr>
+        <w:rFonts w:ascii="Wingdings" w:hAnsi="Wingdings" w:hint="default"/>
+      </w:rPr>
+    </w:lvl>
+    <w:lvl w:ilvl="6" w:tplc="04090001" w:tentative="1">
+      <w:start w:val="1"/>
+      <w:numFmt w:val="bullet"/>
+      <w:lvlText w:val=""/>
+      <w:lvlJc w:val="left"/>
+      <w:pPr>
+        <w:ind w:left="5760" w:hanging="360"/>
+      </w:pPr>
+      <w:rPr>
+        <w:rFonts w:ascii="Symbol" w:hAnsi="Symbol" w:hint="default"/>
+      </w:rPr>
+    </w:lvl>
+    <w:lvl w:ilvl="7" w:tplc="04090003" w:tentative="1">
+      <w:start w:val="1"/>
+      <w:numFmt w:val="bullet"/>
+      <w:lvlText w:val="o"/>
+      <w:lvlJc w:val="left"/>
+      <w:pPr>
+        <w:ind w:left="6480" w:hanging="360"/>
+      </w:pPr>
+      <w:rPr>
+        <w:rFonts w:ascii="Courier New" w:hAnsi="Courier New" w:cs="Courier New" w:hint="default"/>
+      </w:rPr>
+    </w:lvl>
+    <w:lvl w:ilvl="8" w:tplc="04090005" w:tentative="1">
+      <w:start w:val="1"/>
+      <w:numFmt w:val="bullet"/>
+      <w:lvlText w:val=""/>
+      <w:lvlJc w:val="left"/>
+      <w:pPr>
+        <w:ind w:left="7200" w:hanging="360"/>
+      </w:pPr>
+      <w:rPr>
+        <w:rFonts w:ascii="Wingdings" w:hAnsi="Wingdings" w:hint="default"/>
+      </w:rPr>
+    </w:lvl>
+  </w:abstractNum>
+  <w:abstractNum w:abstractNumId="12" w15:restartNumberingAfterBreak="0">
     <w:nsid w:val="1838640F"/>
     <w:multiLevelType w:val="hybridMultilevel"/>
     <w:tmpl w:val="D0B41BC8"/>
@@ -18752,7 +22922,7 @@
       </w:rPr>
     </w:lvl>
   </w:abstractNum>
-  <w:abstractNum w:abstractNumId="11" w15:restartNumberingAfterBreak="0">
+  <w:abstractNum w:abstractNumId="13" w15:restartNumberingAfterBreak="0">
     <w:nsid w:val="191448BA"/>
     <w:multiLevelType w:val="hybridMultilevel"/>
     <w:tmpl w:val="DB96C40E"/>
@@ -18865,7 +23035,7 @@
       </w:rPr>
     </w:lvl>
   </w:abstractNum>
-  <w:abstractNum w:abstractNumId="12" w15:restartNumberingAfterBreak="0">
+  <w:abstractNum w:abstractNumId="14" w15:restartNumberingAfterBreak="0">
     <w:nsid w:val="194F2621"/>
     <w:multiLevelType w:val="hybridMultilevel"/>
     <w:tmpl w:val="C6B46A7C"/>
@@ -18978,7 +23148,120 @@
       </w:rPr>
     </w:lvl>
   </w:abstractNum>
-  <w:abstractNum w:abstractNumId="13" w15:restartNumberingAfterBreak="0">
+  <w:abstractNum w:abstractNumId="15" w15:restartNumberingAfterBreak="0">
+    <w:nsid w:val="1CD71270"/>
+    <w:multiLevelType w:val="hybridMultilevel"/>
+    <w:tmpl w:val="DD4E9656"/>
+    <w:lvl w:ilvl="0" w:tplc="04090003">
+      <w:start w:val="1"/>
+      <w:numFmt w:val="bullet"/>
+      <w:lvlText w:val="o"/>
+      <w:lvlJc w:val="left"/>
+      <w:pPr>
+        <w:ind w:left="1440" w:hanging="360"/>
+      </w:pPr>
+      <w:rPr>
+        <w:rFonts w:ascii="Courier New" w:hAnsi="Courier New" w:cs="Courier New" w:hint="default"/>
+      </w:rPr>
+    </w:lvl>
+    <w:lvl w:ilvl="1" w:tplc="04090003" w:tentative="1">
+      <w:start w:val="1"/>
+      <w:numFmt w:val="bullet"/>
+      <w:lvlText w:val="o"/>
+      <w:lvlJc w:val="left"/>
+      <w:pPr>
+        <w:ind w:left="2160" w:hanging="360"/>
+      </w:pPr>
+      <w:rPr>
+        <w:rFonts w:ascii="Courier New" w:hAnsi="Courier New" w:cs="Courier New" w:hint="default"/>
+      </w:rPr>
+    </w:lvl>
+    <w:lvl w:ilvl="2" w:tplc="04090005" w:tentative="1">
+      <w:start w:val="1"/>
+      <w:numFmt w:val="bullet"/>
+      <w:lvlText w:val=""/>
+      <w:lvlJc w:val="left"/>
+      <w:pPr>
+        <w:ind w:left="2880" w:hanging="360"/>
+      </w:pPr>
+      <w:rPr>
+        <w:rFonts w:ascii="Wingdings" w:hAnsi="Wingdings" w:hint="default"/>
+      </w:rPr>
+    </w:lvl>
+    <w:lvl w:ilvl="3" w:tplc="04090001" w:tentative="1">
+      <w:start w:val="1"/>
+      <w:numFmt w:val="bullet"/>
+      <w:lvlText w:val=""/>
+      <w:lvlJc w:val="left"/>
+      <w:pPr>
+        <w:ind w:left="3600" w:hanging="360"/>
+      </w:pPr>
+      <w:rPr>
+        <w:rFonts w:ascii="Symbol" w:hAnsi="Symbol" w:hint="default"/>
+      </w:rPr>
+    </w:lvl>
+    <w:lvl w:ilvl="4" w:tplc="04090003" w:tentative="1">
+      <w:start w:val="1"/>
+      <w:numFmt w:val="bullet"/>
+      <w:lvlText w:val="o"/>
+      <w:lvlJc w:val="left"/>
+      <w:pPr>
+        <w:ind w:left="4320" w:hanging="360"/>
+      </w:pPr>
+      <w:rPr>
+        <w:rFonts w:ascii="Courier New" w:hAnsi="Courier New" w:cs="Courier New" w:hint="default"/>
+      </w:rPr>
+    </w:lvl>
+    <w:lvl w:ilvl="5" w:tplc="04090005" w:tentative="1">
+      <w:start w:val="1"/>
+      <w:numFmt w:val="bullet"/>
+      <w:lvlText w:val=""/>
+      <w:lvlJc w:val="left"/>
+      <w:pPr>
+        <w:ind w:left="5040" w:hanging="360"/>
+      </w:pPr>
+      <w:rPr>
+        <w:rFonts w:ascii="Wingdings" w:hAnsi="Wingdings" w:hint="default"/>
+      </w:rPr>
+    </w:lvl>
+    <w:lvl w:ilvl="6" w:tplc="04090001" w:tentative="1">
+      <w:start w:val="1"/>
+      <w:numFmt w:val="bullet"/>
+      <w:lvlText w:val=""/>
+      <w:lvlJc w:val="left"/>
+      <w:pPr>
+        <w:ind w:left="5760" w:hanging="360"/>
+      </w:pPr>
+      <w:rPr>
+        <w:rFonts w:ascii="Symbol" w:hAnsi="Symbol" w:hint="default"/>
+      </w:rPr>
+    </w:lvl>
+    <w:lvl w:ilvl="7" w:tplc="04090003" w:tentative="1">
+      <w:start w:val="1"/>
+      <w:numFmt w:val="bullet"/>
+      <w:lvlText w:val="o"/>
+      <w:lvlJc w:val="left"/>
+      <w:pPr>
+        <w:ind w:left="6480" w:hanging="360"/>
+      </w:pPr>
+      <w:rPr>
+        <w:rFonts w:ascii="Courier New" w:hAnsi="Courier New" w:cs="Courier New" w:hint="default"/>
+      </w:rPr>
+    </w:lvl>
+    <w:lvl w:ilvl="8" w:tplc="04090005" w:tentative="1">
+      <w:start w:val="1"/>
+      <w:numFmt w:val="bullet"/>
+      <w:lvlText w:val=""/>
+      <w:lvlJc w:val="left"/>
+      <w:pPr>
+        <w:ind w:left="7200" w:hanging="360"/>
+      </w:pPr>
+      <w:rPr>
+        <w:rFonts w:ascii="Wingdings" w:hAnsi="Wingdings" w:hint="default"/>
+      </w:rPr>
+    </w:lvl>
+  </w:abstractNum>
+  <w:abstractNum w:abstractNumId="16" w15:restartNumberingAfterBreak="0">
     <w:nsid w:val="24906A29"/>
     <w:multiLevelType w:val="hybridMultilevel"/>
     <w:tmpl w:val="FE6E4FF6"/>
@@ -19091,7 +23374,7 @@
       </w:rPr>
     </w:lvl>
   </w:abstractNum>
-  <w:abstractNum w:abstractNumId="14" w15:restartNumberingAfterBreak="0">
+  <w:abstractNum w:abstractNumId="17" w15:restartNumberingAfterBreak="0">
     <w:nsid w:val="25880791"/>
     <w:multiLevelType w:val="hybridMultilevel"/>
     <w:tmpl w:val="DC0E8E8C"/>
@@ -19204,7 +23487,7 @@
       </w:rPr>
     </w:lvl>
   </w:abstractNum>
-  <w:abstractNum w:abstractNumId="15" w15:restartNumberingAfterBreak="0">
+  <w:abstractNum w:abstractNumId="18" w15:restartNumberingAfterBreak="0">
     <w:nsid w:val="26A24593"/>
     <w:multiLevelType w:val="hybridMultilevel"/>
     <w:tmpl w:val="94982BCE"/>
@@ -19317,7 +23600,7 @@
       </w:rPr>
     </w:lvl>
   </w:abstractNum>
-  <w:abstractNum w:abstractNumId="16" w15:restartNumberingAfterBreak="0">
+  <w:abstractNum w:abstractNumId="19" w15:restartNumberingAfterBreak="0">
     <w:nsid w:val="26C45B7A"/>
     <w:multiLevelType w:val="hybridMultilevel"/>
     <w:tmpl w:val="30E63FEC"/>
@@ -19430,7 +23713,7 @@
       </w:rPr>
     </w:lvl>
   </w:abstractNum>
-  <w:abstractNum w:abstractNumId="17" w15:restartNumberingAfterBreak="0">
+  <w:abstractNum w:abstractNumId="20" w15:restartNumberingAfterBreak="0">
     <w:nsid w:val="277C04D2"/>
     <w:multiLevelType w:val="hybridMultilevel"/>
     <w:tmpl w:val="1994C5D6"/>
@@ -19543,7 +23826,7 @@
       </w:rPr>
     </w:lvl>
   </w:abstractNum>
-  <w:abstractNum w:abstractNumId="18" w15:restartNumberingAfterBreak="0">
+  <w:abstractNum w:abstractNumId="21" w15:restartNumberingAfterBreak="0">
     <w:nsid w:val="2990276C"/>
     <w:multiLevelType w:val="hybridMultilevel"/>
     <w:tmpl w:val="4882F710"/>
@@ -19656,7 +23939,120 @@
       </w:rPr>
     </w:lvl>
   </w:abstractNum>
-  <w:abstractNum w:abstractNumId="19" w15:restartNumberingAfterBreak="0">
+  <w:abstractNum w:abstractNumId="22" w15:restartNumberingAfterBreak="0">
+    <w:nsid w:val="2DD74FD5"/>
+    <w:multiLevelType w:val="hybridMultilevel"/>
+    <w:tmpl w:val="E2B86F6E"/>
+    <w:lvl w:ilvl="0" w:tplc="04090001">
+      <w:start w:val="1"/>
+      <w:numFmt w:val="bullet"/>
+      <w:lvlText w:val=""/>
+      <w:lvlJc w:val="left"/>
+      <w:pPr>
+        <w:ind w:left="1080" w:hanging="360"/>
+      </w:pPr>
+      <w:rPr>
+        <w:rFonts w:ascii="Symbol" w:hAnsi="Symbol" w:hint="default"/>
+      </w:rPr>
+    </w:lvl>
+    <w:lvl w:ilvl="1" w:tplc="04090003" w:tentative="1">
+      <w:start w:val="1"/>
+      <w:numFmt w:val="bullet"/>
+      <w:lvlText w:val="o"/>
+      <w:lvlJc w:val="left"/>
+      <w:pPr>
+        <w:ind w:left="1800" w:hanging="360"/>
+      </w:pPr>
+      <w:rPr>
+        <w:rFonts w:ascii="Courier New" w:hAnsi="Courier New" w:cs="Courier New" w:hint="default"/>
+      </w:rPr>
+    </w:lvl>
+    <w:lvl w:ilvl="2" w:tplc="04090005" w:tentative="1">
+      <w:start w:val="1"/>
+      <w:numFmt w:val="bullet"/>
+      <w:lvlText w:val=""/>
+      <w:lvlJc w:val="left"/>
+      <w:pPr>
+        <w:ind w:left="2520" w:hanging="360"/>
+      </w:pPr>
+      <w:rPr>
+        <w:rFonts w:ascii="Wingdings" w:hAnsi="Wingdings" w:hint="default"/>
+      </w:rPr>
+    </w:lvl>
+    <w:lvl w:ilvl="3" w:tplc="04090001" w:tentative="1">
+      <w:start w:val="1"/>
+      <w:numFmt w:val="bullet"/>
+      <w:lvlText w:val=""/>
+      <w:lvlJc w:val="left"/>
+      <w:pPr>
+        <w:ind w:left="3240" w:hanging="360"/>
+      </w:pPr>
+      <w:rPr>
+        <w:rFonts w:ascii="Symbol" w:hAnsi="Symbol" w:hint="default"/>
+      </w:rPr>
+    </w:lvl>
+    <w:lvl w:ilvl="4" w:tplc="04090003" w:tentative="1">
+      <w:start w:val="1"/>
+      <w:numFmt w:val="bullet"/>
+      <w:lvlText w:val="o"/>
+      <w:lvlJc w:val="left"/>
+      <w:pPr>
+        <w:ind w:left="3960" w:hanging="360"/>
+      </w:pPr>
+      <w:rPr>
+        <w:rFonts w:ascii="Courier New" w:hAnsi="Courier New" w:cs="Courier New" w:hint="default"/>
+      </w:rPr>
+    </w:lvl>
+    <w:lvl w:ilvl="5" w:tplc="04090005" w:tentative="1">
+      <w:start w:val="1"/>
+      <w:numFmt w:val="bullet"/>
+      <w:lvlText w:val=""/>
+      <w:lvlJc w:val="left"/>
+      <w:pPr>
+        <w:ind w:left="4680" w:hanging="360"/>
+      </w:pPr>
+      <w:rPr>
+        <w:rFonts w:ascii="Wingdings" w:hAnsi="Wingdings" w:hint="default"/>
+      </w:rPr>
+    </w:lvl>
+    <w:lvl w:ilvl="6" w:tplc="04090001" w:tentative="1">
+      <w:start w:val="1"/>
+      <w:numFmt w:val="bullet"/>
+      <w:lvlText w:val=""/>
+      <w:lvlJc w:val="left"/>
+      <w:pPr>
+        <w:ind w:left="5400" w:hanging="360"/>
+      </w:pPr>
+      <w:rPr>
+        <w:rFonts w:ascii="Symbol" w:hAnsi="Symbol" w:hint="default"/>
+      </w:rPr>
+    </w:lvl>
+    <w:lvl w:ilvl="7" w:tplc="04090003" w:tentative="1">
+      <w:start w:val="1"/>
+      <w:numFmt w:val="bullet"/>
+      <w:lvlText w:val="o"/>
+      <w:lvlJc w:val="left"/>
+      <w:pPr>
+        <w:ind w:left="6120" w:hanging="360"/>
+      </w:pPr>
+      <w:rPr>
+        <w:rFonts w:ascii="Courier New" w:hAnsi="Courier New" w:cs="Courier New" w:hint="default"/>
+      </w:rPr>
+    </w:lvl>
+    <w:lvl w:ilvl="8" w:tplc="04090005" w:tentative="1">
+      <w:start w:val="1"/>
+      <w:numFmt w:val="bullet"/>
+      <w:lvlText w:val=""/>
+      <w:lvlJc w:val="left"/>
+      <w:pPr>
+        <w:ind w:left="6840" w:hanging="360"/>
+      </w:pPr>
+      <w:rPr>
+        <w:rFonts w:ascii="Wingdings" w:hAnsi="Wingdings" w:hint="default"/>
+      </w:rPr>
+    </w:lvl>
+  </w:abstractNum>
+  <w:abstractNum w:abstractNumId="23" w15:restartNumberingAfterBreak="0">
     <w:nsid w:val="35565EEF"/>
     <w:multiLevelType w:val="hybridMultilevel"/>
     <w:tmpl w:val="88E2DE10"/>
@@ -19769,7 +24165,7 @@
       </w:rPr>
     </w:lvl>
   </w:abstractNum>
-  <w:abstractNum w:abstractNumId="20" w15:restartNumberingAfterBreak="0">
+  <w:abstractNum w:abstractNumId="24" w15:restartNumberingAfterBreak="0">
     <w:nsid w:val="3A6C0091"/>
     <w:multiLevelType w:val="hybridMultilevel"/>
     <w:tmpl w:val="F1A8625C"/>
@@ -19882,7 +24278,120 @@
       </w:rPr>
     </w:lvl>
   </w:abstractNum>
-  <w:abstractNum w:abstractNumId="21" w15:restartNumberingAfterBreak="0">
+  <w:abstractNum w:abstractNumId="25" w15:restartNumberingAfterBreak="0">
+    <w:nsid w:val="3B590C52"/>
+    <w:multiLevelType w:val="hybridMultilevel"/>
+    <w:tmpl w:val="89028B72"/>
+    <w:lvl w:ilvl="0" w:tplc="0409000D">
+      <w:start w:val="1"/>
+      <w:numFmt w:val="bullet"/>
+      <w:lvlText w:val=""/>
+      <w:lvlJc w:val="left"/>
+      <w:pPr>
+        <w:ind w:left="1080" w:hanging="360"/>
+      </w:pPr>
+      <w:rPr>
+        <w:rFonts w:ascii="Wingdings" w:hAnsi="Wingdings" w:hint="default"/>
+      </w:rPr>
+    </w:lvl>
+    <w:lvl w:ilvl="1" w:tplc="04090003" w:tentative="1">
+      <w:start w:val="1"/>
+      <w:numFmt w:val="bullet"/>
+      <w:lvlText w:val="o"/>
+      <w:lvlJc w:val="left"/>
+      <w:pPr>
+        <w:ind w:left="1800" w:hanging="360"/>
+      </w:pPr>
+      <w:rPr>
+        <w:rFonts w:ascii="Courier New" w:hAnsi="Courier New" w:cs="Courier New" w:hint="default"/>
+      </w:rPr>
+    </w:lvl>
+    <w:lvl w:ilvl="2" w:tplc="04090005" w:tentative="1">
+      <w:start w:val="1"/>
+      <w:numFmt w:val="bullet"/>
+      <w:lvlText w:val=""/>
+      <w:lvlJc w:val="left"/>
+      <w:pPr>
+        <w:ind w:left="2520" w:hanging="360"/>
+      </w:pPr>
+      <w:rPr>
+        <w:rFonts w:ascii="Wingdings" w:hAnsi="Wingdings" w:hint="default"/>
+      </w:rPr>
+    </w:lvl>
+    <w:lvl w:ilvl="3" w:tplc="04090001" w:tentative="1">
+      <w:start w:val="1"/>
+      <w:numFmt w:val="bullet"/>
+      <w:lvlText w:val=""/>
+      <w:lvlJc w:val="left"/>
+      <w:pPr>
+        <w:ind w:left="3240" w:hanging="360"/>
+      </w:pPr>
+      <w:rPr>
+        <w:rFonts w:ascii="Symbol" w:hAnsi="Symbol" w:hint="default"/>
+      </w:rPr>
+    </w:lvl>
+    <w:lvl w:ilvl="4" w:tplc="04090003" w:tentative="1">
+      <w:start w:val="1"/>
+      <w:numFmt w:val="bullet"/>
+      <w:lvlText w:val="o"/>
+      <w:lvlJc w:val="left"/>
+      <w:pPr>
+        <w:ind w:left="3960" w:hanging="360"/>
+      </w:pPr>
+      <w:rPr>
+        <w:rFonts w:ascii="Courier New" w:hAnsi="Courier New" w:cs="Courier New" w:hint="default"/>
+      </w:rPr>
+    </w:lvl>
+    <w:lvl w:ilvl="5" w:tplc="04090005" w:tentative="1">
+      <w:start w:val="1"/>
+      <w:numFmt w:val="bullet"/>
+      <w:lvlText w:val=""/>
+      <w:lvlJc w:val="left"/>
+      <w:pPr>
+        <w:ind w:left="4680" w:hanging="360"/>
+      </w:pPr>
+      <w:rPr>
+        <w:rFonts w:ascii="Wingdings" w:hAnsi="Wingdings" w:hint="default"/>
+      </w:rPr>
+    </w:lvl>
+    <w:lvl w:ilvl="6" w:tplc="04090001" w:tentative="1">
+      <w:start w:val="1"/>
+      <w:numFmt w:val="bullet"/>
+      <w:lvlText w:val=""/>
+      <w:lvlJc w:val="left"/>
+      <w:pPr>
+        <w:ind w:left="5400" w:hanging="360"/>
+      </w:pPr>
+      <w:rPr>
+        <w:rFonts w:ascii="Symbol" w:hAnsi="Symbol" w:hint="default"/>
+      </w:rPr>
+    </w:lvl>
+    <w:lvl w:ilvl="7" w:tplc="04090003" w:tentative="1">
+      <w:start w:val="1"/>
+      <w:numFmt w:val="bullet"/>
+      <w:lvlText w:val="o"/>
+      <w:lvlJc w:val="left"/>
+      <w:pPr>
+        <w:ind w:left="6120" w:hanging="360"/>
+      </w:pPr>
+      <w:rPr>
+        <w:rFonts w:ascii="Courier New" w:hAnsi="Courier New" w:cs="Courier New" w:hint="default"/>
+      </w:rPr>
+    </w:lvl>
+    <w:lvl w:ilvl="8" w:tplc="04090005" w:tentative="1">
+      <w:start w:val="1"/>
+      <w:numFmt w:val="bullet"/>
+      <w:lvlText w:val=""/>
+      <w:lvlJc w:val="left"/>
+      <w:pPr>
+        <w:ind w:left="6840" w:hanging="360"/>
+      </w:pPr>
+      <w:rPr>
+        <w:rFonts w:ascii="Wingdings" w:hAnsi="Wingdings" w:hint="default"/>
+      </w:rPr>
+    </w:lvl>
+  </w:abstractNum>
+  <w:abstractNum w:abstractNumId="26" w15:restartNumberingAfterBreak="0">
     <w:nsid w:val="3D5E08A1"/>
     <w:multiLevelType w:val="hybridMultilevel"/>
     <w:tmpl w:val="DCC4F5E8"/>
@@ -19995,7 +24504,7 @@
       </w:rPr>
     </w:lvl>
   </w:abstractNum>
-  <w:abstractNum w:abstractNumId="22" w15:restartNumberingAfterBreak="0">
+  <w:abstractNum w:abstractNumId="27" w15:restartNumberingAfterBreak="0">
     <w:nsid w:val="3DD42357"/>
     <w:multiLevelType w:val="hybridMultilevel"/>
     <w:tmpl w:val="3E1AD572"/>
@@ -20081,7 +24590,7 @@
       </w:pPr>
     </w:lvl>
   </w:abstractNum>
-  <w:abstractNum w:abstractNumId="23" w15:restartNumberingAfterBreak="0">
+  <w:abstractNum w:abstractNumId="28" w15:restartNumberingAfterBreak="0">
     <w:nsid w:val="3DD72FEE"/>
     <w:multiLevelType w:val="hybridMultilevel"/>
     <w:tmpl w:val="18724BF6"/>
@@ -20194,10 +24703,10 @@
       </w:rPr>
     </w:lvl>
   </w:abstractNum>
-  <w:abstractNum w:abstractNumId="24" w15:restartNumberingAfterBreak="0">
+  <w:abstractNum w:abstractNumId="29" w15:restartNumberingAfterBreak="0">
     <w:nsid w:val="42556B01"/>
     <w:multiLevelType w:val="hybridMultilevel"/>
-    <w:tmpl w:val="EB2A5226"/>
+    <w:tmpl w:val="483C77A8"/>
     <w:lvl w:ilvl="0" w:tplc="04090001">
       <w:start w:val="1"/>
       <w:numFmt w:val="bullet"/>
@@ -20307,7 +24816,120 @@
       </w:rPr>
     </w:lvl>
   </w:abstractNum>
-  <w:abstractNum w:abstractNumId="25" w15:restartNumberingAfterBreak="0">
+  <w:abstractNum w:abstractNumId="30" w15:restartNumberingAfterBreak="0">
+    <w:nsid w:val="44604ECD"/>
+    <w:multiLevelType w:val="hybridMultilevel"/>
+    <w:tmpl w:val="8EB42294"/>
+    <w:lvl w:ilvl="0" w:tplc="04090001">
+      <w:start w:val="1"/>
+      <w:numFmt w:val="bullet"/>
+      <w:lvlText w:val=""/>
+      <w:lvlJc w:val="left"/>
+      <w:pPr>
+        <w:ind w:left="1080" w:hanging="360"/>
+      </w:pPr>
+      <w:rPr>
+        <w:rFonts w:ascii="Symbol" w:hAnsi="Symbol" w:hint="default"/>
+      </w:rPr>
+    </w:lvl>
+    <w:lvl w:ilvl="1" w:tplc="04090003" w:tentative="1">
+      <w:start w:val="1"/>
+      <w:numFmt w:val="bullet"/>
+      <w:lvlText w:val="o"/>
+      <w:lvlJc w:val="left"/>
+      <w:pPr>
+        <w:ind w:left="1800" w:hanging="360"/>
+      </w:pPr>
+      <w:rPr>
+        <w:rFonts w:ascii="Courier New" w:hAnsi="Courier New" w:cs="Courier New" w:hint="default"/>
+      </w:rPr>
+    </w:lvl>
+    <w:lvl w:ilvl="2" w:tplc="04090005" w:tentative="1">
+      <w:start w:val="1"/>
+      <w:numFmt w:val="bullet"/>
+      <w:lvlText w:val=""/>
+      <w:lvlJc w:val="left"/>
+      <w:pPr>
+        <w:ind w:left="2520" w:hanging="360"/>
+      </w:pPr>
+      <w:rPr>
+        <w:rFonts w:ascii="Wingdings" w:hAnsi="Wingdings" w:hint="default"/>
+      </w:rPr>
+    </w:lvl>
+    <w:lvl w:ilvl="3" w:tplc="04090001" w:tentative="1">
+      <w:start w:val="1"/>
+      <w:numFmt w:val="bullet"/>
+      <w:lvlText w:val=""/>
+      <w:lvlJc w:val="left"/>
+      <w:pPr>
+        <w:ind w:left="3240" w:hanging="360"/>
+      </w:pPr>
+      <w:rPr>
+        <w:rFonts w:ascii="Symbol" w:hAnsi="Symbol" w:hint="default"/>
+      </w:rPr>
+    </w:lvl>
+    <w:lvl w:ilvl="4" w:tplc="04090003" w:tentative="1">
+      <w:start w:val="1"/>
+      <w:numFmt w:val="bullet"/>
+      <w:lvlText w:val="o"/>
+      <w:lvlJc w:val="left"/>
+      <w:pPr>
+        <w:ind w:left="3960" w:hanging="360"/>
+      </w:pPr>
+      <w:rPr>
+        <w:rFonts w:ascii="Courier New" w:hAnsi="Courier New" w:cs="Courier New" w:hint="default"/>
+      </w:rPr>
+    </w:lvl>
+    <w:lvl w:ilvl="5" w:tplc="04090005" w:tentative="1">
+      <w:start w:val="1"/>
+      <w:numFmt w:val="bullet"/>
+      <w:lvlText w:val=""/>
+      <w:lvlJc w:val="left"/>
+      <w:pPr>
+        <w:ind w:left="4680" w:hanging="360"/>
+      </w:pPr>
+      <w:rPr>
+        <w:rFonts w:ascii="Wingdings" w:hAnsi="Wingdings" w:hint="default"/>
+      </w:rPr>
+    </w:lvl>
+    <w:lvl w:ilvl="6" w:tplc="04090001" w:tentative="1">
+      <w:start w:val="1"/>
+      <w:numFmt w:val="bullet"/>
+      <w:lvlText w:val=""/>
+      <w:lvlJc w:val="left"/>
+      <w:pPr>
+        <w:ind w:left="5400" w:hanging="360"/>
+      </w:pPr>
+      <w:rPr>
+        <w:rFonts w:ascii="Symbol" w:hAnsi="Symbol" w:hint="default"/>
+      </w:rPr>
+    </w:lvl>
+    <w:lvl w:ilvl="7" w:tplc="04090003" w:tentative="1">
+      <w:start w:val="1"/>
+      <w:numFmt w:val="bullet"/>
+      <w:lvlText w:val="o"/>
+      <w:lvlJc w:val="left"/>
+      <w:pPr>
+        <w:ind w:left="6120" w:hanging="360"/>
+      </w:pPr>
+      <w:rPr>
+        <w:rFonts w:ascii="Courier New" w:hAnsi="Courier New" w:cs="Courier New" w:hint="default"/>
+      </w:rPr>
+    </w:lvl>
+    <w:lvl w:ilvl="8" w:tplc="04090005" w:tentative="1">
+      <w:start w:val="1"/>
+      <w:numFmt w:val="bullet"/>
+      <w:lvlText w:val=""/>
+      <w:lvlJc w:val="left"/>
+      <w:pPr>
+        <w:ind w:left="6840" w:hanging="360"/>
+      </w:pPr>
+      <w:rPr>
+        <w:rFonts w:ascii="Wingdings" w:hAnsi="Wingdings" w:hint="default"/>
+      </w:rPr>
+    </w:lvl>
+  </w:abstractNum>
+  <w:abstractNum w:abstractNumId="31" w15:restartNumberingAfterBreak="0">
     <w:nsid w:val="44EE1A35"/>
     <w:multiLevelType w:val="hybridMultilevel"/>
     <w:tmpl w:val="3E1AD572"/>
@@ -20393,7 +25015,7 @@
       </w:pPr>
     </w:lvl>
   </w:abstractNum>
-  <w:abstractNum w:abstractNumId="26" w15:restartNumberingAfterBreak="0">
+  <w:abstractNum w:abstractNumId="32" w15:restartNumberingAfterBreak="0">
     <w:nsid w:val="46ED3B24"/>
     <w:multiLevelType w:val="hybridMultilevel"/>
     <w:tmpl w:val="3EBC013C"/>
@@ -20506,7 +25128,7 @@
       </w:rPr>
     </w:lvl>
   </w:abstractNum>
-  <w:abstractNum w:abstractNumId="27" w15:restartNumberingAfterBreak="0">
+  <w:abstractNum w:abstractNumId="33" w15:restartNumberingAfterBreak="0">
     <w:nsid w:val="4E2D5F92"/>
     <w:multiLevelType w:val="hybridMultilevel"/>
     <w:tmpl w:val="6FCAFB32"/>
@@ -20619,7 +25241,7 @@
       </w:rPr>
     </w:lvl>
   </w:abstractNum>
-  <w:abstractNum w:abstractNumId="28" w15:restartNumberingAfterBreak="0">
+  <w:abstractNum w:abstractNumId="34" w15:restartNumberingAfterBreak="0">
     <w:nsid w:val="4FA950D2"/>
     <w:multiLevelType w:val="hybridMultilevel"/>
     <w:tmpl w:val="87AC639C"/>
@@ -20732,7 +25354,93 @@
       </w:rPr>
     </w:lvl>
   </w:abstractNum>
-  <w:abstractNum w:abstractNumId="29" w15:restartNumberingAfterBreak="0">
+  <w:abstractNum w:abstractNumId="35" w15:restartNumberingAfterBreak="0">
+    <w:nsid w:val="50132333"/>
+    <w:multiLevelType w:val="hybridMultilevel"/>
+    <w:tmpl w:val="EDCA0A86"/>
+    <w:lvl w:ilvl="0" w:tplc="FFFFFFFF">
+      <w:start w:val="1"/>
+      <w:numFmt w:val="decimal"/>
+      <w:lvlText w:val="%1."/>
+      <w:lvlJc w:val="left"/>
+      <w:pPr>
+        <w:ind w:left="720" w:hanging="360"/>
+      </w:pPr>
+    </w:lvl>
+    <w:lvl w:ilvl="1" w:tplc="FFFFFFFF" w:tentative="1">
+      <w:start w:val="1"/>
+      <w:numFmt w:val="lowerLetter"/>
+      <w:lvlText w:val="%2."/>
+      <w:lvlJc w:val="left"/>
+      <w:pPr>
+        <w:ind w:left="1440" w:hanging="360"/>
+      </w:pPr>
+    </w:lvl>
+    <w:lvl w:ilvl="2" w:tplc="FFFFFFFF" w:tentative="1">
+      <w:start w:val="1"/>
+      <w:numFmt w:val="lowerRoman"/>
+      <w:lvlText w:val="%3."/>
+      <w:lvlJc w:val="right"/>
+      <w:pPr>
+        <w:ind w:left="2160" w:hanging="180"/>
+      </w:pPr>
+    </w:lvl>
+    <w:lvl w:ilvl="3" w:tplc="FFFFFFFF" w:tentative="1">
+      <w:start w:val="1"/>
+      <w:numFmt w:val="decimal"/>
+      <w:lvlText w:val="%4."/>
+      <w:lvlJc w:val="left"/>
+      <w:pPr>
+        <w:ind w:left="2880" w:hanging="360"/>
+      </w:pPr>
+    </w:lvl>
+    <w:lvl w:ilvl="4" w:tplc="FFFFFFFF" w:tentative="1">
+      <w:start w:val="1"/>
+      <w:numFmt w:val="lowerLetter"/>
+      <w:lvlText w:val="%5."/>
+      <w:lvlJc w:val="left"/>
+      <w:pPr>
+        <w:ind w:left="3600" w:hanging="360"/>
+      </w:pPr>
+    </w:lvl>
+    <w:lvl w:ilvl="5" w:tplc="FFFFFFFF" w:tentative="1">
+      <w:start w:val="1"/>
+      <w:numFmt w:val="lowerRoman"/>
+      <w:lvlText w:val="%6."/>
+      <w:lvlJc w:val="right"/>
+      <w:pPr>
+        <w:ind w:left="4320" w:hanging="180"/>
+      </w:pPr>
+    </w:lvl>
+    <w:lvl w:ilvl="6" w:tplc="FFFFFFFF" w:tentative="1">
+      <w:start w:val="1"/>
+      <w:numFmt w:val="decimal"/>
+      <w:lvlText w:val="%7."/>
+      <w:lvlJc w:val="left"/>
+      <w:pPr>
+        <w:ind w:left="5040" w:hanging="360"/>
+      </w:pPr>
+    </w:lvl>
+    <w:lvl w:ilvl="7" w:tplc="FFFFFFFF" w:tentative="1">
+      <w:start w:val="1"/>
+      <w:numFmt w:val="lowerLetter"/>
+      <w:lvlText w:val="%8."/>
+      <w:lvlJc w:val="left"/>
+      <w:pPr>
+        <w:ind w:left="5760" w:hanging="360"/>
+      </w:pPr>
+    </w:lvl>
+    <w:lvl w:ilvl="8" w:tplc="FFFFFFFF" w:tentative="1">
+      <w:start w:val="1"/>
+      <w:numFmt w:val="lowerRoman"/>
+      <w:lvlText w:val="%9."/>
+      <w:lvlJc w:val="right"/>
+      <w:pPr>
+        <w:ind w:left="6480" w:hanging="180"/>
+      </w:pPr>
+    </w:lvl>
+  </w:abstractNum>
+  <w:abstractNum w:abstractNumId="36" w15:restartNumberingAfterBreak="0">
     <w:nsid w:val="5018606B"/>
     <w:multiLevelType w:val="hybridMultilevel"/>
     <w:tmpl w:val="8586D250"/>
@@ -20845,7 +25553,7 @@
       </w:rPr>
     </w:lvl>
   </w:abstractNum>
-  <w:abstractNum w:abstractNumId="30" w15:restartNumberingAfterBreak="0">
+  <w:abstractNum w:abstractNumId="37" w15:restartNumberingAfterBreak="0">
     <w:nsid w:val="51F9743F"/>
     <w:multiLevelType w:val="hybridMultilevel"/>
     <w:tmpl w:val="F018814C"/>
@@ -20958,7 +25666,7 @@
       </w:rPr>
     </w:lvl>
   </w:abstractNum>
-  <w:abstractNum w:abstractNumId="31" w15:restartNumberingAfterBreak="0">
+  <w:abstractNum w:abstractNumId="38" w15:restartNumberingAfterBreak="0">
     <w:nsid w:val="530F3920"/>
     <w:multiLevelType w:val="hybridMultilevel"/>
     <w:tmpl w:val="B728FE50"/>
@@ -21071,7 +25779,7 @@
       </w:rPr>
     </w:lvl>
   </w:abstractNum>
-  <w:abstractNum w:abstractNumId="32" w15:restartNumberingAfterBreak="0">
+  <w:abstractNum w:abstractNumId="39" w15:restartNumberingAfterBreak="0">
     <w:nsid w:val="54173ED1"/>
     <w:multiLevelType w:val="hybridMultilevel"/>
     <w:tmpl w:val="9542AD5C"/>
@@ -21184,7 +25892,7 @@
       </w:rPr>
     </w:lvl>
   </w:abstractNum>
-  <w:abstractNum w:abstractNumId="33" w15:restartNumberingAfterBreak="0">
+  <w:abstractNum w:abstractNumId="40" w15:restartNumberingAfterBreak="0">
     <w:nsid w:val="554C1340"/>
     <w:multiLevelType w:val="hybridMultilevel"/>
     <w:tmpl w:val="5E10F100"/>
@@ -21297,7 +26005,7 @@
       </w:rPr>
     </w:lvl>
   </w:abstractNum>
-  <w:abstractNum w:abstractNumId="34" w15:restartNumberingAfterBreak="0">
+  <w:abstractNum w:abstractNumId="41" w15:restartNumberingAfterBreak="0">
     <w:nsid w:val="56BB1A6E"/>
     <w:multiLevelType w:val="hybridMultilevel"/>
     <w:tmpl w:val="9764638E"/>
@@ -21410,7 +26118,7 @@
       </w:rPr>
     </w:lvl>
   </w:abstractNum>
-  <w:abstractNum w:abstractNumId="35" w15:restartNumberingAfterBreak="0">
+  <w:abstractNum w:abstractNumId="42" w15:restartNumberingAfterBreak="0">
     <w:nsid w:val="5ABE6576"/>
     <w:multiLevelType w:val="hybridMultilevel"/>
     <w:tmpl w:val="F2A8D4CC"/>
@@ -21523,7 +26231,120 @@
       </w:rPr>
     </w:lvl>
   </w:abstractNum>
-  <w:abstractNum w:abstractNumId="36" w15:restartNumberingAfterBreak="0">
+  <w:abstractNum w:abstractNumId="43" w15:restartNumberingAfterBreak="0">
+    <w:nsid w:val="5BF63F46"/>
+    <w:multiLevelType w:val="hybridMultilevel"/>
+    <w:tmpl w:val="171A9FC0"/>
+    <w:lvl w:ilvl="0" w:tplc="04090001">
+      <w:start w:val="1"/>
+      <w:numFmt w:val="bullet"/>
+      <w:lvlText w:val=""/>
+      <w:lvlJc w:val="left"/>
+      <w:pPr>
+        <w:ind w:left="1080" w:hanging="360"/>
+      </w:pPr>
+      <w:rPr>
+        <w:rFonts w:ascii="Symbol" w:hAnsi="Symbol" w:hint="default"/>
+      </w:rPr>
+    </w:lvl>
+    <w:lvl w:ilvl="1" w:tplc="FFFFFFFF" w:tentative="1">
+      <w:start w:val="1"/>
+      <w:numFmt w:val="bullet"/>
+      <w:lvlText w:val="o"/>
+      <w:lvlJc w:val="left"/>
+      <w:pPr>
+        <w:ind w:left="1800" w:hanging="360"/>
+      </w:pPr>
+      <w:rPr>
+        <w:rFonts w:ascii="Courier New" w:hAnsi="Courier New" w:cs="Courier New" w:hint="default"/>
+      </w:rPr>
+    </w:lvl>
+    <w:lvl w:ilvl="2" w:tplc="FFFFFFFF" w:tentative="1">
+      <w:start w:val="1"/>
+      <w:numFmt w:val="bullet"/>
+      <w:lvlText w:val=""/>
+      <w:lvlJc w:val="left"/>
+      <w:pPr>
+        <w:ind w:left="2520" w:hanging="360"/>
+      </w:pPr>
+      <w:rPr>
+        <w:rFonts w:ascii="Wingdings" w:hAnsi="Wingdings" w:hint="default"/>
+      </w:rPr>
+    </w:lvl>
+    <w:lvl w:ilvl="3" w:tplc="FFFFFFFF" w:tentative="1">
+      <w:start w:val="1"/>
+      <w:numFmt w:val="bullet"/>
+      <w:lvlText w:val=""/>
+      <w:lvlJc w:val="left"/>
+      <w:pPr>
+        <w:ind w:left="3240" w:hanging="360"/>
+      </w:pPr>
+      <w:rPr>
+        <w:rFonts w:ascii="Symbol" w:hAnsi="Symbol" w:hint="default"/>
+      </w:rPr>
+    </w:lvl>
+    <w:lvl w:ilvl="4" w:tplc="FFFFFFFF" w:tentative="1">
+      <w:start w:val="1"/>
+      <w:numFmt w:val="bullet"/>
+      <w:lvlText w:val="o"/>
+      <w:lvlJc w:val="left"/>
+      <w:pPr>
+        <w:ind w:left="3960" w:hanging="360"/>
+      </w:pPr>
+      <w:rPr>
+        <w:rFonts w:ascii="Courier New" w:hAnsi="Courier New" w:cs="Courier New" w:hint="default"/>
+      </w:rPr>
+    </w:lvl>
+    <w:lvl w:ilvl="5" w:tplc="FFFFFFFF" w:tentative="1">
+      <w:start w:val="1"/>
+      <w:numFmt w:val="bullet"/>
+      <w:lvlText w:val=""/>
+      <w:lvlJc w:val="left"/>
+      <w:pPr>
+        <w:ind w:left="4680" w:hanging="360"/>
+      </w:pPr>
+      <w:rPr>
+        <w:rFonts w:ascii="Wingdings" w:hAnsi="Wingdings" w:hint="default"/>
+      </w:rPr>
+    </w:lvl>
+    <w:lvl w:ilvl="6" w:tplc="FFFFFFFF" w:tentative="1">
+      <w:start w:val="1"/>
+      <w:numFmt w:val="bullet"/>
+      <w:lvlText w:val=""/>
+      <w:lvlJc w:val="left"/>
+      <w:pPr>
+        <w:ind w:left="5400" w:hanging="360"/>
+      </w:pPr>
+      <w:rPr>
+        <w:rFonts w:ascii="Symbol" w:hAnsi="Symbol" w:hint="default"/>
+      </w:rPr>
+    </w:lvl>
+    <w:lvl w:ilvl="7" w:tplc="FFFFFFFF" w:tentative="1">
+      <w:start w:val="1"/>
+      <w:numFmt w:val="bullet"/>
+      <w:lvlText w:val="o"/>
+      <w:lvlJc w:val="left"/>
+      <w:pPr>
+        <w:ind w:left="6120" w:hanging="360"/>
+      </w:pPr>
+      <w:rPr>
+        <w:rFonts w:ascii="Courier New" w:hAnsi="Courier New" w:cs="Courier New" w:hint="default"/>
+      </w:rPr>
+    </w:lvl>
+    <w:lvl w:ilvl="8" w:tplc="FFFFFFFF" w:tentative="1">
+      <w:start w:val="1"/>
+      <w:numFmt w:val="bullet"/>
+      <w:lvlText w:val=""/>
+      <w:lvlJc w:val="left"/>
+      <w:pPr>
+        <w:ind w:left="6840" w:hanging="360"/>
+      </w:pPr>
+      <w:rPr>
+        <w:rFonts w:ascii="Wingdings" w:hAnsi="Wingdings" w:hint="default"/>
+      </w:rPr>
+    </w:lvl>
+  </w:abstractNum>
+  <w:abstractNum w:abstractNumId="44" w15:restartNumberingAfterBreak="0">
     <w:nsid w:val="5D4455E6"/>
     <w:multiLevelType w:val="hybridMultilevel"/>
     <w:tmpl w:val="0E3A22E0"/>
@@ -21636,7 +26457,7 @@
       </w:rPr>
     </w:lvl>
   </w:abstractNum>
-  <w:abstractNum w:abstractNumId="37" w15:restartNumberingAfterBreak="0">
+  <w:abstractNum w:abstractNumId="45" w15:restartNumberingAfterBreak="0">
     <w:nsid w:val="5E6E6887"/>
     <w:multiLevelType w:val="hybridMultilevel"/>
     <w:tmpl w:val="73782A7A"/>
@@ -21749,7 +26570,7 @@
       </w:rPr>
     </w:lvl>
   </w:abstractNum>
-  <w:abstractNum w:abstractNumId="38" w15:restartNumberingAfterBreak="0">
+  <w:abstractNum w:abstractNumId="46" w15:restartNumberingAfterBreak="0">
     <w:nsid w:val="626E6F4B"/>
     <w:multiLevelType w:val="hybridMultilevel"/>
     <w:tmpl w:val="6A222D0A"/>
@@ -21862,7 +26683,7 @@
       </w:rPr>
     </w:lvl>
   </w:abstractNum>
-  <w:abstractNum w:abstractNumId="39" w15:restartNumberingAfterBreak="0">
+  <w:abstractNum w:abstractNumId="47" w15:restartNumberingAfterBreak="0">
     <w:nsid w:val="62D42A94"/>
     <w:multiLevelType w:val="hybridMultilevel"/>
     <w:tmpl w:val="6DBC580A"/>
@@ -21975,7 +26796,7 @@
       </w:rPr>
     </w:lvl>
   </w:abstractNum>
-  <w:abstractNum w:abstractNumId="40" w15:restartNumberingAfterBreak="0">
+  <w:abstractNum w:abstractNumId="48" w15:restartNumberingAfterBreak="0">
     <w:nsid w:val="67EA387C"/>
     <w:multiLevelType w:val="hybridMultilevel"/>
     <w:tmpl w:val="B04E1BDC"/>
@@ -22088,10 +26909,10 @@
       </w:rPr>
     </w:lvl>
   </w:abstractNum>
-  <w:abstractNum w:abstractNumId="41" w15:restartNumberingAfterBreak="0">
+  <w:abstractNum w:abstractNumId="49" w15:restartNumberingAfterBreak="0">
     <w:nsid w:val="6BF15CF4"/>
     <w:multiLevelType w:val="hybridMultilevel"/>
-    <w:tmpl w:val="CDB8BC52"/>
+    <w:tmpl w:val="3FC00F74"/>
     <w:lvl w:ilvl="0" w:tplc="0409000F">
       <w:start w:val="1"/>
       <w:numFmt w:val="decimal"/>
@@ -22174,7 +26995,7 @@
       </w:pPr>
     </w:lvl>
   </w:abstractNum>
-  <w:abstractNum w:abstractNumId="42" w15:restartNumberingAfterBreak="0">
+  <w:abstractNum w:abstractNumId="50" w15:restartNumberingAfterBreak="0">
     <w:nsid w:val="6C8B5BDF"/>
     <w:multiLevelType w:val="hybridMultilevel"/>
     <w:tmpl w:val="87A64F1E"/>
@@ -22287,7 +27108,7 @@
       </w:rPr>
     </w:lvl>
   </w:abstractNum>
-  <w:abstractNum w:abstractNumId="43" w15:restartNumberingAfterBreak="0">
+  <w:abstractNum w:abstractNumId="51" w15:restartNumberingAfterBreak="0">
     <w:nsid w:val="6D14706B"/>
     <w:multiLevelType w:val="hybridMultilevel"/>
     <w:tmpl w:val="0CC8D38E"/>
@@ -22400,7 +27221,7 @@
       </w:rPr>
     </w:lvl>
   </w:abstractNum>
-  <w:abstractNum w:abstractNumId="44" w15:restartNumberingAfterBreak="0">
+  <w:abstractNum w:abstractNumId="52" w15:restartNumberingAfterBreak="0">
     <w:nsid w:val="72C12A53"/>
     <w:multiLevelType w:val="hybridMultilevel"/>
     <w:tmpl w:val="CA6C3078"/>
@@ -22513,7 +27334,7 @@
       </w:rPr>
     </w:lvl>
   </w:abstractNum>
-  <w:abstractNum w:abstractNumId="45" w15:restartNumberingAfterBreak="0">
+  <w:abstractNum w:abstractNumId="53" w15:restartNumberingAfterBreak="0">
     <w:nsid w:val="75B44829"/>
     <w:multiLevelType w:val="hybridMultilevel"/>
     <w:tmpl w:val="166A6952"/>
@@ -22626,7 +27447,7 @@
       </w:rPr>
     </w:lvl>
   </w:abstractNum>
-  <w:abstractNum w:abstractNumId="46" w15:restartNumberingAfterBreak="0">
+  <w:abstractNum w:abstractNumId="54" w15:restartNumberingAfterBreak="0">
     <w:nsid w:val="76631816"/>
     <w:multiLevelType w:val="hybridMultilevel"/>
     <w:tmpl w:val="76E25176"/>
@@ -22739,7 +27560,7 @@
       </w:rPr>
     </w:lvl>
   </w:abstractNum>
-  <w:abstractNum w:abstractNumId="47" w15:restartNumberingAfterBreak="0">
+  <w:abstractNum w:abstractNumId="55" w15:restartNumberingAfterBreak="0">
     <w:nsid w:val="7AC93700"/>
     <w:multiLevelType w:val="hybridMultilevel"/>
     <w:tmpl w:val="5964A68E"/>
@@ -22852,7 +27673,7 @@
       </w:rPr>
     </w:lvl>
   </w:abstractNum>
-  <w:abstractNum w:abstractNumId="48" w15:restartNumberingAfterBreak="0">
+  <w:abstractNum w:abstractNumId="56" w15:restartNumberingAfterBreak="0">
     <w:nsid w:val="7CA63865"/>
     <w:multiLevelType w:val="hybridMultilevel"/>
     <w:tmpl w:val="816A61BE"/>
@@ -22965,7 +27786,7 @@
       </w:rPr>
     </w:lvl>
   </w:abstractNum>
-  <w:abstractNum w:abstractNumId="49" w15:restartNumberingAfterBreak="0">
+  <w:abstractNum w:abstractNumId="57" w15:restartNumberingAfterBreak="0">
     <w:nsid w:val="7D5B6C19"/>
     <w:multiLevelType w:val="hybridMultilevel"/>
     <w:tmpl w:val="87A2D112"/>
@@ -23078,7 +27899,7 @@
       </w:rPr>
     </w:lvl>
   </w:abstractNum>
-  <w:abstractNum w:abstractNumId="50" w15:restartNumberingAfterBreak="0">
+  <w:abstractNum w:abstractNumId="58" w15:restartNumberingAfterBreak="0">
     <w:nsid w:val="7D946EB7"/>
     <w:multiLevelType w:val="hybridMultilevel"/>
     <w:tmpl w:val="6A722ABE"/>
@@ -23192,106 +28013,106 @@
     </w:lvl>
   </w:abstractNum>
   <w:num w:numId="1" w16cid:durableId="1381054756">
-    <w:abstractNumId w:val="42"/>
+    <w:abstractNumId w:val="50"/>
   </w:num>
   <w:num w:numId="2" w16cid:durableId="1866288992">
-    <w:abstractNumId w:val="36"/>
+    <w:abstractNumId w:val="44"/>
   </w:num>
   <w:num w:numId="3" w16cid:durableId="1385640281">
-    <w:abstractNumId w:val="43"/>
+    <w:abstractNumId w:val="51"/>
   </w:num>
   <w:num w:numId="4" w16cid:durableId="1191840177">
-    <w:abstractNumId w:val="45"/>
+    <w:abstractNumId w:val="53"/>
   </w:num>
   <w:num w:numId="5" w16cid:durableId="659502938">
-    <w:abstractNumId w:val="15"/>
+    <w:abstractNumId w:val="18"/>
   </w:num>
   <w:num w:numId="6" w16cid:durableId="1299608194">
-    <w:abstractNumId w:val="20"/>
+    <w:abstractNumId w:val="24"/>
   </w:num>
   <w:num w:numId="7" w16cid:durableId="831944659">
-    <w:abstractNumId w:val="23"/>
+    <w:abstractNumId w:val="28"/>
   </w:num>
   <w:num w:numId="8" w16cid:durableId="1682314387">
-    <w:abstractNumId w:val="46"/>
+    <w:abstractNumId w:val="54"/>
   </w:num>
   <w:num w:numId="9" w16cid:durableId="1274895461">
-    <w:abstractNumId w:val="26"/>
+    <w:abstractNumId w:val="32"/>
   </w:num>
   <w:num w:numId="10" w16cid:durableId="1170296600">
-    <w:abstractNumId w:val="13"/>
+    <w:abstractNumId w:val="16"/>
   </w:num>
   <w:num w:numId="11" w16cid:durableId="1444686962">
-    <w:abstractNumId w:val="27"/>
+    <w:abstractNumId w:val="33"/>
   </w:num>
   <w:num w:numId="12" w16cid:durableId="2112818016">
     <w:abstractNumId w:val="2"/>
   </w:num>
   <w:num w:numId="13" w16cid:durableId="533424378">
-    <w:abstractNumId w:val="48"/>
+    <w:abstractNumId w:val="56"/>
   </w:num>
   <w:num w:numId="14" w16cid:durableId="966547755">
     <w:abstractNumId w:val="3"/>
   </w:num>
   <w:num w:numId="15" w16cid:durableId="1492401795">
-    <w:abstractNumId w:val="38"/>
+    <w:abstractNumId w:val="46"/>
   </w:num>
   <w:num w:numId="16" w16cid:durableId="682896817">
-    <w:abstractNumId w:val="33"/>
+    <w:abstractNumId w:val="40"/>
   </w:num>
   <w:num w:numId="17" w16cid:durableId="734544564">
-    <w:abstractNumId w:val="35"/>
+    <w:abstractNumId w:val="42"/>
   </w:num>
   <w:num w:numId="18" w16cid:durableId="172689143">
-    <w:abstractNumId w:val="41"/>
+    <w:abstractNumId w:val="49"/>
   </w:num>
   <w:num w:numId="19" w16cid:durableId="1825048666">
-    <w:abstractNumId w:val="9"/>
+    <w:abstractNumId w:val="10"/>
   </w:num>
   <w:num w:numId="20" w16cid:durableId="15087889">
     <w:abstractNumId w:val="1"/>
   </w:num>
   <w:num w:numId="21" w16cid:durableId="141234081">
-    <w:abstractNumId w:val="34"/>
+    <w:abstractNumId w:val="41"/>
   </w:num>
   <w:num w:numId="22" w16cid:durableId="1219706527">
-    <w:abstractNumId w:val="10"/>
+    <w:abstractNumId w:val="12"/>
   </w:num>
   <w:num w:numId="23" w16cid:durableId="1649628579">
     <w:abstractNumId w:val="4"/>
   </w:num>
   <w:num w:numId="24" w16cid:durableId="2094468403">
-    <w:abstractNumId w:val="22"/>
+    <w:abstractNumId w:val="27"/>
   </w:num>
   <w:num w:numId="25" w16cid:durableId="1063061622">
-    <w:abstractNumId w:val="19"/>
+    <w:abstractNumId w:val="23"/>
   </w:num>
   <w:num w:numId="26" w16cid:durableId="1584292666">
     <w:abstractNumId w:val="0"/>
   </w:num>
   <w:num w:numId="27" w16cid:durableId="891423556">
-    <w:abstractNumId w:val="29"/>
+    <w:abstractNumId w:val="36"/>
   </w:num>
   <w:num w:numId="28" w16cid:durableId="1524631428">
     <w:abstractNumId w:val="6"/>
   </w:num>
   <w:num w:numId="29" w16cid:durableId="1275554347">
-    <w:abstractNumId w:val="28"/>
+    <w:abstractNumId w:val="34"/>
   </w:num>
   <w:num w:numId="30" w16cid:durableId="2071729857">
-    <w:abstractNumId w:val="17"/>
+    <w:abstractNumId w:val="20"/>
   </w:num>
   <w:num w:numId="31" w16cid:durableId="177698774">
-    <w:abstractNumId w:val="18"/>
+    <w:abstractNumId w:val="21"/>
   </w:num>
   <w:num w:numId="32" w16cid:durableId="126899908">
-    <w:abstractNumId w:val="25"/>
+    <w:abstractNumId w:val="31"/>
   </w:num>
   <w:num w:numId="33" w16cid:durableId="2071920777">
-    <w:abstractNumId w:val="16"/>
+    <w:abstractNumId w:val="19"/>
   </w:num>
   <w:num w:numId="34" w16cid:durableId="1687055280">
-    <w:abstractNumId w:val="24"/>
+    <w:abstractNumId w:val="29"/>
   </w:num>
   <w:num w:numId="35" w16cid:durableId="1491097799">
     <w:abstractNumId w:val="5"/>
@@ -23300,49 +28121,73 @@
     <w:abstractNumId w:val="8"/>
   </w:num>
   <w:num w:numId="37" w16cid:durableId="429668245">
-    <w:abstractNumId w:val="49"/>
+    <w:abstractNumId w:val="57"/>
   </w:num>
   <w:num w:numId="38" w16cid:durableId="116488325">
-    <w:abstractNumId w:val="12"/>
+    <w:abstractNumId w:val="14"/>
   </w:num>
   <w:num w:numId="39" w16cid:durableId="284043271">
-    <w:abstractNumId w:val="30"/>
+    <w:abstractNumId w:val="37"/>
   </w:num>
   <w:num w:numId="40" w16cid:durableId="56439566">
-    <w:abstractNumId w:val="39"/>
+    <w:abstractNumId w:val="47"/>
   </w:num>
   <w:num w:numId="41" w16cid:durableId="1559319833">
-    <w:abstractNumId w:val="11"/>
+    <w:abstractNumId w:val="13"/>
   </w:num>
   <w:num w:numId="42" w16cid:durableId="890191567">
-    <w:abstractNumId w:val="31"/>
+    <w:abstractNumId w:val="38"/>
   </w:num>
   <w:num w:numId="43" w16cid:durableId="814688220">
-    <w:abstractNumId w:val="21"/>
+    <w:abstractNumId w:val="26"/>
   </w:num>
   <w:num w:numId="44" w16cid:durableId="584076042">
-    <w:abstractNumId w:val="50"/>
+    <w:abstractNumId w:val="58"/>
   </w:num>
   <w:num w:numId="45" w16cid:durableId="75834266">
     <w:abstractNumId w:val="7"/>
   </w:num>
   <w:num w:numId="46" w16cid:durableId="1867667917">
-    <w:abstractNumId w:val="37"/>
+    <w:abstractNumId w:val="45"/>
   </w:num>
   <w:num w:numId="47" w16cid:durableId="874544168">
-    <w:abstractNumId w:val="40"/>
+    <w:abstractNumId w:val="48"/>
   </w:num>
   <w:num w:numId="48" w16cid:durableId="862549956">
-    <w:abstractNumId w:val="47"/>
+    <w:abstractNumId w:val="55"/>
   </w:num>
   <w:num w:numId="49" w16cid:durableId="372386216">
-    <w:abstractNumId w:val="32"/>
+    <w:abstractNumId w:val="39"/>
   </w:num>
   <w:num w:numId="50" w16cid:durableId="1955403984">
-    <w:abstractNumId w:val="14"/>
+    <w:abstractNumId w:val="17"/>
   </w:num>
   <w:num w:numId="51" w16cid:durableId="1787582148">
-    <w:abstractNumId w:val="44"/>
+    <w:abstractNumId w:val="52"/>
+  </w:num>
+  <w:num w:numId="52" w16cid:durableId="558594536">
+    <w:abstractNumId w:val="35"/>
+  </w:num>
+  <w:num w:numId="53" w16cid:durableId="890992725">
+    <w:abstractNumId w:val="22"/>
+  </w:num>
+  <w:num w:numId="54" w16cid:durableId="1089736976">
+    <w:abstractNumId w:val="30"/>
+  </w:num>
+  <w:num w:numId="55" w16cid:durableId="539173113">
+    <w:abstractNumId w:val="25"/>
+  </w:num>
+  <w:num w:numId="56" w16cid:durableId="708259852">
+    <w:abstractNumId w:val="43"/>
+  </w:num>
+  <w:num w:numId="57" w16cid:durableId="204489095">
+    <w:abstractNumId w:val="9"/>
+  </w:num>
+  <w:num w:numId="58" w16cid:durableId="473258467">
+    <w:abstractNumId w:val="11"/>
+  </w:num>
+  <w:num w:numId="59" w16cid:durableId="335885268">
+    <w:abstractNumId w:val="15"/>
   </w:num>
   <w:numIdMacAtCleanup w:val="51"/>
 </w:numbering>
